--- a/CMA_W_B1_Ch14_AnswerKeys.docx
+++ b/CMA_W_B1_Ch14_AnswerKeys.docx
@@ -123,7 +123,40 @@
                 <w:sz w:val="16"/>
                 <w:szCs w:val="16"/>
               </w:rPr>
-              <w:t xml:space="preserve">9  </w:t>
+              <w:t xml:space="preserve">7  </w:t>
+            </w:r>
+            <w:r>
+              <w:rPr>
+                <w:sz w:val="17"/>
+                <w:szCs w:val="17"/>
+              </w:rPr>
+              <w:t xml:space="preserve">D</w:t>
+            </w:r>
+          </w:p>
+        </w:tc>
+        <w:tc>
+          <w:tcPr>
+            <w:tcW w:type="pct" w:w="1667"/>
+            <w:tcMar>
+              <w:top w:type="dxa" w:w="40"/>
+              <w:left w:type="dxa" w:w="100"/>
+              <w:bottom w:type="dxa" w:w="40"/>
+              <w:right w:type="dxa" w:w="100"/>
+            </w:tcMar>
+          </w:tcPr>
+          <w:p>
+            <w:pPr>
+              <w:spacing w:before="22" w:after="22"/>
+            </w:pPr>
+            <w:r>
+              <w:rPr>
+                <w:b/>
+                <w:bCs/>
+                <w:color w:val="8186EF"/>
+                <w:sz w:val="16"/>
+                <w:szCs w:val="16"/>
+              </w:rPr>
+              <w:t xml:space="preserve">13  </w:t>
             </w:r>
             <w:r>
               <w:rPr>
@@ -131,39 +164,6 @@
                 <w:szCs w:val="17"/>
               </w:rPr>
               <w:t xml:space="preserve">A</w:t>
-            </w:r>
-          </w:p>
-        </w:tc>
-        <w:tc>
-          <w:tcPr>
-            <w:tcW w:type="pct" w:w="1667"/>
-            <w:tcMar>
-              <w:top w:type="dxa" w:w="40"/>
-              <w:left w:type="dxa" w:w="100"/>
-              <w:bottom w:type="dxa" w:w="40"/>
-              <w:right w:type="dxa" w:w="100"/>
-            </w:tcMar>
-          </w:tcPr>
-          <w:p>
-            <w:pPr>
-              <w:spacing w:before="22" w:after="22"/>
-            </w:pPr>
-            <w:r>
-              <w:rPr>
-                <w:b/>
-                <w:bCs/>
-                <w:color w:val="8186EF"/>
-                <w:sz w:val="16"/>
-                <w:szCs w:val="16"/>
-              </w:rPr>
-              <w:t xml:space="preserve">17  </w:t>
-            </w:r>
-            <w:r>
-              <w:rPr>
-                <w:sz w:val="17"/>
-                <w:szCs w:val="17"/>
-              </w:rPr>
-              <w:t xml:space="preserve">B</w:t>
             </w:r>
           </w:p>
         </w:tc>
@@ -199,7 +199,7 @@
                 <w:sz w:val="17"/>
                 <w:szCs w:val="17"/>
               </w:rPr>
-              <w:t xml:space="preserve">lease term · lessee</w:t>
+              <w:t xml:space="preserve">lessee · lessor · lease term</w:t>
             </w:r>
           </w:p>
         </w:tc>
@@ -226,14 +226,14 @@
                 <w:sz w:val="16"/>
                 <w:szCs w:val="16"/>
               </w:rPr>
-              <w:t xml:space="preserve">10  </w:t>
-            </w:r>
-            <w:r>
-              <w:rPr>
-                <w:sz w:val="17"/>
-                <w:szCs w:val="17"/>
-              </w:rPr>
-              <w:t xml:space="preserve">D</w:t>
+              <w:t xml:space="preserve">8  </w:t>
+            </w:r>
+            <w:r>
+              <w:rPr>
+                <w:sz w:val="17"/>
+                <w:szCs w:val="17"/>
+              </w:rPr>
+              <w:t xml:space="preserve">B</w:t>
             </w:r>
           </w:p>
         </w:tc>
@@ -260,14 +260,14 @@
                 <w:sz w:val="16"/>
                 <w:szCs w:val="16"/>
               </w:rPr>
-              <w:t xml:space="preserve">18  </w:t>
-            </w:r>
-            <w:r>
-              <w:rPr>
-                <w:sz w:val="17"/>
-                <w:szCs w:val="17"/>
-              </w:rPr>
-              <w:t xml:space="preserve">B</w:t>
+              <w:t xml:space="preserve">14  </w:t>
+            </w:r>
+            <w:r>
+              <w:rPr>
+                <w:sz w:val="17"/>
+                <w:szCs w:val="17"/>
+              </w:rPr>
+              <w:t xml:space="preserve">A</w:t>
             </w:r>
           </w:p>
         </w:tc>
@@ -302,73 +302,73 @@
                 <w:sz w:val="17"/>
                 <w:szCs w:val="17"/>
               </w:rPr>
-              <w:t xml:space="preserve">lessee · lessor · lease term</w:t>
-            </w:r>
-          </w:p>
-        </w:tc>
-        <w:tc>
-          <w:tcPr>
-            <w:tcW w:type="pct" w:w="1667"/>
-            <w:tcMar>
-              <w:top w:type="dxa" w:w="40"/>
-              <w:left w:type="dxa" w:w="100"/>
-              <w:bottom w:type="dxa" w:w="40"/>
-              <w:right w:type="dxa" w:w="100"/>
-            </w:tcMar>
-          </w:tcPr>
-          <w:p>
-            <w:pPr>
-              <w:spacing w:before="22" w:after="22"/>
-            </w:pPr>
-            <w:r>
-              <w:rPr>
-                <w:b/>
-                <w:bCs/>
-                <w:color w:val="8186EF"/>
-                <w:sz w:val="16"/>
-                <w:szCs w:val="16"/>
-              </w:rPr>
-              <w:t xml:space="preserve">11  </w:t>
-            </w:r>
-            <w:r>
-              <w:rPr>
-                <w:sz w:val="17"/>
-                <w:szCs w:val="17"/>
-              </w:rPr>
-              <w:t xml:space="preserve">C</w:t>
-            </w:r>
-          </w:p>
-        </w:tc>
-        <w:tc>
-          <w:tcPr>
-            <w:tcW w:type="pct" w:w="1667"/>
-            <w:tcMar>
-              <w:top w:type="dxa" w:w="40"/>
-              <w:left w:type="dxa" w:w="100"/>
-              <w:bottom w:type="dxa" w:w="40"/>
-              <w:right w:type="dxa" w:w="100"/>
-            </w:tcMar>
-          </w:tcPr>
-          <w:p>
-            <w:pPr>
-              <w:spacing w:before="22" w:after="22"/>
-            </w:pPr>
-            <w:r>
-              <w:rPr>
-                <w:b/>
-                <w:bCs/>
-                <w:color w:val="8186EF"/>
-                <w:sz w:val="16"/>
-                <w:szCs w:val="16"/>
-              </w:rPr>
-              <w:t xml:space="preserve">19  </w:t>
-            </w:r>
-            <w:r>
-              <w:rPr>
-                <w:sz w:val="17"/>
-                <w:szCs w:val="17"/>
-              </w:rPr>
-              <w:t xml:space="preserve">C</w:t>
+              <w:t xml:space="preserve">lease · lessee · incremental borrowing rate</w:t>
+            </w:r>
+          </w:p>
+        </w:tc>
+        <w:tc>
+          <w:tcPr>
+            <w:tcW w:type="pct" w:w="1667"/>
+            <w:tcMar>
+              <w:top w:type="dxa" w:w="40"/>
+              <w:left w:type="dxa" w:w="100"/>
+              <w:bottom w:type="dxa" w:w="40"/>
+              <w:right w:type="dxa" w:w="100"/>
+            </w:tcMar>
+          </w:tcPr>
+          <w:p>
+            <w:pPr>
+              <w:spacing w:before="22" w:after="22"/>
+            </w:pPr>
+            <w:r>
+              <w:rPr>
+                <w:b/>
+                <w:bCs/>
+                <w:color w:val="8186EF"/>
+                <w:sz w:val="16"/>
+                <w:szCs w:val="16"/>
+              </w:rPr>
+              <w:t xml:space="preserve">9  </w:t>
+            </w:r>
+            <w:r>
+              <w:rPr>
+                <w:sz w:val="17"/>
+                <w:szCs w:val="17"/>
+              </w:rPr>
+              <w:t xml:space="preserve">B</w:t>
+            </w:r>
+          </w:p>
+        </w:tc>
+        <w:tc>
+          <w:tcPr>
+            <w:tcW w:type="pct" w:w="1667"/>
+            <w:tcMar>
+              <w:top w:type="dxa" w:w="40"/>
+              <w:left w:type="dxa" w:w="100"/>
+              <w:bottom w:type="dxa" w:w="40"/>
+              <w:right w:type="dxa" w:w="100"/>
+            </w:tcMar>
+          </w:tcPr>
+          <w:p>
+            <w:pPr>
+              <w:spacing w:before="22" w:after="22"/>
+            </w:pPr>
+            <w:r>
+              <w:rPr>
+                <w:b/>
+                <w:bCs/>
+                <w:color w:val="8186EF"/>
+                <w:sz w:val="16"/>
+                <w:szCs w:val="16"/>
+              </w:rPr>
+              <w:t xml:space="preserve">15  </w:t>
+            </w:r>
+            <w:r>
+              <w:rPr>
+                <w:sz w:val="17"/>
+                <w:szCs w:val="17"/>
+              </w:rPr>
+              <w:t xml:space="preserve">Compare with the model earlier in this handout.</w:t>
             </w:r>
           </w:p>
         </w:tc>
@@ -431,14 +431,14 @@
                 <w:sz w:val="16"/>
                 <w:szCs w:val="16"/>
               </w:rPr>
-              <w:t xml:space="preserve">12  </w:t>
-            </w:r>
-            <w:r>
-              <w:rPr>
-                <w:sz w:val="17"/>
-                <w:szCs w:val="17"/>
-              </w:rPr>
-              <w:t xml:space="preserve">B</w:t>
+              <w:t xml:space="preserve">10  </w:t>
+            </w:r>
+            <w:r>
+              <w:rPr>
+                <w:sz w:val="17"/>
+                <w:szCs w:val="17"/>
+              </w:rPr>
+              <w:t xml:space="preserve">A</w:t>
             </w:r>
           </w:p>
         </w:tc>
@@ -465,14 +465,14 @@
                 <w:sz w:val="16"/>
                 <w:szCs w:val="16"/>
               </w:rPr>
-              <w:t xml:space="preserve">20  </w:t>
-            </w:r>
-            <w:r>
-              <w:rPr>
-                <w:sz w:val="17"/>
-                <w:szCs w:val="17"/>
-              </w:rPr>
-              <w:t xml:space="preserve">A</w:t>
+              <w:t xml:space="preserve">16  </w:t>
+            </w:r>
+            <w:r>
+              <w:rPr>
+                <w:sz w:val="17"/>
+                <w:szCs w:val="17"/>
+              </w:rPr>
+              <w:t xml:space="preserve">A lease is a contract that gives the right to control the use of an identified asset for a period of time in exchange for payment. The lessee uses the asset; the lessor provides it. The asset must be identified, and the supplier must not have a real right to swap it for another.</w:t>
             </w:r>
           </w:p>
         </w:tc>
@@ -533,47 +533,37 @@
                 <w:sz w:val="16"/>
                 <w:szCs w:val="16"/>
               </w:rPr>
-              <w:t xml:space="preserve">13  </w:t>
-            </w:r>
-            <w:r>
-              <w:rPr>
-                <w:sz w:val="17"/>
-                <w:szCs w:val="17"/>
-              </w:rPr>
-              <w:t xml:space="preserve">A</w:t>
-            </w:r>
-          </w:p>
-        </w:tc>
-        <w:tc>
-          <w:tcPr>
-            <w:tcW w:type="pct" w:w="1667"/>
-            <w:tcMar>
-              <w:top w:type="dxa" w:w="40"/>
-              <w:left w:type="dxa" w:w="100"/>
-              <w:bottom w:type="dxa" w:w="40"/>
-              <w:right w:type="dxa" w:w="100"/>
-            </w:tcMar>
-          </w:tcPr>
-          <w:p>
-            <w:pPr>
-              <w:spacing w:before="22" w:after="22"/>
-            </w:pPr>
-            <w:r>
-              <w:rPr>
-                <w:b/>
-                <w:bCs/>
-                <w:color w:val="8186EF"/>
-                <w:sz w:val="16"/>
-                <w:szCs w:val="16"/>
-              </w:rPr>
-              <w:t xml:space="preserve">21  </w:t>
-            </w:r>
-            <w:r>
-              <w:rPr>
-                <w:sz w:val="17"/>
-                <w:szCs w:val="17"/>
-              </w:rPr>
-              <w:t xml:space="preserve">Compare with the model earlier in this handout.</w:t>
+              <w:t xml:space="preserve">11  </w:t>
+            </w:r>
+            <w:r>
+              <w:rPr>
+                <w:sz w:val="17"/>
+                <w:szCs w:val="17"/>
+              </w:rPr>
+              <w:t xml:space="preserve">T</w:t>
+            </w:r>
+          </w:p>
+        </w:tc>
+        <w:tc>
+          <w:tcPr>
+            <w:tcW w:type="pct" w:w="1667"/>
+            <w:tcMar>
+              <w:top w:type="dxa" w:w="40"/>
+              <w:left w:type="dxa" w:w="100"/>
+              <w:bottom w:type="dxa" w:w="40"/>
+              <w:right w:type="dxa" w:w="100"/>
+            </w:tcMar>
+          </w:tcPr>
+          <w:p>
+            <w:pPr>
+              <w:spacing w:before="24" w:after="24"/>
+            </w:pPr>
+            <w:r>
+              <w:rPr>
+                <w:sz w:val="16"/>
+                <w:szCs w:val="16"/>
+              </w:rPr>
+              <w:t xml:space="preserve"/>
             </w:r>
           </w:p>
         </w:tc>
@@ -609,7 +599,7 @@
                 <w:sz w:val="17"/>
                 <w:szCs w:val="17"/>
               </w:rPr>
-              <w:t xml:space="preserve">B</w:t>
+              <w:t xml:space="preserve">A</w:t>
             </w:r>
           </w:p>
         </w:tc>
@@ -636,7 +626,7 @@
                 <w:sz w:val="16"/>
                 <w:szCs w:val="16"/>
               </w:rPr>
-              <w:t xml:space="preserve">14  </w:t>
+              <w:t xml:space="preserve">12  </w:t>
             </w:r>
             <w:r>
               <w:rPr>
@@ -644,201 +634,6 @@
                 <w:szCs w:val="17"/>
               </w:rPr>
               <w:t xml:space="preserve">T</w:t>
-            </w:r>
-          </w:p>
-        </w:tc>
-        <w:tc>
-          <w:tcPr>
-            <w:tcW w:type="pct" w:w="1667"/>
-            <w:shd w:fill="FBFAF6" w:val="clear"/>
-            <w:tcMar>
-              <w:top w:type="dxa" w:w="40"/>
-              <w:left w:type="dxa" w:w="100"/>
-              <w:bottom w:type="dxa" w:w="40"/>
-              <w:right w:type="dxa" w:w="100"/>
-            </w:tcMar>
-          </w:tcPr>
-          <w:p>
-            <w:pPr>
-              <w:spacing w:before="22" w:after="22"/>
-            </w:pPr>
-            <w:r>
-              <w:rPr>
-                <w:b/>
-                <w:bCs/>
-                <w:color w:val="8186EF"/>
-                <w:sz w:val="16"/>
-                <w:szCs w:val="16"/>
-              </w:rPr>
-              <w:t xml:space="preserve">22  </w:t>
-            </w:r>
-            <w:r>
-              <w:rPr>
-                <w:sz w:val="17"/>
-                <w:szCs w:val="17"/>
-              </w:rPr>
-              <w:t xml:space="preserve">A lease is a contract that gives the right to control the use of an identified asset for a period of time in exchange for payment. The lessee uses the asset; the lessor provides it. The asset must be identified, and the supplier must not have a real right to swap it for another.</w:t>
-            </w:r>
-          </w:p>
-        </w:tc>
-      </w:tr>
-      <w:tr>
-        <w:tc>
-          <w:tcPr>
-            <w:tcW w:type="pct" w:w="1667"/>
-            <w:tcMar>
-              <w:top w:type="dxa" w:w="40"/>
-              <w:left w:type="dxa" w:w="100"/>
-              <w:bottom w:type="dxa" w:w="40"/>
-              <w:right w:type="dxa" w:w="100"/>
-            </w:tcMar>
-          </w:tcPr>
-          <w:p>
-            <w:pPr>
-              <w:spacing w:before="22" w:after="22"/>
-            </w:pPr>
-            <w:r>
-              <w:rPr>
-                <w:b/>
-                <w:bCs/>
-                <w:color w:val="8186EF"/>
-                <w:sz w:val="16"/>
-                <w:szCs w:val="16"/>
-              </w:rPr>
-              <w:t xml:space="preserve">7  </w:t>
-            </w:r>
-            <w:r>
-              <w:rPr>
-                <w:sz w:val="17"/>
-                <w:szCs w:val="17"/>
-              </w:rPr>
-              <w:t xml:space="preserve">C</w:t>
-            </w:r>
-          </w:p>
-        </w:tc>
-        <w:tc>
-          <w:tcPr>
-            <w:tcW w:type="pct" w:w="1667"/>
-            <w:tcMar>
-              <w:top w:type="dxa" w:w="40"/>
-              <w:left w:type="dxa" w:w="100"/>
-              <w:bottom w:type="dxa" w:w="40"/>
-              <w:right w:type="dxa" w:w="100"/>
-            </w:tcMar>
-          </w:tcPr>
-          <w:p>
-            <w:pPr>
-              <w:spacing w:before="22" w:after="22"/>
-            </w:pPr>
-            <w:r>
-              <w:rPr>
-                <w:b/>
-                <w:bCs/>
-                <w:color w:val="8186EF"/>
-                <w:sz w:val="16"/>
-                <w:szCs w:val="16"/>
-              </w:rPr>
-              <w:t xml:space="preserve">15  </w:t>
-            </w:r>
-            <w:r>
-              <w:rPr>
-                <w:sz w:val="17"/>
-                <w:szCs w:val="17"/>
-              </w:rPr>
-              <w:t xml:space="preserve">C</w:t>
-            </w:r>
-          </w:p>
-        </w:tc>
-        <w:tc>
-          <w:tcPr>
-            <w:tcW w:type="pct" w:w="1667"/>
-            <w:tcMar>
-              <w:top w:type="dxa" w:w="40"/>
-              <w:left w:type="dxa" w:w="100"/>
-              <w:bottom w:type="dxa" w:w="40"/>
-              <w:right w:type="dxa" w:w="100"/>
-            </w:tcMar>
-          </w:tcPr>
-          <w:p>
-            <w:pPr>
-              <w:spacing w:before="24" w:after="24"/>
-            </w:pPr>
-            <w:r>
-              <w:rPr>
-                <w:sz w:val="16"/>
-                <w:szCs w:val="16"/>
-              </w:rPr>
-              <w:t xml:space="preserve"/>
-            </w:r>
-          </w:p>
-        </w:tc>
-      </w:tr>
-      <w:tr>
-        <w:tc>
-          <w:tcPr>
-            <w:tcW w:type="pct" w:w="1667"/>
-            <w:shd w:fill="FBFAF6" w:val="clear"/>
-            <w:tcMar>
-              <w:top w:type="dxa" w:w="40"/>
-              <w:left w:type="dxa" w:w="100"/>
-              <w:bottom w:type="dxa" w:w="40"/>
-              <w:right w:type="dxa" w:w="100"/>
-            </w:tcMar>
-          </w:tcPr>
-          <w:p>
-            <w:pPr>
-              <w:spacing w:before="22" w:after="22"/>
-            </w:pPr>
-            <w:r>
-              <w:rPr>
-                <w:b/>
-                <w:bCs/>
-                <w:color w:val="8186EF"/>
-                <w:sz w:val="16"/>
-                <w:szCs w:val="16"/>
-              </w:rPr>
-              <w:t xml:space="preserve">8  </w:t>
-            </w:r>
-            <w:r>
-              <w:rPr>
-                <w:sz w:val="17"/>
-                <w:szCs w:val="17"/>
-              </w:rPr>
-              <w:t xml:space="preserve">B</w:t>
-            </w:r>
-          </w:p>
-        </w:tc>
-        <w:tc>
-          <w:tcPr>
-            <w:tcW w:type="pct" w:w="1667"/>
-            <w:shd w:fill="FBFAF6" w:val="clear"/>
-            <w:tcMar>
-              <w:top w:type="dxa" w:w="40"/>
-              <w:left w:type="dxa" w:w="100"/>
-              <w:bottom w:type="dxa" w:w="40"/>
-              <w:right w:type="dxa" w:w="100"/>
-            </w:tcMar>
-          </w:tcPr>
-          <w:p>
-            <w:pPr>
-              <w:spacing w:before="22" w:after="22"/>
-            </w:pPr>
-            <w:r>
-              <w:rPr>
-                <w:b/>
-                <w:bCs/>
-                <w:color w:val="8186EF"/>
-                <w:sz w:val="16"/>
-                <w:szCs w:val="16"/>
-              </w:rPr>
-              <w:t xml:space="preserve">16  </w:t>
-            </w:r>
-            <w:r>
-              <w:rPr>
-                <w:sz w:val="17"/>
-                <w:szCs w:val="17"/>
-              </w:rPr>
-              <w:t xml:space="preserve">C</w:t>
             </w:r>
           </w:p>
         </w:tc>
@@ -927,7 +722,7 @@
           <w:sz w:val="16"/>
           <w:szCs w:val="16"/>
         </w:rPr>
-        <w:t xml:space="preserve">The book writes: “The lease term is the period the lessee cannot cancel, plus any renewal periods it is reasonably certain to use. SC14-2 A lease is noncancelable for four years, with a two-year renewal option that the lessee is reasonably certain to use.”</w:t>
+        <w:t xml:space="preserve">The book writes: “The lessee uses the asset; the lessor provides it. The asset must be identified, and the supplier must not have a real right to swap it for another. The lessee controls the asset if it gets almost all of its economic benefits and decides how it is used. The lease term is the period the lessee cannot cancel, plus any renewal periods it is reasonably certain to use.”</w:t>
       </w:r>
     </w:p>
     <w:p>
@@ -950,7 +745,7 @@
           <w:sz w:val="16"/>
           <w:szCs w:val="16"/>
         </w:rPr>
-        <w:t xml:space="preserve">The book writes: “The lessee uses the asset; the lessor provides it. The asset must be identified, and the supplier must not have a real right to swap it for another. The lessee controls the asset if it gets almost all of its economic benefits and decides how it is used. The lease term is the period the lessee cannot cancel, plus any renewal periods it is reasonably certain to use.”</w:t>
+        <w:t xml:space="preserve">The book writes: “The discount rate is the rate implicit in the lease if the lessee can find it; otherwise it is the lessee's incremental borrowing rate.”</w:t>
       </w:r>
     </w:p>
     <w:p>
@@ -1019,7 +814,7 @@
           <w:sz w:val="16"/>
           <w:szCs w:val="16"/>
         </w:rPr>
-        <w:t xml:space="preserve">The book numbers “Finance or operating? The five criteria” as section 14.2.</w:t>
+        <w:t xml:space="preserve">Without an identified asset there is no lease. B is wrong: Use alone does not create control of an identified asset. C is wrong: Length does not decide whether there is a lease.</w:t>
       </w:r>
     </w:p>
     <w:p>
@@ -1042,7 +837,7 @@
           <w:sz w:val="16"/>
           <w:szCs w:val="16"/>
         </w:rPr>
-        <w:t xml:space="preserve">The book numbers “Initial measurement” as section 14.3.</w:t>
+        <w:t xml:space="preserve">About 78% of the life meets the major-part test; one criterion is enough. A is wrong: Failing one test does not matter if another is met. B is wrong: Other criteria can still be met.</w:t>
       </w:r>
     </w:p>
     <w:p>
@@ -1065,7 +860,7 @@
           <w:sz w:val="16"/>
           <w:szCs w:val="16"/>
         </w:rPr>
-        <w:t xml:space="preserve">The book numbers “Subsequent measurement: two expense patterns” as section 14.4.</w:t>
+        <w:t xml:space="preserve">Interest falls as the liability falls: front-loaded. A is wrong: That describes the operating lease. C is wrong: Totals are the same; only timing differs.</w:t>
       </w:r>
     </w:p>
     <w:p>
@@ -1088,7 +883,7 @@
           <w:sz w:val="16"/>
           <w:szCs w:val="16"/>
         </w:rPr>
-        <w:t xml:space="preserve">Without an identified asset there is no lease. B is wrong: Use alone does not create control of an identified asset. C is wrong: Length does not decide whether there is a lease.</w:t>
+        <w:t xml:space="preserve">U.S. GAAP has only the short-term exemption. A is wrong: Both frameworks have it. C is wrong: Both frameworks use ROU assets.</w:t>
       </w:r>
     </w:p>
     <w:p>
@@ -1111,7 +906,7 @@
           <w:sz w:val="16"/>
           <w:szCs w:val="16"/>
         </w:rPr>
-        <w:t xml:space="preserve">About 78% of the life meets the major-part test; one criterion is enough. A is wrong: Failing one test does not matter if another is met. B is wrong: Other criteria can still be met.</w:t>
+        <w:t xml:space="preserve">Every cycle settles one rule and shows where it comes from.</w:t>
       </w:r>
     </w:p>
     <w:p>
@@ -1134,7 +929,7 @@
           <w:sz w:val="16"/>
           <w:szCs w:val="16"/>
         </w:rPr>
-        <w:t xml:space="preserve">A reasonably certain purchase option is one of the five criteria. A is wrong: One criterion is met. B is wrong: The lessee is not buying now.</w:t>
+        <w:t xml:space="preserve">CMA questions use exact terms, and one word can change the answer.</w:t>
       </w:r>
     </w:p>
     <w:p>
@@ -1157,7 +952,7 @@
           <w:sz w:val="16"/>
           <w:szCs w:val="16"/>
         </w:rPr>
-        <w:t xml:space="preserve">Substance, tested by the criteria, decides. A is wrong: Legal labels do not decide the class. C is wrong: Tax rules do not decide the class.</w:t>
+        <w:t xml:space="preserve">The term tables in each section are the book’s own.</w:t>
       </w:r>
     </w:p>
     <w:p>
@@ -1180,7 +975,7 @@
           <w:sz w:val="16"/>
           <w:szCs w:val="16"/>
         </w:rPr>
-        <w:t xml:space="preserve">Without an identified asset there is no lease. B is wrong: Use alone does not create control of an identified asset. C is wrong: Length does not decide whether there is a lease.</w:t>
+        <w:t xml:space="preserve">IAS 7 allows a choice until the IFRS 18 amendments apply. B is wrong: Interest paid is not investing. C is wrong: IFRS allows financing too.</w:t>
       </w:r>
     </w:p>
     <w:p>
@@ -1197,144 +992,6 @@
           <w:szCs w:val="16"/>
         </w:rPr>
         <w:t xml:space="preserve">14  </w:t>
-      </w:r>
-      <w:r>
-        <w:rPr>
-          <w:sz w:val="16"/>
-          <w:szCs w:val="16"/>
-        </w:rPr>
-        <w:t xml:space="preserve">CMA questions use exact terms, and one word can change the answer.</w:t>
-      </w:r>
-    </w:p>
-    <w:p>
-      <w:pPr>
-        <w:spacing w:after="18"/>
-        <w:ind w:left="300" w:hanging="300"/>
-      </w:pPr>
-      <w:r>
-        <w:rPr>
-          <w:b/>
-          <w:bCs/>
-          <w:color w:val="8186EF"/>
-          <w:sz w:val="16"/>
-          <w:szCs w:val="16"/>
-        </w:rPr>
-        <w:t xml:space="preserve">15  </w:t>
-      </w:r>
-      <w:r>
-        <w:rPr>
-          <w:sz w:val="16"/>
-          <w:szCs w:val="16"/>
-        </w:rPr>
-        <w:t xml:space="preserve">The book’s own table pairs 2028 with “Opening 267,301; interest 16,038; closing 183,339; ROU amortization 83,962; lease cost 100,000”.</w:t>
-      </w:r>
-    </w:p>
-    <w:p>
-      <w:pPr>
-        <w:spacing w:after="18"/>
-        <w:ind w:left="300" w:hanging="300"/>
-      </w:pPr>
-      <w:r>
-        <w:rPr>
-          <w:b/>
-          <w:bCs/>
-          <w:color w:val="8186EF"/>
-          <w:sz w:val="16"/>
-          <w:szCs w:val="16"/>
-        </w:rPr>
-        <w:t xml:space="preserve">16  </w:t>
-      </w:r>
-      <w:r>
-        <w:rPr>
-          <w:sz w:val="16"/>
-          <w:szCs w:val="16"/>
-        </w:rPr>
-        <w:t xml:space="preserve">The book’s own table pairs 2029 with “Opening 183,339; interest 11,000; closing 94,339; ROU amortization 89,000; lease cost 100,000”.</w:t>
-      </w:r>
-    </w:p>
-    <w:p>
-      <w:pPr>
-        <w:spacing w:after="18"/>
-        <w:ind w:left="300" w:hanging="300"/>
-      </w:pPr>
-      <w:r>
-        <w:rPr>
-          <w:b/>
-          <w:bCs/>
-          <w:color w:val="8186EF"/>
-          <w:sz w:val="16"/>
-          <w:szCs w:val="16"/>
-        </w:rPr>
-        <w:t xml:space="preserve">17  </w:t>
-      </w:r>
-      <w:r>
-        <w:rPr>
-          <w:sz w:val="16"/>
-          <w:szCs w:val="16"/>
-        </w:rPr>
-        <w:t xml:space="preserve">The book’s own table pairs 2030 with “Opening 94,339; interest 5,661; closing 0; ROU amortization 94,339; lease cost 100,000”.</w:t>
-      </w:r>
-    </w:p>
-    <w:p>
-      <w:pPr>
-        <w:spacing w:after="18"/>
-        <w:ind w:left="300" w:hanging="300"/>
-      </w:pPr>
-      <w:r>
-        <w:rPr>
-          <w:b/>
-          <w:bCs/>
-          <w:color w:val="8186EF"/>
-          <w:sz w:val="16"/>
-          <w:szCs w:val="16"/>
-        </w:rPr>
-        <w:t xml:space="preserve">18  </w:t>
-      </w:r>
-      <w:r>
-        <w:rPr>
-          <w:sz w:val="16"/>
-          <w:szCs w:val="16"/>
-        </w:rPr>
-        <w:t xml:space="preserve">The exemption keeps short-term leases off the balance sheet. A is wrong: The elected exemption removes the recognition. C is wrong: Short-term leases are not capitalized when exempted.</w:t>
-      </w:r>
-    </w:p>
-    <w:p>
-      <w:pPr>
-        <w:spacing w:after="18"/>
-        <w:ind w:left="300" w:hanging="300"/>
-      </w:pPr>
-      <w:r>
-        <w:rPr>
-          <w:b/>
-          <w:bCs/>
-          <w:color w:val="8186EF"/>
-          <w:sz w:val="16"/>
-          <w:szCs w:val="16"/>
-        </w:rPr>
-        <w:t xml:space="preserve">19  </w:t>
-      </w:r>
-      <w:r>
-        <w:rPr>
-          <w:sz w:val="16"/>
-          <w:szCs w:val="16"/>
-        </w:rPr>
-        <w:t xml:space="preserve">A finance leaseback means control has not passed. A is wrong: No sale occurs when the leaseback is a finance lease. B is wrong: Deferring gains was the old ASC 840 approach.</w:t>
-      </w:r>
-    </w:p>
-    <w:p>
-      <w:pPr>
-        <w:spacing w:after="18"/>
-        <w:ind w:left="300" w:hanging="300"/>
-      </w:pPr>
-      <w:r>
-        <w:rPr>
-          <w:b/>
-          <w:bCs/>
-          <w:color w:val="8186EF"/>
-          <w:sz w:val="16"/>
-          <w:szCs w:val="16"/>
-        </w:rPr>
-        <w:t xml:space="preserve">20  </w:t>
       </w:r>
       <w:r>
         <w:rPr>
@@ -1477,40 +1134,40 @@
                 <w:sz w:val="16"/>
                 <w:szCs w:val="16"/>
               </w:rPr>
-              <w:t xml:space="preserve">10  </w:t>
-            </w:r>
-            <w:r>
-              <w:rPr>
-                <w:sz w:val="17"/>
-                <w:szCs w:val="17"/>
-              </w:rPr>
-              <w:t xml:space="preserve">5. Specialized asset: No: any company could use it · Yes: built for Orontes</w:t>
-            </w:r>
-          </w:p>
-        </w:tc>
-        <w:tc>
-          <w:tcPr>
-            <w:tcW w:type="pct" w:w="1667"/>
-            <w:tcMar>
-              <w:top w:type="dxa" w:w="40"/>
-              <w:left w:type="dxa" w:w="100"/>
-              <w:bottom w:type="dxa" w:w="40"/>
-              <w:right w:type="dxa" w:w="100"/>
-            </w:tcMar>
-          </w:tcPr>
-          <w:p>
-            <w:pPr>
-              <w:spacing w:before="22" w:after="22"/>
-            </w:pPr>
-            <w:r>
-              <w:rPr>
-                <w:b/>
-                <w:bCs/>
-                <w:color w:val="8186EF"/>
-                <w:sz w:val="16"/>
-                <w:szCs w:val="16"/>
-              </w:rPr>
-              <w:t xml:space="preserve">19  </w:t>
+              <w:t xml:space="preserve">8  </w:t>
+            </w:r>
+            <w:r>
+              <w:rPr>
+                <w:sz w:val="17"/>
+                <w:szCs w:val="17"/>
+              </w:rPr>
+              <w:t xml:space="preserve">4. PV ≥ substantially all of fair value: No: 421,236 of 1,500,000 (28%) · Not needed</w:t>
+            </w:r>
+          </w:p>
+        </w:tc>
+        <w:tc>
+          <w:tcPr>
+            <w:tcW w:type="pct" w:w="1667"/>
+            <w:tcMar>
+              <w:top w:type="dxa" w:w="40"/>
+              <w:left w:type="dxa" w:w="100"/>
+              <w:bottom w:type="dxa" w:w="40"/>
+              <w:right w:type="dxa" w:w="100"/>
+            </w:tcMar>
+          </w:tcPr>
+          <w:p>
+            <w:pPr>
+              <w:spacing w:before="22" w:after="22"/>
+            </w:pPr>
+            <w:r>
+              <w:rPr>
+                <w:b/>
+                <w:bCs/>
+                <w:color w:val="8186EF"/>
+                <w:sz w:val="16"/>
+                <w:szCs w:val="16"/>
+              </w:rPr>
+              <w:t xml:space="preserve">15  </w:t>
             </w:r>
             <w:r>
               <w:rPr>
@@ -1553,7 +1210,7 @@
                 <w:sz w:val="17"/>
                 <w:szCs w:val="17"/>
               </w:rPr>
-              <w:t xml:space="preserve">lease · operating lease · finance lease</w:t>
+              <w:t xml:space="preserve">economic · substantially · dit-bail</w:t>
             </w:r>
           </w:p>
         </w:tc>
@@ -1580,14 +1237,14 @@
                 <w:sz w:val="16"/>
                 <w:szCs w:val="16"/>
               </w:rPr>
-              <w:t xml:space="preserve">11  </w:t>
-            </w:r>
-            <w:r>
-              <w:rPr>
-                <w:sz w:val="17"/>
-                <w:szCs w:val="17"/>
-              </w:rPr>
-              <w:t xml:space="preserve">Classification: Operating lease · Finance lease</w:t>
+              <w:t xml:space="preserve">9  </w:t>
+            </w:r>
+            <w:r>
+              <w:rPr>
+                <w:sz w:val="17"/>
+                <w:szCs w:val="17"/>
+              </w:rPr>
+              <w:t xml:space="preserve">5. Specialized asset: No: any company could use it · Yes: built for Orontes</w:t>
             </w:r>
           </w:p>
         </w:tc>
@@ -1614,7 +1271,7 @@
                 <w:sz w:val="16"/>
                 <w:szCs w:val="16"/>
               </w:rPr>
-              <w:t xml:space="preserve">20  </w:t>
+              <w:t xml:space="preserve">16  </w:t>
             </w:r>
             <w:r>
               <w:rPr>
@@ -1656,73 +1313,73 @@
                 <w:sz w:val="17"/>
                 <w:szCs w:val="17"/>
               </w:rPr>
-              <w:t xml:space="preserve">operating lease · finance lease</w:t>
-            </w:r>
-          </w:p>
-        </w:tc>
-        <w:tc>
-          <w:tcPr>
-            <w:tcW w:type="pct" w:w="1667"/>
-            <w:tcMar>
-              <w:top w:type="dxa" w:w="40"/>
-              <w:left w:type="dxa" w:w="100"/>
-              <w:bottom w:type="dxa" w:w="40"/>
-              <w:right w:type="dxa" w:w="100"/>
-            </w:tcMar>
-          </w:tcPr>
-          <w:p>
-            <w:pPr>
-              <w:spacing w:before="22" w:after="22"/>
-            </w:pPr>
-            <w:r>
-              <w:rPr>
-                <w:b/>
-                <w:bCs/>
-                <w:color w:val="8186EF"/>
-                <w:sz w:val="16"/>
-                <w:szCs w:val="16"/>
-              </w:rPr>
-              <w:t xml:space="preserve">12  </w:t>
-            </w:r>
-            <w:r>
-              <w:rPr>
-                <w:sz w:val="17"/>
-                <w:szCs w:val="17"/>
-              </w:rPr>
-              <w:t xml:space="preserve">operating lease · finance lease</w:t>
-            </w:r>
-          </w:p>
-        </w:tc>
-        <w:tc>
-          <w:tcPr>
-            <w:tcW w:type="pct" w:w="1667"/>
-            <w:tcMar>
-              <w:top w:type="dxa" w:w="40"/>
-              <w:left w:type="dxa" w:w="100"/>
-              <w:bottom w:type="dxa" w:w="40"/>
-              <w:right w:type="dxa" w:w="100"/>
-            </w:tcMar>
-          </w:tcPr>
-          <w:p>
-            <w:pPr>
-              <w:spacing w:before="22" w:after="22"/>
-            </w:pPr>
-            <w:r>
-              <w:rPr>
-                <w:b/>
-                <w:bCs/>
-                <w:color w:val="8186EF"/>
-                <w:sz w:val="16"/>
-                <w:szCs w:val="16"/>
-              </w:rPr>
-              <w:t xml:space="preserve">21  </w:t>
-            </w:r>
-            <w:r>
-              <w:rPr>
-                <w:sz w:val="17"/>
-                <w:szCs w:val="17"/>
-              </w:rPr>
-              <w:t xml:space="preserve">C</w:t>
+              <w:t xml:space="preserve">No: 5 of 30 years (17%) · No: 421,236 of 1,500,000 (28%) · No: any company could use it</w:t>
+            </w:r>
+          </w:p>
+        </w:tc>
+        <w:tc>
+          <w:tcPr>
+            <w:tcW w:type="pct" w:w="1667"/>
+            <w:tcMar>
+              <w:top w:type="dxa" w:w="40"/>
+              <w:left w:type="dxa" w:w="100"/>
+              <w:bottom w:type="dxa" w:w="40"/>
+              <w:right w:type="dxa" w:w="100"/>
+            </w:tcMar>
+          </w:tcPr>
+          <w:p>
+            <w:pPr>
+              <w:spacing w:before="22" w:after="22"/>
+            </w:pPr>
+            <w:r>
+              <w:rPr>
+                <w:b/>
+                <w:bCs/>
+                <w:color w:val="8186EF"/>
+                <w:sz w:val="16"/>
+                <w:szCs w:val="16"/>
+              </w:rPr>
+              <w:t xml:space="preserve">10  </w:t>
+            </w:r>
+            <w:r>
+              <w:rPr>
+                <w:sz w:val="17"/>
+                <w:szCs w:val="17"/>
+              </w:rPr>
+              <w:t xml:space="preserve">Classification: Operating lease · Finance lease</w:t>
+            </w:r>
+          </w:p>
+        </w:tc>
+        <w:tc>
+          <w:tcPr>
+            <w:tcW w:type="pct" w:w="1667"/>
+            <w:tcMar>
+              <w:top w:type="dxa" w:w="40"/>
+              <w:left w:type="dxa" w:w="100"/>
+              <w:bottom w:type="dxa" w:w="40"/>
+              <w:right w:type="dxa" w:w="100"/>
+            </w:tcMar>
+          </w:tcPr>
+          <w:p>
+            <w:pPr>
+              <w:spacing w:before="22" w:after="22"/>
+            </w:pPr>
+            <w:r>
+              <w:rPr>
+                <w:b/>
+                <w:bCs/>
+                <w:color w:val="8186EF"/>
+                <w:sz w:val="16"/>
+                <w:szCs w:val="16"/>
+              </w:rPr>
+              <w:t xml:space="preserve">17  </w:t>
+            </w:r>
+            <w:r>
+              <w:rPr>
+                <w:sz w:val="17"/>
+                <w:szCs w:val="17"/>
+              </w:rPr>
+              <w:t xml:space="preserve">A</w:t>
             </w:r>
           </w:p>
         </w:tc>
@@ -1785,14 +1442,14 @@
                 <w:sz w:val="16"/>
                 <w:szCs w:val="16"/>
               </w:rPr>
-              <w:t xml:space="preserve">13  </w:t>
-            </w:r>
-            <w:r>
-              <w:rPr>
-                <w:sz w:val="17"/>
-                <w:szCs w:val="17"/>
-              </w:rPr>
-              <w:t xml:space="preserve">B</w:t>
+              <w:t xml:space="preserve">11  </w:t>
+            </w:r>
+            <w:r>
+              <w:rPr>
+                <w:sz w:val="17"/>
+                <w:szCs w:val="17"/>
+              </w:rPr>
+              <w:t xml:space="preserve">operating lease · finance lease</w:t>
             </w:r>
           </w:p>
         </w:tc>
@@ -1819,14 +1476,14 @@
                 <w:sz w:val="16"/>
                 <w:szCs w:val="16"/>
               </w:rPr>
-              <w:t xml:space="preserve">22  </w:t>
-            </w:r>
-            <w:r>
-              <w:rPr>
-                <w:sz w:val="17"/>
-                <w:szCs w:val="17"/>
-              </w:rPr>
-              <w:t xml:space="preserve">D</w:t>
+              <w:t xml:space="preserve">18  </w:t>
+            </w:r>
+            <w:r>
+              <w:rPr>
+                <w:sz w:val="17"/>
+                <w:szCs w:val="17"/>
+              </w:rPr>
+              <w:t xml:space="preserve">A</w:t>
             </w:r>
           </w:p>
         </w:tc>
@@ -1887,47 +1544,47 @@
                 <w:sz w:val="16"/>
                 <w:szCs w:val="16"/>
               </w:rPr>
-              <w:t xml:space="preserve">14  </w:t>
-            </w:r>
-            <w:r>
-              <w:rPr>
-                <w:sz w:val="17"/>
-                <w:szCs w:val="17"/>
-              </w:rPr>
-              <w:t xml:space="preserve">C</w:t>
-            </w:r>
-          </w:p>
-        </w:tc>
-        <w:tc>
-          <w:tcPr>
-            <w:tcW w:type="pct" w:w="1667"/>
-            <w:tcMar>
-              <w:top w:type="dxa" w:w="40"/>
-              <w:left w:type="dxa" w:w="100"/>
-              <w:bottom w:type="dxa" w:w="40"/>
-              <w:right w:type="dxa" w:w="100"/>
-            </w:tcMar>
-          </w:tcPr>
-          <w:p>
-            <w:pPr>
-              <w:spacing w:before="22" w:after="22"/>
-            </w:pPr>
-            <w:r>
-              <w:rPr>
-                <w:b/>
-                <w:bCs/>
-                <w:color w:val="8186EF"/>
-                <w:sz w:val="16"/>
-                <w:szCs w:val="16"/>
-              </w:rPr>
-              <w:t xml:space="preserve">23  </w:t>
-            </w:r>
-            <w:r>
-              <w:rPr>
-                <w:sz w:val="17"/>
-                <w:szCs w:val="17"/>
-              </w:rPr>
-              <w:t xml:space="preserve">A</w:t>
+              <w:t xml:space="preserve">12  </w:t>
+            </w:r>
+            <w:r>
+              <w:rPr>
+                <w:sz w:val="17"/>
+                <w:szCs w:val="17"/>
+              </w:rPr>
+              <w:t xml:space="preserve">B</w:t>
+            </w:r>
+          </w:p>
+        </w:tc>
+        <w:tc>
+          <w:tcPr>
+            <w:tcW w:type="pct" w:w="1667"/>
+            <w:tcMar>
+              <w:top w:type="dxa" w:w="40"/>
+              <w:left w:type="dxa" w:w="100"/>
+              <w:bottom w:type="dxa" w:w="40"/>
+              <w:right w:type="dxa" w:w="100"/>
+            </w:tcMar>
+          </w:tcPr>
+          <w:p>
+            <w:pPr>
+              <w:spacing w:before="22" w:after="22"/>
+            </w:pPr>
+            <w:r>
+              <w:rPr>
+                <w:b/>
+                <w:bCs/>
+                <w:color w:val="8186EF"/>
+                <w:sz w:val="16"/>
+                <w:szCs w:val="16"/>
+              </w:rPr>
+              <w:t xml:space="preserve">19  </w:t>
+            </w:r>
+            <w:r>
+              <w:rPr>
+                <w:sz w:val="17"/>
+                <w:szCs w:val="17"/>
+              </w:rPr>
+              <w:t xml:space="preserve">Compare with the model earlier in this handout.</w:t>
             </w:r>
           </w:p>
         </w:tc>
@@ -1963,7 +1620,7 @@
                 <w:sz w:val="17"/>
                 <w:szCs w:val="17"/>
               </w:rPr>
-              <w:t xml:space="preserve">A</w:t>
+              <w:t xml:space="preserve">2. Purchase option reasonably certain: No · No</w:t>
             </w:r>
           </w:p>
         </w:tc>
@@ -1990,14 +1647,14 @@
                 <w:sz w:val="16"/>
                 <w:szCs w:val="16"/>
               </w:rPr>
-              <w:t xml:space="preserve">15  </w:t>
-            </w:r>
-            <w:r>
-              <w:rPr>
-                <w:sz w:val="17"/>
-                <w:szCs w:val="17"/>
-              </w:rPr>
-              <w:t xml:space="preserve">D</w:t>
+              <w:t xml:space="preserve">13  </w:t>
+            </w:r>
+            <w:r>
+              <w:rPr>
+                <w:sz w:val="17"/>
+                <w:szCs w:val="17"/>
+              </w:rPr>
+              <w:t xml:space="preserve">C</w:t>
             </w:r>
           </w:p>
         </w:tc>
@@ -2024,14 +1681,14 @@
                 <w:sz w:val="16"/>
                 <w:szCs w:val="16"/>
               </w:rPr>
-              <w:t xml:space="preserve">24  </w:t>
-            </w:r>
-            <w:r>
-              <w:rPr>
-                <w:sz w:val="17"/>
-                <w:szCs w:val="17"/>
-              </w:rPr>
-              <w:t xml:space="preserve">Compare with the model earlier in this handout.</w:t>
+              <w:t xml:space="preserve">20  </w:t>
+            </w:r>
+            <w:r>
+              <w:rPr>
+                <w:sz w:val="17"/>
+                <w:szCs w:val="17"/>
+              </w:rPr>
+              <w:t xml:space="preserve">A lessee classifies each lease at the start. It is a finance lease if it meets any one of five criteria; otherwise it is an operating lease. Figure F14-02 lists them. Many companies use about 75% or more of economic life as a major part, and about 90% or more of fair value as substantially all.</w:t>
             </w:r>
           </w:p>
         </w:tc>
@@ -2066,108 +1723,6 @@
                 <w:sz w:val="17"/>
                 <w:szCs w:val="17"/>
               </w:rPr>
-              <w:t xml:space="preserve">2. Purchase option reasonably certain: No · No</w:t>
-            </w:r>
-          </w:p>
-        </w:tc>
-        <w:tc>
-          <w:tcPr>
-            <w:tcW w:type="pct" w:w="1667"/>
-            <w:tcMar>
-              <w:top w:type="dxa" w:w="40"/>
-              <w:left w:type="dxa" w:w="100"/>
-              <w:bottom w:type="dxa" w:w="40"/>
-              <w:right w:type="dxa" w:w="100"/>
-            </w:tcMar>
-          </w:tcPr>
-          <w:p>
-            <w:pPr>
-              <w:spacing w:before="22" w:after="22"/>
-            </w:pPr>
-            <w:r>
-              <w:rPr>
-                <w:b/>
-                <w:bCs/>
-                <w:color w:val="8186EF"/>
-                <w:sz w:val="16"/>
-                <w:szCs w:val="16"/>
-              </w:rPr>
-              <w:t xml:space="preserve">16  </w:t>
-            </w:r>
-            <w:r>
-              <w:rPr>
-                <w:sz w:val="17"/>
-                <w:szCs w:val="17"/>
-              </w:rPr>
-              <w:t xml:space="preserve">B</w:t>
-            </w:r>
-          </w:p>
-        </w:tc>
-        <w:tc>
-          <w:tcPr>
-            <w:tcW w:type="pct" w:w="1667"/>
-            <w:tcMar>
-              <w:top w:type="dxa" w:w="40"/>
-              <w:left w:type="dxa" w:w="100"/>
-              <w:bottom w:type="dxa" w:w="40"/>
-              <w:right w:type="dxa" w:w="100"/>
-            </w:tcMar>
-          </w:tcPr>
-          <w:p>
-            <w:pPr>
-              <w:spacing w:before="22" w:after="22"/>
-            </w:pPr>
-            <w:r>
-              <w:rPr>
-                <w:b/>
-                <w:bCs/>
-                <w:color w:val="8186EF"/>
-                <w:sz w:val="16"/>
-                <w:szCs w:val="16"/>
-              </w:rPr>
-              <w:t xml:space="preserve">25  </w:t>
-            </w:r>
-            <w:r>
-              <w:rPr>
-                <w:sz w:val="17"/>
-                <w:szCs w:val="17"/>
-              </w:rPr>
-              <w:t xml:space="preserve">A lessee classifies each lease at the start. It is a finance lease if it meets any one of five criteria; otherwise it is an operating lease. Figure F14-02 lists them. Many companies use about 75% or more of economic life as a major part, and about 90% or more of fair value as substantially all.</w:t>
-            </w:r>
-          </w:p>
-        </w:tc>
-      </w:tr>
-      <w:tr>
-        <w:tc>
-          <w:tcPr>
-            <w:tcW w:type="pct" w:w="1667"/>
-            <w:shd w:fill="FBFAF6" w:val="clear"/>
-            <w:tcMar>
-              <w:top w:type="dxa" w:w="40"/>
-              <w:left w:type="dxa" w:w="100"/>
-              <w:bottom w:type="dxa" w:w="40"/>
-              <w:right w:type="dxa" w:w="100"/>
-            </w:tcMar>
-          </w:tcPr>
-          <w:p>
-            <w:pPr>
-              <w:spacing w:before="22" w:after="22"/>
-            </w:pPr>
-            <w:r>
-              <w:rPr>
-                <w:b/>
-                <w:bCs/>
-                <w:color w:val="8186EF"/>
-                <w:sz w:val="16"/>
-                <w:szCs w:val="16"/>
-              </w:rPr>
-              <w:t xml:space="preserve">8  </w:t>
-            </w:r>
-            <w:r>
-              <w:rPr>
-                <w:sz w:val="17"/>
-                <w:szCs w:val="17"/>
-              </w:rPr>
               <w:t xml:space="preserve">3. Major part of economic life: No: 5 of 30 years (17%) · Yes: 4 of 5 years (80%)</w:t>
             </w:r>
           </w:p>
@@ -2175,126 +1730,33 @@
         <w:tc>
           <w:tcPr>
             <w:tcW w:type="pct" w:w="1667"/>
-            <w:shd w:fill="FBFAF6" w:val="clear"/>
-            <w:tcMar>
-              <w:top w:type="dxa" w:w="40"/>
-              <w:left w:type="dxa" w:w="100"/>
-              <w:bottom w:type="dxa" w:w="40"/>
-              <w:right w:type="dxa" w:w="100"/>
-            </w:tcMar>
-          </w:tcPr>
-          <w:p>
-            <w:pPr>
-              <w:spacing w:before="22" w:after="22"/>
-            </w:pPr>
-            <w:r>
-              <w:rPr>
-                <w:b/>
-                <w:bCs/>
-                <w:color w:val="8186EF"/>
-                <w:sz w:val="16"/>
-                <w:szCs w:val="16"/>
-              </w:rPr>
-              <w:t xml:space="preserve">17  </w:t>
-            </w:r>
-            <w:r>
-              <w:rPr>
-                <w:sz w:val="17"/>
-                <w:szCs w:val="17"/>
-              </w:rPr>
-              <w:t xml:space="preserve">B</w:t>
-            </w:r>
-          </w:p>
-        </w:tc>
-        <w:tc>
-          <w:tcPr>
-            <w:tcW w:type="pct" w:w="1667"/>
-            <w:shd w:fill="FBFAF6" w:val="clear"/>
-            <w:tcMar>
-              <w:top w:type="dxa" w:w="40"/>
-              <w:left w:type="dxa" w:w="100"/>
-              <w:bottom w:type="dxa" w:w="40"/>
-              <w:right w:type="dxa" w:w="100"/>
-            </w:tcMar>
-          </w:tcPr>
-          <w:p>
-            <w:pPr>
-              <w:spacing w:before="24" w:after="24"/>
-            </w:pPr>
-            <w:r>
-              <w:rPr>
-                <w:sz w:val="16"/>
-                <w:szCs w:val="16"/>
-              </w:rPr>
-              <w:t xml:space="preserve"/>
-            </w:r>
-          </w:p>
-        </w:tc>
-      </w:tr>
-      <w:tr>
-        <w:tc>
-          <w:tcPr>
-            <w:tcW w:type="pct" w:w="1667"/>
-            <w:tcMar>
-              <w:top w:type="dxa" w:w="40"/>
-              <w:left w:type="dxa" w:w="100"/>
-              <w:bottom w:type="dxa" w:w="40"/>
-              <w:right w:type="dxa" w:w="100"/>
-            </w:tcMar>
-          </w:tcPr>
-          <w:p>
-            <w:pPr>
-              <w:spacing w:before="22" w:after="22"/>
-            </w:pPr>
-            <w:r>
-              <w:rPr>
-                <w:b/>
-                <w:bCs/>
-                <w:color w:val="8186EF"/>
-                <w:sz w:val="16"/>
-                <w:szCs w:val="16"/>
-              </w:rPr>
-              <w:t xml:space="preserve">9  </w:t>
-            </w:r>
-            <w:r>
-              <w:rPr>
-                <w:sz w:val="17"/>
-                <w:szCs w:val="17"/>
-              </w:rPr>
-              <w:t xml:space="preserve">4. PV ≥ substantially all of fair value: No: 421,236 of 1,500,000 (28%) · Not needed</w:t>
-            </w:r>
-          </w:p>
-        </w:tc>
-        <w:tc>
-          <w:tcPr>
-            <w:tcW w:type="pct" w:w="1667"/>
-            <w:tcMar>
-              <w:top w:type="dxa" w:w="40"/>
-              <w:left w:type="dxa" w:w="100"/>
-              <w:bottom w:type="dxa" w:w="40"/>
-              <w:right w:type="dxa" w:w="100"/>
-            </w:tcMar>
-          </w:tcPr>
-          <w:p>
-            <w:pPr>
-              <w:spacing w:before="22" w:after="22"/>
-            </w:pPr>
-            <w:r>
-              <w:rPr>
-                <w:b/>
-                <w:bCs/>
-                <w:color w:val="8186EF"/>
-                <w:sz w:val="16"/>
-                <w:szCs w:val="16"/>
-              </w:rPr>
-              <w:t xml:space="preserve">18  </w:t>
-            </w:r>
-            <w:r>
-              <w:rPr>
-                <w:sz w:val="17"/>
-                <w:szCs w:val="17"/>
-              </w:rPr>
-              <w:t xml:space="preserve">C</w:t>
+            <w:tcMar>
+              <w:top w:type="dxa" w:w="40"/>
+              <w:left w:type="dxa" w:w="100"/>
+              <w:bottom w:type="dxa" w:w="40"/>
+              <w:right w:type="dxa" w:w="100"/>
+            </w:tcMar>
+          </w:tcPr>
+          <w:p>
+            <w:pPr>
+              <w:spacing w:before="22" w:after="22"/>
+            </w:pPr>
+            <w:r>
+              <w:rPr>
+                <w:b/>
+                <w:bCs/>
+                <w:color w:val="8186EF"/>
+                <w:sz w:val="16"/>
+                <w:szCs w:val="16"/>
+              </w:rPr>
+              <w:t xml:space="preserve">14  </w:t>
+            </w:r>
+            <w:r>
+              <w:rPr>
+                <w:sz w:val="17"/>
+                <w:szCs w:val="17"/>
+              </w:rPr>
+              <w:t xml:space="preserve">A</w:t>
             </w:r>
           </w:p>
         </w:tc>
@@ -2364,7 +1826,7 @@
                 <w:sz w:val="17"/>
                 <w:szCs w:val="17"/>
               </w:rPr>
-              <w:t xml:space="preserve">12  </w:t>
+              <w:t xml:space="preserve">11  </w:t>
             </w:r>
             <w:r>
               <w:rPr>
@@ -2429,7 +1891,7 @@
           <w:sz w:val="16"/>
           <w:szCs w:val="16"/>
         </w:rPr>
-        <w:t xml:space="preserve">The book writes: “A lessee classifies each lease at the start. It is a finance lease if it meets any one of five criteria; otherwise it is an operating lease. Many companies use about 75% or more of economic life as a major part, and about 90% or more of fair value as substantially all.”</w:t>
+        <w:t xml:space="preserve">The book writes: “A lessee classifies each lease at the start. It is a finance lease if it meets any one of five criteria; otherwise it is an operating lease.”</w:t>
       </w:r>
     </w:p>
     <w:p>
@@ -2452,7 +1914,7 @@
           <w:sz w:val="16"/>
           <w:szCs w:val="16"/>
         </w:rPr>
-        <w:t xml:space="preserve">The book writes: “The warehouse lease runs 5 years in a building that will last 30 years, and its payments are worth only 28% of the building's value: an operating lease. The olive-press line was built for Orontes and the lease covers most of its life: a finance lease.”</w:t>
+        <w:t xml:space="preserve">The book writes: “Many companies use about 75% or more of economic life as a major part, and about 90% or more of fair value as substantially all. French crédit-bail and Arabic عقد تأجير تمويلي are legal forms of contract.”</w:t>
       </w:r>
     </w:p>
     <w:p>
@@ -2475,7 +1937,7 @@
           <w:sz w:val="16"/>
           <w:szCs w:val="16"/>
         </w:rPr>
-        <w:t xml:space="preserve">The book writes: “A crédit-bail contract can be an operating lease, and an ordinary rental can be a finance lease. SC14-4 A lease has no transfer or purchase option, covers 40% of the asset's life, and the PV of payments is 60% of fair value.”</w:t>
+        <w:t xml:space="preserve">From the book’s own table “Criterion”: The book’s own table “Criterion” settles these: for 3. Major part of economic life it is No: 5 of 30 years (17%) and for 4. PV ≥ substantially all of fair value it is No: 421,236 of 1,500,000 (28%) and for 5. Specialized asset it is No: any company could use it.</w:t>
       </w:r>
     </w:p>
     <w:p>
@@ -2537,14 +1999,14 @@
           <w:sz w:val="16"/>
           <w:szCs w:val="16"/>
         </w:rPr>
-        <w:t xml:space="preserve">6  </w:t>
-      </w:r>
-      <w:r>
-        <w:rPr>
-          <w:sz w:val="16"/>
-          <w:szCs w:val="16"/>
-        </w:rPr>
-        <w:t xml:space="preserve">The book’s own table pairs 4. PV ≥ substantially all of fair value with “No: 421,236 of 1,500,000 (28%)”.</w:t>
+        <w:t xml:space="preserve">12  </w:t>
+      </w:r>
+      <w:r>
+        <w:rPr>
+          <w:sz w:val="16"/>
+          <w:szCs w:val="16"/>
+        </w:rPr>
+        <w:t xml:space="preserve">The book gives No as the olive press (4 years, 250,000 a year) of 1. Ownership transfers.</w:t>
       </w:r>
     </w:p>
     <w:p>
@@ -2567,7 +2029,7 @@
           <w:sz w:val="16"/>
           <w:szCs w:val="16"/>
         </w:rPr>
-        <w:t xml:space="preserve">The book gives No as the olive press (4 years, 250,000 a year) of 1. Ownership transfers.</w:t>
+        <w:t xml:space="preserve">A reasonably certain purchase option is one of the five criteria. A is wrong: One criterion is met. B is wrong: The lessee is not buying now.</w:t>
       </w:r>
     </w:p>
     <w:p>
@@ -2590,7 +2052,7 @@
           <w:sz w:val="16"/>
           <w:szCs w:val="16"/>
         </w:rPr>
-        <w:t xml:space="preserve">Liability + initial direct costs − incentives. A is wrong: This subtracts the direct costs and adds the incentive. B is wrong: This ignores the costs and the incentive.</w:t>
+        <w:t xml:space="preserve">Every cycle settles one rule and shows where it comes from.</w:t>
       </w:r>
     </w:p>
     <w:p>
@@ -2613,7 +2075,7 @@
           <w:sz w:val="16"/>
           <w:szCs w:val="16"/>
         </w:rPr>
-        <w:t xml:space="preserve">Index-based payments are included at the current index. A is wrong: Sales-based variable payments are expensed when incurred. B is wrong: Non-lease services are not lease payments.</w:t>
+        <w:t xml:space="preserve">CMA questions use exact terms, and one word can change the answer.</w:t>
       </w:r>
     </w:p>
     <w:p>
@@ -2636,7 +2098,7 @@
           <w:sz w:val="16"/>
           <w:szCs w:val="16"/>
         </w:rPr>
-        <w:t xml:space="preserve">Interest falls as the liability falls: front-loaded. A is wrong: That describes the operating lease. C is wrong: Totals are the same; only timing differs.</w:t>
+        <w:t xml:space="preserve">The term tables in each section are the book’s own.</w:t>
       </w:r>
     </w:p>
     <w:p>
@@ -2659,7 +2121,7 @@
           <w:sz w:val="16"/>
           <w:szCs w:val="16"/>
         </w:rPr>
-        <w:t xml:space="preserve">$100,000 + $8,000 interest − $30,000. A is wrong: This ignores interest. C is wrong: This deducts only the interest part.</w:t>
+        <w:t xml:space="preserve">CMA questions use exact terms, and the glossary on the page is what defines them here.</w:t>
       </w:r>
     </w:p>
     <w:p>
@@ -2676,121 +2138,6 @@
           <w:szCs w:val="16"/>
         </w:rPr>
         <w:t xml:space="preserve">18  </w:t>
-      </w:r>
-      <w:r>
-        <w:rPr>
-          <w:sz w:val="16"/>
-          <w:szCs w:val="16"/>
-        </w:rPr>
-        <w:t xml:space="preserve">Liability + initial direct costs − incentives. A is wrong: This subtracts the direct costs and adds the incentive. B is wrong: This ignores the costs and the incentive.</w:t>
-      </w:r>
-    </w:p>
-    <w:p>
-      <w:pPr>
-        <w:spacing w:after="18"/>
-        <w:ind w:left="300" w:hanging="300"/>
-      </w:pPr>
-      <w:r>
-        <w:rPr>
-          <w:b/>
-          <w:bCs/>
-          <w:color w:val="8186EF"/>
-          <w:sz w:val="16"/>
-          <w:szCs w:val="16"/>
-        </w:rPr>
-        <w:t xml:space="preserve">19  </w:t>
-      </w:r>
-      <w:r>
-        <w:rPr>
-          <w:sz w:val="16"/>
-          <w:szCs w:val="16"/>
-        </w:rPr>
-        <w:t xml:space="preserve">CMA questions use exact terms, and one word can change the answer.</w:t>
-      </w:r>
-    </w:p>
-    <w:p>
-      <w:pPr>
-        <w:spacing w:after="18"/>
-        <w:ind w:left="300" w:hanging="300"/>
-      </w:pPr>
-      <w:r>
-        <w:rPr>
-          <w:b/>
-          <w:bCs/>
-          <w:color w:val="8186EF"/>
-          <w:sz w:val="16"/>
-          <w:szCs w:val="16"/>
-        </w:rPr>
-        <w:t xml:space="preserve">20  </w:t>
-      </w:r>
-      <w:r>
-        <w:rPr>
-          <w:sz w:val="16"/>
-          <w:szCs w:val="16"/>
-        </w:rPr>
-        <w:t xml:space="preserve">The term tables in each section are the book’s own.</w:t>
-      </w:r>
-    </w:p>
-    <w:p>
-      <w:pPr>
-        <w:spacing w:after="18"/>
-        <w:ind w:left="300" w:hanging="300"/>
-      </w:pPr>
-      <w:r>
-        <w:rPr>
-          <w:b/>
-          <w:bCs/>
-          <w:color w:val="8186EF"/>
-          <w:sz w:val="16"/>
-          <w:szCs w:val="16"/>
-        </w:rPr>
-        <w:t xml:space="preserve">21  </w:t>
-      </w:r>
-      <w:r>
-        <w:rPr>
-          <w:sz w:val="16"/>
-          <w:szCs w:val="16"/>
-        </w:rPr>
-        <w:t xml:space="preserve">Index changes alone do not trigger remeasurement. A is wrong: Remeasuring for index changes is an IFRS 16 rule. B is wrong: Classification does not change.</w:t>
-      </w:r>
-    </w:p>
-    <w:p>
-      <w:pPr>
-        <w:spacing w:after="18"/>
-        <w:ind w:left="300" w:hanging="300"/>
-      </w:pPr>
-      <w:r>
-        <w:rPr>
-          <w:b/>
-          <w:bCs/>
-          <w:color w:val="8186EF"/>
-          <w:sz w:val="16"/>
-          <w:szCs w:val="16"/>
-        </w:rPr>
-        <w:t xml:space="preserve">22  </w:t>
-      </w:r>
-      <w:r>
-        <w:rPr>
-          <w:sz w:val="16"/>
-          <w:szCs w:val="16"/>
-        </w:rPr>
-        <w:t xml:space="preserve">The current part is the principal to be paid in 2027. A is wrong: The 2027 principal is current. B is wrong: The 2027 payment includes interest, which is not yet a liability.</w:t>
-      </w:r>
-    </w:p>
-    <w:p>
-      <w:pPr>
-        <w:spacing w:after="18"/>
-        <w:ind w:left="300" w:hanging="300"/>
-      </w:pPr>
-      <w:r>
-        <w:rPr>
-          <w:b/>
-          <w:bCs/>
-          <w:color w:val="8186EF"/>
-          <w:sz w:val="16"/>
-          <w:szCs w:val="16"/>
-        </w:rPr>
-        <w:t xml:space="preserve">23  </w:t>
       </w:r>
       <w:r>
         <w:rPr>
@@ -2933,47 +2280,47 @@
                 <w:sz w:val="16"/>
                 <w:szCs w:val="16"/>
               </w:rPr>
-              <w:t xml:space="preserve">8  </w:t>
-            </w:r>
-            <w:r>
-              <w:rPr>
-                <w:sz w:val="17"/>
-                <w:szCs w:val="17"/>
-              </w:rPr>
-              <w:t xml:space="preserve">B</w:t>
-            </w:r>
-          </w:p>
-        </w:tc>
-        <w:tc>
-          <w:tcPr>
-            <w:tcW w:type="pct" w:w="1667"/>
-            <w:tcMar>
-              <w:top w:type="dxa" w:w="40"/>
-              <w:left w:type="dxa" w:w="100"/>
-              <w:bottom w:type="dxa" w:w="40"/>
-              <w:right w:type="dxa" w:w="100"/>
-            </w:tcMar>
-          </w:tcPr>
-          <w:p>
-            <w:pPr>
-              <w:spacing w:before="22" w:after="22"/>
-            </w:pPr>
-            <w:r>
-              <w:rPr>
-                <w:b/>
-                <w:bCs/>
-                <w:color w:val="8186EF"/>
-                <w:sz w:val="16"/>
-                <w:szCs w:val="16"/>
-              </w:rPr>
-              <w:t xml:space="preserve">15  </w:t>
-            </w:r>
-            <w:r>
-              <w:rPr>
-                <w:sz w:val="17"/>
-                <w:szCs w:val="17"/>
-              </w:rPr>
-              <w:t xml:space="preserve">T</w:t>
+              <w:t xml:space="preserve">7  </w:t>
+            </w:r>
+            <w:r>
+              <w:rPr>
+                <w:sz w:val="17"/>
+                <w:szCs w:val="17"/>
+              </w:rPr>
+              <w:t xml:space="preserve">lease · lessee · incremental borrowing rate</w:t>
+            </w:r>
+          </w:p>
+        </w:tc>
+        <w:tc>
+          <w:tcPr>
+            <w:tcW w:type="pct" w:w="1667"/>
+            <w:tcMar>
+              <w:top w:type="dxa" w:w="40"/>
+              <w:left w:type="dxa" w:w="100"/>
+              <w:bottom w:type="dxa" w:w="40"/>
+              <w:right w:type="dxa" w:w="100"/>
+            </w:tcMar>
+          </w:tcPr>
+          <w:p>
+            <w:pPr>
+              <w:spacing w:before="22" w:after="22"/>
+            </w:pPr>
+            <w:r>
+              <w:rPr>
+                <w:b/>
+                <w:bCs/>
+                <w:color w:val="8186EF"/>
+                <w:sz w:val="16"/>
+                <w:szCs w:val="16"/>
+              </w:rPr>
+              <w:t xml:space="preserve">13  </w:t>
+            </w:r>
+            <w:r>
+              <w:rPr>
+                <w:sz w:val="17"/>
+                <w:szCs w:val="17"/>
+              </w:rPr>
+              <w:t xml:space="preserve">D</w:t>
             </w:r>
           </w:p>
         </w:tc>
@@ -3036,7 +2383,41 @@
                 <w:sz w:val="16"/>
                 <w:szCs w:val="16"/>
               </w:rPr>
-              <w:t xml:space="preserve">9  </w:t>
+              <w:t xml:space="preserve">8  </w:t>
+            </w:r>
+            <w:r>
+              <w:rPr>
+                <w:sz w:val="17"/>
+                <w:szCs w:val="17"/>
+              </w:rPr>
+              <w:t xml:space="preserve">B</w:t>
+            </w:r>
+          </w:p>
+        </w:tc>
+        <w:tc>
+          <w:tcPr>
+            <w:tcW w:type="pct" w:w="1667"/>
+            <w:shd w:fill="FBFAF6" w:val="clear"/>
+            <w:tcMar>
+              <w:top w:type="dxa" w:w="40"/>
+              <w:left w:type="dxa" w:w="100"/>
+              <w:bottom w:type="dxa" w:w="40"/>
+              <w:right w:type="dxa" w:w="100"/>
+            </w:tcMar>
+          </w:tcPr>
+          <w:p>
+            <w:pPr>
+              <w:spacing w:before="22" w:after="22"/>
+            </w:pPr>
+            <w:r>
+              <w:rPr>
+                <w:b/>
+                <w:bCs/>
+                <w:color w:val="8186EF"/>
+                <w:sz w:val="16"/>
+                <w:szCs w:val="16"/>
+              </w:rPr>
+              <w:t xml:space="preserve">14  </w:t>
             </w:r>
             <w:r>
               <w:rPr>
@@ -3044,40 +2425,6 @@
                 <w:szCs w:val="17"/>
               </w:rPr>
               <w:t xml:space="preserve">A</w:t>
-            </w:r>
-          </w:p>
-        </w:tc>
-        <w:tc>
-          <w:tcPr>
-            <w:tcW w:type="pct" w:w="1667"/>
-            <w:shd w:fill="FBFAF6" w:val="clear"/>
-            <w:tcMar>
-              <w:top w:type="dxa" w:w="40"/>
-              <w:left w:type="dxa" w:w="100"/>
-              <w:bottom w:type="dxa" w:w="40"/>
-              <w:right w:type="dxa" w:w="100"/>
-            </w:tcMar>
-          </w:tcPr>
-          <w:p>
-            <w:pPr>
-              <w:spacing w:before="22" w:after="22"/>
-            </w:pPr>
-            <w:r>
-              <w:rPr>
-                <w:b/>
-                <w:bCs/>
-                <w:color w:val="8186EF"/>
-                <w:sz w:val="16"/>
-                <w:szCs w:val="16"/>
-              </w:rPr>
-              <w:t xml:space="preserve">16  </w:t>
-            </w:r>
-            <w:r>
-              <w:rPr>
-                <w:sz w:val="17"/>
-                <w:szCs w:val="17"/>
-              </w:rPr>
-              <w:t xml:space="preserve">C</w:t>
             </w:r>
           </w:p>
         </w:tc>
@@ -3112,73 +2459,73 @@
                 <w:sz w:val="17"/>
                 <w:szCs w:val="17"/>
               </w:rPr>
-              <w:t xml:space="preserve">right-of-use asset · lessee · lease</w:t>
-            </w:r>
-          </w:p>
-        </w:tc>
-        <w:tc>
-          <w:tcPr>
-            <w:tcW w:type="pct" w:w="1667"/>
-            <w:tcMar>
-              <w:top w:type="dxa" w:w="40"/>
-              <w:left w:type="dxa" w:w="100"/>
-              <w:bottom w:type="dxa" w:w="40"/>
-              <w:right w:type="dxa" w:w="100"/>
-            </w:tcMar>
-          </w:tcPr>
-          <w:p>
-            <w:pPr>
-              <w:spacing w:before="22" w:after="22"/>
-            </w:pPr>
-            <w:r>
-              <w:rPr>
-                <w:b/>
-                <w:bCs/>
-                <w:color w:val="8186EF"/>
-                <w:sz w:val="16"/>
-                <w:szCs w:val="16"/>
-              </w:rPr>
-              <w:t xml:space="preserve">10  </w:t>
-            </w:r>
-            <w:r>
-              <w:rPr>
-                <w:sz w:val="17"/>
-                <w:szCs w:val="17"/>
-              </w:rPr>
-              <w:t xml:space="preserve">C</w:t>
-            </w:r>
-          </w:p>
-        </w:tc>
-        <w:tc>
-          <w:tcPr>
-            <w:tcW w:type="pct" w:w="1667"/>
-            <w:tcMar>
-              <w:top w:type="dxa" w:w="40"/>
-              <w:left w:type="dxa" w:w="100"/>
-              <w:bottom w:type="dxa" w:w="40"/>
-              <w:right w:type="dxa" w:w="100"/>
-            </w:tcMar>
-          </w:tcPr>
-          <w:p>
-            <w:pPr>
-              <w:spacing w:before="22" w:after="22"/>
-            </w:pPr>
-            <w:r>
-              <w:rPr>
-                <w:b/>
-                <w:bCs/>
-                <w:color w:val="8186EF"/>
-                <w:sz w:val="16"/>
-                <w:szCs w:val="16"/>
-              </w:rPr>
-              <w:t xml:space="preserve">17  </w:t>
-            </w:r>
-            <w:r>
-              <w:rPr>
-                <w:sz w:val="17"/>
-                <w:szCs w:val="17"/>
-              </w:rPr>
-              <w:t xml:space="preserve">A</w:t>
+              <w:t xml:space="preserve">right-of-use asset · undiscounted</w:t>
+            </w:r>
+          </w:p>
+        </w:tc>
+        <w:tc>
+          <w:tcPr>
+            <w:tcW w:type="pct" w:w="1667"/>
+            <w:tcMar>
+              <w:top w:type="dxa" w:w="40"/>
+              <w:left w:type="dxa" w:w="100"/>
+              <w:bottom w:type="dxa" w:w="40"/>
+              <w:right w:type="dxa" w:w="100"/>
+            </w:tcMar>
+          </w:tcPr>
+          <w:p>
+            <w:pPr>
+              <w:spacing w:before="22" w:after="22"/>
+            </w:pPr>
+            <w:r>
+              <w:rPr>
+                <w:b/>
+                <w:bCs/>
+                <w:color w:val="8186EF"/>
+                <w:sz w:val="16"/>
+                <w:szCs w:val="16"/>
+              </w:rPr>
+              <w:t xml:space="preserve">9  </w:t>
+            </w:r>
+            <w:r>
+              <w:rPr>
+                <w:sz w:val="17"/>
+                <w:szCs w:val="17"/>
+              </w:rPr>
+              <w:t xml:space="preserve">B</w:t>
+            </w:r>
+          </w:p>
+        </w:tc>
+        <w:tc>
+          <w:tcPr>
+            <w:tcW w:type="pct" w:w="1667"/>
+            <w:tcMar>
+              <w:top w:type="dxa" w:w="40"/>
+              <w:left w:type="dxa" w:w="100"/>
+              <w:bottom w:type="dxa" w:w="40"/>
+              <w:right w:type="dxa" w:w="100"/>
+            </w:tcMar>
+          </w:tcPr>
+          <w:p>
+            <w:pPr>
+              <w:spacing w:before="22" w:after="22"/>
+            </w:pPr>
+            <w:r>
+              <w:rPr>
+                <w:b/>
+                <w:bCs/>
+                <w:color w:val="8186EF"/>
+                <w:sz w:val="16"/>
+                <w:szCs w:val="16"/>
+              </w:rPr>
+              <w:t xml:space="preserve">15  </w:t>
+            </w:r>
+            <w:r>
+              <w:rPr>
+                <w:sz w:val="17"/>
+                <w:szCs w:val="17"/>
+              </w:rPr>
+              <w:t xml:space="preserve">Compare with the model earlier in this handout.</w:t>
             </w:r>
           </w:p>
         </w:tc>
@@ -3241,14 +2588,14 @@
                 <w:sz w:val="16"/>
                 <w:szCs w:val="16"/>
               </w:rPr>
-              <w:t xml:space="preserve">11  </w:t>
-            </w:r>
-            <w:r>
-              <w:rPr>
-                <w:sz w:val="17"/>
-                <w:szCs w:val="17"/>
-              </w:rPr>
-              <w:t xml:space="preserve">B</w:t>
+              <w:t xml:space="preserve">10  </w:t>
+            </w:r>
+            <w:r>
+              <w:rPr>
+                <w:sz w:val="17"/>
+                <w:szCs w:val="17"/>
+              </w:rPr>
+              <w:t xml:space="preserve">A</w:t>
             </w:r>
           </w:p>
         </w:tc>
@@ -3275,14 +2622,14 @@
                 <w:sz w:val="16"/>
                 <w:szCs w:val="16"/>
               </w:rPr>
-              <w:t xml:space="preserve">18  </w:t>
-            </w:r>
-            <w:r>
-              <w:rPr>
-                <w:sz w:val="17"/>
-                <w:szCs w:val="17"/>
-              </w:rPr>
-              <w:t xml:space="preserve">Compare with the model earlier in this handout.</w:t>
+              <w:t xml:space="preserve">16  </w:t>
+            </w:r>
+            <w:r>
+              <w:rPr>
+                <w:sz w:val="17"/>
+                <w:szCs w:val="17"/>
+              </w:rPr>
+              <w:t xml:space="preserve">For both types, the lessee records a lease liability and a right-of-use asset at the start. The liability is the present value of the lease payments not yet paid. The discount rate is the rate implicit in the lease if the lessee can find it; otherwise it is the lessee's incremental borrowing rate.</w:t>
             </w:r>
           </w:p>
         </w:tc>
@@ -3343,47 +2690,37 @@
                 <w:sz w:val="16"/>
                 <w:szCs w:val="16"/>
               </w:rPr>
-              <w:t xml:space="preserve">12  </w:t>
-            </w:r>
-            <w:r>
-              <w:rPr>
-                <w:sz w:val="17"/>
-                <w:szCs w:val="17"/>
-              </w:rPr>
-              <w:t xml:space="preserve">A</w:t>
-            </w:r>
-          </w:p>
-        </w:tc>
-        <w:tc>
-          <w:tcPr>
-            <w:tcW w:type="pct" w:w="1667"/>
-            <w:tcMar>
-              <w:top w:type="dxa" w:w="40"/>
-              <w:left w:type="dxa" w:w="100"/>
-              <w:bottom w:type="dxa" w:w="40"/>
-              <w:right w:type="dxa" w:w="100"/>
-            </w:tcMar>
-          </w:tcPr>
-          <w:p>
-            <w:pPr>
-              <w:spacing w:before="22" w:after="22"/>
-            </w:pPr>
-            <w:r>
-              <w:rPr>
-                <w:b/>
-                <w:bCs/>
-                <w:color w:val="8186EF"/>
-                <w:sz w:val="16"/>
-                <w:szCs w:val="16"/>
-              </w:rPr>
-              <w:t xml:space="preserve">19  </w:t>
-            </w:r>
-            <w:r>
-              <w:rPr>
-                <w:sz w:val="17"/>
-                <w:szCs w:val="17"/>
-              </w:rPr>
-              <w:t xml:space="preserve">For both types, the lessee records a lease liability and a right-of-use asset at the start. The liability is the present value of the lease payments not yet paid. The discount rate is the rate implicit in the lease if the lessee can find it; otherwise it is the lessee's incremental borrowing rate.</w:t>
+              <w:t xml:space="preserve">11  </w:t>
+            </w:r>
+            <w:r>
+              <w:rPr>
+                <w:sz w:val="17"/>
+                <w:szCs w:val="17"/>
+              </w:rPr>
+              <w:t xml:space="preserve">T</w:t>
+            </w:r>
+          </w:p>
+        </w:tc>
+        <w:tc>
+          <w:tcPr>
+            <w:tcW w:type="pct" w:w="1667"/>
+            <w:tcMar>
+              <w:top w:type="dxa" w:w="40"/>
+              <w:left w:type="dxa" w:w="100"/>
+              <w:bottom w:type="dxa" w:w="40"/>
+              <w:right w:type="dxa" w:w="100"/>
+            </w:tcMar>
+          </w:tcPr>
+          <w:p>
+            <w:pPr>
+              <w:spacing w:before="24" w:after="24"/>
+            </w:pPr>
+            <w:r>
+              <w:rPr>
+                <w:sz w:val="16"/>
+                <w:szCs w:val="16"/>
+              </w:rPr>
+              <w:t xml:space="preserve"/>
             </w:r>
           </w:p>
         </w:tc>
@@ -3446,14 +2783,14 @@
                 <w:sz w:val="16"/>
                 <w:szCs w:val="16"/>
               </w:rPr>
-              <w:t xml:space="preserve">13  </w:t>
-            </w:r>
-            <w:r>
-              <w:rPr>
-                <w:sz w:val="17"/>
-                <w:szCs w:val="17"/>
-              </w:rPr>
-              <w:t xml:space="preserve">A</w:t>
+              <w:t xml:space="preserve">12  </w:t>
+            </w:r>
+            <w:r>
+              <w:rPr>
+                <w:sz w:val="17"/>
+                <w:szCs w:val="17"/>
+              </w:rPr>
+              <w:t xml:space="preserve">T</w:t>
             </w:r>
           </w:p>
         </w:tc>
@@ -3461,97 +2798,6 @@
           <w:tcPr>
             <w:tcW w:type="pct" w:w="1667"/>
             <w:shd w:fill="FBFAF6" w:val="clear"/>
-            <w:tcMar>
-              <w:top w:type="dxa" w:w="40"/>
-              <w:left w:type="dxa" w:w="100"/>
-              <w:bottom w:type="dxa" w:w="40"/>
-              <w:right w:type="dxa" w:w="100"/>
-            </w:tcMar>
-          </w:tcPr>
-          <w:p>
-            <w:pPr>
-              <w:spacing w:before="24" w:after="24"/>
-            </w:pPr>
-            <w:r>
-              <w:rPr>
-                <w:sz w:val="16"/>
-                <w:szCs w:val="16"/>
-              </w:rPr>
-              <w:t xml:space="preserve"/>
-            </w:r>
-          </w:p>
-        </w:tc>
-      </w:tr>
-      <w:tr>
-        <w:tc>
-          <w:tcPr>
-            <w:tcW w:type="pct" w:w="1667"/>
-            <w:tcMar>
-              <w:top w:type="dxa" w:w="40"/>
-              <w:left w:type="dxa" w:w="100"/>
-              <w:bottom w:type="dxa" w:w="40"/>
-              <w:right w:type="dxa" w:w="100"/>
-            </w:tcMar>
-          </w:tcPr>
-          <w:p>
-            <w:pPr>
-              <w:spacing w:before="22" w:after="22"/>
-            </w:pPr>
-            <w:r>
-              <w:rPr>
-                <w:b/>
-                <w:bCs/>
-                <w:color w:val="8186EF"/>
-                <w:sz w:val="16"/>
-                <w:szCs w:val="16"/>
-              </w:rPr>
-              <w:t xml:space="preserve">7  </w:t>
-            </w:r>
-            <w:r>
-              <w:rPr>
-                <w:sz w:val="17"/>
-                <w:szCs w:val="17"/>
-              </w:rPr>
-              <w:t xml:space="preserve">lease · lessee · incremental borrowing rate</w:t>
-            </w:r>
-          </w:p>
-        </w:tc>
-        <w:tc>
-          <w:tcPr>
-            <w:tcW w:type="pct" w:w="1667"/>
-            <w:tcMar>
-              <w:top w:type="dxa" w:w="40"/>
-              <w:left w:type="dxa" w:w="100"/>
-              <w:bottom w:type="dxa" w:w="40"/>
-              <w:right w:type="dxa" w:w="100"/>
-            </w:tcMar>
-          </w:tcPr>
-          <w:p>
-            <w:pPr>
-              <w:spacing w:before="22" w:after="22"/>
-            </w:pPr>
-            <w:r>
-              <w:rPr>
-                <w:b/>
-                <w:bCs/>
-                <w:color w:val="8186EF"/>
-                <w:sz w:val="16"/>
-                <w:szCs w:val="16"/>
-              </w:rPr>
-              <w:t xml:space="preserve">14  </w:t>
-            </w:r>
-            <w:r>
-              <w:rPr>
-                <w:sz w:val="17"/>
-                <w:szCs w:val="17"/>
-              </w:rPr>
-              <w:t xml:space="preserve">T</w:t>
-            </w:r>
-          </w:p>
-        </w:tc>
-        <w:tc>
-          <w:tcPr>
-            <w:tcW w:type="pct" w:w="1667"/>
             <w:tcMar>
               <w:top w:type="dxa" w:w="40"/>
               <w:left w:type="dxa" w:w="100"/>
@@ -3726,7 +2972,7 @@
           <w:sz w:val="16"/>
           <w:szCs w:val="16"/>
         </w:rPr>
-        <w:t xml:space="preserve">The book writes: “The right-of-use asset starts at the liability, plus any prepaid payments and initial direct costs, minus incentives received. Orontes uses 6%, the rate on its bank note from Chapter 1. The undiscounted payments are higher, because part of each payment is interest. SC14-6 A lessee cannot determine the rate implicit in the lease.”</w:t>
+        <w:t xml:space="preserve">The book writes: “The right-of-use asset starts at the liability, plus any prepaid payments and initial direct costs, minus incentives received. Orontes uses 6%, the rate on its bank note from Chapter 1. The undiscounted payments are higher, because part of each payment is interest.”</w:t>
       </w:r>
     </w:p>
     <w:p>
@@ -3795,7 +3041,7 @@
           <w:sz w:val="16"/>
           <w:szCs w:val="16"/>
         </w:rPr>
-        <w:t xml:space="preserve">The book’s own table gives 500,000 as the warehouse of Undiscounted payments.</w:t>
+        <w:t xml:space="preserve">The book’s own table gives 1,000,000 as the olive press of Undiscounted payments.</w:t>
       </w:r>
     </w:p>
     <w:p>
@@ -3841,7 +3087,7 @@
           <w:sz w:val="16"/>
           <w:szCs w:val="16"/>
         </w:rPr>
-        <w:t xml:space="preserve">Operating leases show one combined lease cost. B is wrong: Operating-lease interest is not shown separately. C is wrong: Only finance leases separate interest.</w:t>
+        <w:t xml:space="preserve">Substance, tested by the criteria, decides. A is wrong: Legal labels do not decide the class. C is wrong: Tax rules do not decide the class.</w:t>
       </w:r>
     </w:p>
     <w:p>
@@ -3864,7 +3110,7 @@
           <w:sz w:val="16"/>
           <w:szCs w:val="16"/>
         </w:rPr>
-        <w:t xml:space="preserve">No cash moved when the lease began. A is wrong: No cash was paid for the asset. B is wrong: No cash was received.</w:t>
+        <w:t xml:space="preserve">Every cycle settles one rule and shows where it comes from.</w:t>
       </w:r>
     </w:p>
     <w:p>
@@ -3887,7 +3133,7 @@
           <w:sz w:val="16"/>
           <w:szCs w:val="16"/>
         </w:rPr>
-        <w:t xml:space="preserve">U.S. GAAP has only the short-term exemption. A is wrong: Both frameworks have it. C is wrong: Both frameworks use ROU assets.</w:t>
+        <w:t xml:space="preserve">CMA questions use exact terms, and one word can change the answer.</w:t>
       </w:r>
     </w:p>
     <w:p>
@@ -3910,7 +3156,7 @@
           <w:sz w:val="16"/>
           <w:szCs w:val="16"/>
         </w:rPr>
-        <w:t xml:space="preserve">IAS 7 allows a choice until the IFRS 18 amendments apply. B is wrong: Interest paid is not investing. C is wrong: IFRS allows financing too.</w:t>
+        <w:t xml:space="preserve">The term tables in each section are the book’s own.</w:t>
       </w:r>
     </w:p>
     <w:p>
@@ -3933,7 +3179,7 @@
           <w:sz w:val="16"/>
           <w:szCs w:val="16"/>
         </w:rPr>
-        <w:t xml:space="preserve">Operating leases show one combined lease cost. B is wrong: Operating-lease interest is not shown separately. C is wrong: Only finance leases separate interest.</w:t>
+        <w:t xml:space="preserve">The book’s own table gives 421,236 as the warehouse of Right-of-use asset (no prepayments, costs or incentives).</w:t>
       </w:r>
     </w:p>
     <w:p>
@@ -3950,75 +3196,6 @@
           <w:szCs w:val="16"/>
         </w:rPr>
         <w:t xml:space="preserve">14  </w:t>
-      </w:r>
-      <w:r>
-        <w:rPr>
-          <w:sz w:val="16"/>
-          <w:szCs w:val="16"/>
-        </w:rPr>
-        <w:t xml:space="preserve">CMA questions use exact terms, and one word can change the answer.</w:t>
-      </w:r>
-    </w:p>
-    <w:p>
-      <w:pPr>
-        <w:spacing w:after="18"/>
-        <w:ind w:left="300" w:hanging="300"/>
-      </w:pPr>
-      <w:r>
-        <w:rPr>
-          <w:b/>
-          <w:bCs/>
-          <w:color w:val="8186EF"/>
-          <w:sz w:val="16"/>
-          <w:szCs w:val="16"/>
-        </w:rPr>
-        <w:t xml:space="preserve">15  </w:t>
-      </w:r>
-      <w:r>
-        <w:rPr>
-          <w:sz w:val="16"/>
-          <w:szCs w:val="16"/>
-        </w:rPr>
-        <w:t xml:space="preserve">The term tables in each section are the book’s own.</w:t>
-      </w:r>
-    </w:p>
-    <w:p>
-      <w:pPr>
-        <w:spacing w:after="18"/>
-        <w:ind w:left="300" w:hanging="300"/>
-      </w:pPr>
-      <w:r>
-        <w:rPr>
-          <w:b/>
-          <w:bCs/>
-          <w:color w:val="8186EF"/>
-          <w:sz w:val="16"/>
-          <w:szCs w:val="16"/>
-        </w:rPr>
-        <w:t xml:space="preserve">16  </w:t>
-      </w:r>
-      <w:r>
-        <w:rPr>
-          <w:sz w:val="16"/>
-          <w:szCs w:val="16"/>
-        </w:rPr>
-        <w:t xml:space="preserve">The lessee has the right to use the asset. A is wrong: The lessor keeps the underlying asset or a receivable. B is wrong: Only the lessee has a right of use.</w:t>
-      </w:r>
-    </w:p>
-    <w:p>
-      <w:pPr>
-        <w:spacing w:after="18"/>
-        <w:ind w:left="300" w:hanging="300"/>
-      </w:pPr>
-      <w:r>
-        <w:rPr>
-          <w:b/>
-          <w:bCs/>
-          <w:color w:val="8186EF"/>
-          <w:sz w:val="16"/>
-          <w:szCs w:val="16"/>
-        </w:rPr>
-        <w:t xml:space="preserve">17  </w:t>
       </w:r>
       <w:r>
         <w:rPr>
@@ -4135,7 +3312,7 @@
                 <w:sz w:val="17"/>
                 <w:szCs w:val="17"/>
               </w:rPr>
-              <w:t xml:space="preserve">finance lease · lessee · right-of-use asset · operating lease</w:t>
+              <w:t xml:space="preserve">finance lease · lessee · right-of-use asset</w:t>
             </w:r>
           </w:p>
         </w:tc>
@@ -4168,7 +3345,7 @@
                 <w:sz w:val="17"/>
                 <w:szCs w:val="17"/>
               </w:rPr>
-              <w:t xml:space="preserve">T</w:t>
+              <w:t xml:space="preserve">B</w:t>
             </w:r>
           </w:p>
         </w:tc>
@@ -4201,7 +3378,7 @@
                 <w:sz w:val="17"/>
                 <w:szCs w:val="17"/>
               </w:rPr>
-              <w:t xml:space="preserve">T</w:t>
+              <w:t xml:space="preserve">B</w:t>
             </w:r>
           </w:p>
         </w:tc>
@@ -4237,7 +3414,7 @@
                 <w:sz w:val="17"/>
                 <w:szCs w:val="17"/>
               </w:rPr>
-              <w:t xml:space="preserve">operating lease · lessee · right-of-use asset</w:t>
+              <w:t xml:space="preserve">operating lease · lessee</w:t>
             </w:r>
           </w:p>
         </w:tc>
@@ -4271,7 +3448,7 @@
                 <w:sz w:val="17"/>
                 <w:szCs w:val="17"/>
               </w:rPr>
-              <w:t xml:space="preserve">F</w:t>
+              <w:t xml:space="preserve">D</w:t>
             </w:r>
           </w:p>
         </w:tc>
@@ -4305,7 +3482,7 @@
                 <w:sz w:val="17"/>
                 <w:szCs w:val="17"/>
               </w:rPr>
-              <w:t xml:space="preserve">T</w:t>
+              <w:t xml:space="preserve">D</w:t>
             </w:r>
           </w:p>
         </w:tc>
@@ -4340,7 +3517,7 @@
                 <w:sz w:val="17"/>
                 <w:szCs w:val="17"/>
               </w:rPr>
-              <w:t xml:space="preserve">finance lease · lessee · right-of-use asset</w:t>
+              <w:t xml:space="preserve">right-of-use asset · lease</w:t>
             </w:r>
           </w:p>
         </w:tc>
@@ -4373,7 +3550,7 @@
                 <w:sz w:val="17"/>
                 <w:szCs w:val="17"/>
               </w:rPr>
-              <w:t xml:space="preserve">Finance lease: L2 Forklift</w:t>
+              <w:t xml:space="preserve">A</w:t>
             </w:r>
           </w:p>
         </w:tc>
@@ -4406,7 +3583,7 @@
                 <w:sz w:val="17"/>
                 <w:szCs w:val="17"/>
               </w:rPr>
-              <w:t xml:space="preserve">B</w:t>
+              <w:t xml:space="preserve">A</w:t>
             </w:r>
           </w:p>
         </w:tc>
@@ -4476,7 +3653,7 @@
                 <w:sz w:val="17"/>
                 <w:szCs w:val="17"/>
               </w:rPr>
-              <w:t xml:space="preserve">Operating lease: L1 Delivery trucks, L4 Laptops</w:t>
+              <w:t xml:space="preserve">C</w:t>
             </w:r>
           </w:p>
         </w:tc>
@@ -4510,7 +3687,7 @@
                 <w:sz w:val="17"/>
                 <w:szCs w:val="17"/>
               </w:rPr>
-              <w:t xml:space="preserve">A</w:t>
+              <w:t xml:space="preserve">B</w:t>
             </w:r>
           </w:p>
         </w:tc>
@@ -4578,7 +3755,7 @@
                 <w:sz w:val="17"/>
                 <w:szCs w:val="17"/>
               </w:rPr>
-              <w:t xml:space="preserve">Short-term lease (exempt): L3 Storage room</w:t>
+              <w:t xml:space="preserve">T</w:t>
             </w:r>
           </w:p>
         </w:tc>
@@ -4611,7 +3788,7 @@
                 <w:sz w:val="17"/>
                 <w:szCs w:val="17"/>
               </w:rPr>
-              <w:t xml:space="preserve">Compare with the model earlier in this handout.</w:t>
+              <w:t xml:space="preserve">A</w:t>
             </w:r>
           </w:p>
         </w:tc>
@@ -4647,7 +3824,7 @@
                 <w:sz w:val="17"/>
                 <w:szCs w:val="17"/>
               </w:rPr>
-              <w:t xml:space="preserve">B</w:t>
+              <w:t xml:space="preserve">Finance lease: L2 Forklift</w:t>
             </w:r>
           </w:p>
         </w:tc>
@@ -4681,7 +3858,7 @@
                 <w:sz w:val="17"/>
                 <w:szCs w:val="17"/>
               </w:rPr>
-              <w:t xml:space="preserve">D</w:t>
+              <w:t xml:space="preserve">T</w:t>
             </w:r>
           </w:p>
         </w:tc>
@@ -4715,7 +3892,7 @@
                 <w:sz w:val="17"/>
                 <w:szCs w:val="17"/>
               </w:rPr>
-              <w:t xml:space="preserve">For a finance lease, the lessee records interest on the liability and, separately, amortization of the right-of-use asset, usually straight-line. Interest is highest at the start, when the liability is largest, so total expense falls each year. Figure F14-05 shows this front-loaded pattern for the olive press.</w:t>
+              <w:t xml:space="preserve">Compare with the model earlier in this handout.</w:t>
             </w:r>
           </w:p>
         </w:tc>
@@ -4750,7 +3927,7 @@
                 <w:sz w:val="17"/>
                 <w:szCs w:val="17"/>
               </w:rPr>
-              <w:t xml:space="preserve">C</w:t>
+              <w:t xml:space="preserve">Operating lease: L1 Delivery trucks, L4 Laptops</w:t>
             </w:r>
           </w:p>
         </w:tc>
@@ -4783,30 +3960,40 @@
                 <w:sz w:val="17"/>
                 <w:szCs w:val="17"/>
               </w:rPr>
-              <w:t xml:space="preserve">A</w:t>
-            </w:r>
-          </w:p>
-        </w:tc>
-        <w:tc>
-          <w:tcPr>
-            <w:tcW w:type="pct" w:w="1667"/>
-            <w:tcMar>
-              <w:top w:type="dxa" w:w="40"/>
-              <w:left w:type="dxa" w:w="100"/>
-              <w:bottom w:type="dxa" w:w="40"/>
-              <w:right w:type="dxa" w:w="100"/>
-            </w:tcMar>
-          </w:tcPr>
-          <w:p>
-            <w:pPr>
-              <w:spacing w:before="24" w:after="24"/>
-            </w:pPr>
-            <w:r>
-              <w:rPr>
-                <w:sz w:val="16"/>
-                <w:szCs w:val="16"/>
-              </w:rPr>
-              <w:t xml:space="preserve"/>
+              <w:t xml:space="preserve">B</w:t>
+            </w:r>
+          </w:p>
+        </w:tc>
+        <w:tc>
+          <w:tcPr>
+            <w:tcW w:type="pct" w:w="1667"/>
+            <w:tcMar>
+              <w:top w:type="dxa" w:w="40"/>
+              <w:left w:type="dxa" w:w="100"/>
+              <w:bottom w:type="dxa" w:w="40"/>
+              <w:right w:type="dxa" w:w="100"/>
+            </w:tcMar>
+          </w:tcPr>
+          <w:p>
+            <w:pPr>
+              <w:spacing w:before="22" w:after="22"/>
+            </w:pPr>
+            <w:r>
+              <w:rPr>
+                <w:b/>
+                <w:bCs/>
+                <w:color w:val="8186EF"/>
+                <w:sz w:val="16"/>
+                <w:szCs w:val="16"/>
+              </w:rPr>
+              <w:t xml:space="preserve">23  </w:t>
+            </w:r>
+            <w:r>
+              <w:rPr>
+                <w:sz w:val="17"/>
+                <w:szCs w:val="17"/>
+              </w:rPr>
+              <w:t xml:space="preserve">For a finance lease, the lessee records interest on the liability and, separately, amortization of the right-of-use asset, usually straight-line. Interest is highest at the start, when the liability is largest, so total expense falls each year. Figure F14-05 shows this front-loaded pattern for the olive press.</w:t>
             </w:r>
           </w:p>
         </w:tc>
@@ -4842,7 +4029,7 @@
                 <w:sz w:val="17"/>
                 <w:szCs w:val="17"/>
               </w:rPr>
-              <w:t xml:space="preserve">A</w:t>
+              <w:t xml:space="preserve">Short-term lease (exempt): L3 Storage room</w:t>
             </w:r>
           </w:p>
         </w:tc>
@@ -4942,7 +4129,7 @@
           <w:sz w:val="16"/>
           <w:szCs w:val="16"/>
         </w:rPr>
-        <w:t xml:space="preserve">The book writes: “For a finance lease, the lessee records interest on the liability and, separately, amortization of the right-of-use asset, usually straight-line. Interest is highest at the start, when the liability is largest, so total expense falls each year. Finance-lease expense is higher early; an operating lease would be flat.”</w:t>
+        <w:t xml:space="preserve">The book writes: “For a finance lease, the lessee records interest on the liability and, separately, amortization of the right-of-use asset, usually straight-line. Interest is highest at the start, when the liability is largest, so total expense falls each year.”</w:t>
       </w:r>
     </w:p>
     <w:p>
@@ -4965,7 +4152,7 @@
           <w:sz w:val="16"/>
           <w:szCs w:val="16"/>
         </w:rPr>
-        <w:t xml:space="preserve">The book writes: “For an operating lease, the lessee records one lease cost, normally the same each year. The liability still grows by interest and falls by payments. The amortization of the right-of-use asset is simply the difference between the lease cost and the interest, so the asset and the liability stay equal when there are no prepayments or incentives.”</w:t>
+        <w:t xml:space="preserve">The book writes: “For an operating lease, the lessee records one lease cost, normally the same each year. The liability still grows by interest and falls by payments.”</w:t>
       </w:r>
     </w:p>
     <w:p>
@@ -4988,7 +4175,7 @@
           <w:sz w:val="16"/>
           <w:szCs w:val="16"/>
         </w:rPr>
-        <w:t xml:space="preserve">The book writes: “For a finance lease, the lessee records interest on the liability and, separately, amortization of the right-of-use asset, usually straight-line. Interest is highest at the start, when the liability is largest, so total expense falls each year.”</w:t>
+        <w:t xml:space="preserve">The book writes: “The amortization of the right-of-use asset is simply the difference between the lease cost and the interest, so the asset and the liability stay equal when there are no prepayments or incentives. The liability is a present value, not the total of the payments.”</w:t>
       </w:r>
     </w:p>
     <w:p>
@@ -5011,7 +4198,7 @@
           <w:sz w:val="16"/>
           <w:szCs w:val="16"/>
         </w:rPr>
-        <w:t xml:space="preserve">The book pairs L1 Delivery trucks with “Operating lease”.</w:t>
+        <w:t xml:space="preserve">The book pairs L4 Laptops with “Operating lease”.</w:t>
       </w:r>
     </w:p>
     <w:p>
@@ -5050,75 +4237,6 @@
           <w:sz w:val="16"/>
           <w:szCs w:val="16"/>
         </w:rPr>
-        <w:t xml:space="preserve">6  </w:t>
-      </w:r>
-      <w:r>
-        <w:rPr>
-          <w:sz w:val="16"/>
-          <w:szCs w:val="16"/>
-        </w:rPr>
-        <w:t xml:space="preserve">The book’s own table gives Finance lease as the category of L2 Forklift.</w:t>
-      </w:r>
-    </w:p>
-    <w:p>
-      <w:pPr>
-        <w:spacing w:after="18"/>
-        <w:ind w:left="300" w:hanging="300"/>
-      </w:pPr>
-      <w:r>
-        <w:rPr>
-          <w:b/>
-          <w:bCs/>
-          <w:color w:val="8186EF"/>
-          <w:sz w:val="16"/>
-          <w:szCs w:val="16"/>
-        </w:rPr>
-        <w:t xml:space="preserve">7  </w:t>
-      </w:r>
-      <w:r>
-        <w:rPr>
-          <w:sz w:val="16"/>
-          <w:szCs w:val="16"/>
-        </w:rPr>
-        <w:t xml:space="preserve">The book’s own table gives Short-term lease (exempt) as the category of L3 Storage room.</w:t>
-      </w:r>
-    </w:p>
-    <w:p>
-      <w:pPr>
-        <w:spacing w:after="18"/>
-        <w:ind w:left="300" w:hanging="300"/>
-      </w:pPr>
-      <w:r>
-        <w:rPr>
-          <w:b/>
-          <w:bCs/>
-          <w:color w:val="8186EF"/>
-          <w:sz w:val="16"/>
-          <w:szCs w:val="16"/>
-        </w:rPr>
-        <w:t xml:space="preserve">8  </w:t>
-      </w:r>
-      <w:r>
-        <w:rPr>
-          <w:sz w:val="16"/>
-          <w:szCs w:val="16"/>
-        </w:rPr>
-        <w:t xml:space="preserve">The book’s own table gives Operating lease as the category of L4 Laptops.</w:t>
-      </w:r>
-    </w:p>
-    <w:p>
-      <w:pPr>
-        <w:spacing w:after="18"/>
-        <w:ind w:left="300" w:hanging="300"/>
-      </w:pPr>
-      <w:r>
-        <w:rPr>
-          <w:b/>
-          <w:bCs/>
-          <w:color w:val="8186EF"/>
-          <w:sz w:val="16"/>
-          <w:szCs w:val="16"/>
-        </w:rPr>
         <w:t xml:space="preserve">9  </w:t>
       </w:r>
       <w:r>
@@ -5126,7 +4244,7 @@
           <w:sz w:val="16"/>
           <w:szCs w:val="16"/>
         </w:rPr>
-        <w:t xml:space="preserve">The book pairs L1 Delivery trucks with “Operating lease”.</w:t>
+        <w:t xml:space="preserve">The exemption keeps short-term leases off the balance sheet. A is wrong: The elected exemption removes the recognition. C is wrong: Short-term leases are not capitalized when exempted.</w:t>
       </w:r>
     </w:p>
     <w:p>
@@ -5149,7 +4267,76 @@
           <w:sz w:val="16"/>
           <w:szCs w:val="16"/>
         </w:rPr>
-        <w:t xml:space="preserve">The book pairs L2 Forklift with “Finance lease”, not with “Operating lease”.</w:t>
+        <w:t xml:space="preserve">None of the five criteria is met. A is wrong: No criterion is met. B is wrong: Nothing suggests 12 months or less.</w:t>
+      </w:r>
+    </w:p>
+    <w:p>
+      <w:pPr>
+        <w:spacing w:after="18"/>
+        <w:ind w:left="300" w:hanging="300"/>
+      </w:pPr>
+      <w:r>
+        <w:rPr>
+          <w:b/>
+          <w:bCs/>
+          <w:color w:val="8186EF"/>
+          <w:sz w:val="16"/>
+          <w:szCs w:val="16"/>
+        </w:rPr>
+        <w:t xml:space="preserve">11  </w:t>
+      </w:r>
+      <w:r>
+        <w:rPr>
+          <w:sz w:val="16"/>
+          <w:szCs w:val="16"/>
+        </w:rPr>
+        <w:t xml:space="preserve">Meeting any one criterion is enough; the press meets two. B is wrong: The size of the payment is not a criterion. C is wrong: There is no purchase option.</w:t>
+      </w:r>
+    </w:p>
+    <w:p>
+      <w:pPr>
+        <w:spacing w:after="18"/>
+        <w:ind w:left="300" w:hanging="300"/>
+      </w:pPr>
+      <w:r>
+        <w:rPr>
+          <w:b/>
+          <w:bCs/>
+          <w:color w:val="8186EF"/>
+          <w:sz w:val="16"/>
+          <w:szCs w:val="16"/>
+        </w:rPr>
+        <w:t xml:space="preserve">12  </w:t>
+      </w:r>
+      <w:r>
+        <w:rPr>
+          <w:sz w:val="16"/>
+          <w:szCs w:val="16"/>
+        </w:rPr>
+        <w:t xml:space="preserve">An identified asset, controlled by Orontes, for a period. A is wrong: This is a service contract; no asset is controlled. B is wrong: The supplier can use any tank: no identified asset.</w:t>
+      </w:r>
+    </w:p>
+    <w:p>
+      <w:pPr>
+        <w:spacing w:after="18"/>
+        <w:ind w:left="300" w:hanging="300"/>
+      </w:pPr>
+      <w:r>
+        <w:rPr>
+          <w:b/>
+          <w:bCs/>
+          <w:color w:val="8186EF"/>
+          <w:sz w:val="16"/>
+          <w:szCs w:val="16"/>
+        </w:rPr>
+        <w:t xml:space="preserve">13  </w:t>
+      </w:r>
+      <w:r>
+        <w:rPr>
+          <w:sz w:val="16"/>
+          <w:szCs w:val="16"/>
+        </w:rPr>
+        <w:t xml:space="preserve">CMA questions use exact terms, and one word can change the answer.</w:t>
       </w:r>
     </w:p>
     <w:p>
@@ -5172,7 +4359,7 @@
           <w:sz w:val="16"/>
           <w:szCs w:val="16"/>
         </w:rPr>
-        <w:t xml:space="preserve">None of the five criteria is met. A is wrong: No criterion is met. B is wrong: Nothing suggests 12 months or less.</w:t>
+        <w:t xml:space="preserve">The term tables in each section are the book’s own.</w:t>
       </w:r>
     </w:p>
     <w:p>
@@ -5195,6 +4382,98 @@
           <w:sz w:val="16"/>
           <w:szCs w:val="16"/>
         </w:rPr>
+        <w:t xml:space="preserve">Include renewal periods reasonably certain to be used. A is wrong: The reasonably certain renewal must be included. C is wrong: The noncancelable period is included too.</w:t>
+      </w:r>
+    </w:p>
+    <w:p>
+      <w:pPr>
+        <w:spacing w:after="18"/>
+        <w:ind w:left="300" w:hanging="300"/>
+      </w:pPr>
+      <w:r>
+        <w:rPr>
+          <w:b/>
+          <w:bCs/>
+          <w:color w:val="8186EF"/>
+          <w:sz w:val="16"/>
+          <w:szCs w:val="16"/>
+        </w:rPr>
+        <w:t xml:space="preserve">16  </w:t>
+      </w:r>
+      <w:r>
+        <w:rPr>
+          <w:sz w:val="16"/>
+          <w:szCs w:val="16"/>
+        </w:rPr>
+        <w:t xml:space="preserve">An identified asset, controlled by Orontes, for a period. A is wrong: This is a service contract; no asset is controlled. B is wrong: The supplier can use any tank: no identified asset.</w:t>
+      </w:r>
+    </w:p>
+    <w:p>
+      <w:pPr>
+        <w:spacing w:after="18"/>
+        <w:ind w:left="300" w:hanging="300"/>
+      </w:pPr>
+      <w:r>
+        <w:rPr>
+          <w:b/>
+          <w:bCs/>
+          <w:color w:val="8186EF"/>
+          <w:sz w:val="16"/>
+          <w:szCs w:val="16"/>
+        </w:rPr>
+        <w:t xml:space="preserve">17  </w:t>
+      </w:r>
+      <w:r>
+        <w:rPr>
+          <w:sz w:val="16"/>
+          <w:szCs w:val="16"/>
+        </w:rPr>
+        <w:t xml:space="preserve">Only non-PBEs may elect the risk-free rate. A is wrong: The risk-free election is for companies that are not PBEs. C is wrong: Lease payments are discounted.</w:t>
+      </w:r>
+    </w:p>
+    <w:p>
+      <w:pPr>
+        <w:spacing w:after="18"/>
+        <w:ind w:left="300" w:hanging="300"/>
+      </w:pPr>
+      <w:r>
+        <w:rPr>
+          <w:b/>
+          <w:bCs/>
+          <w:color w:val="8186EF"/>
+          <w:sz w:val="16"/>
+          <w:szCs w:val="16"/>
+        </w:rPr>
+        <w:t xml:space="preserve">18  </w:t>
+      </w:r>
+      <w:r>
+        <w:rPr>
+          <w:sz w:val="16"/>
+          <w:szCs w:val="16"/>
+        </w:rPr>
+        <w:t xml:space="preserve">Finance-lease principal is repayment of a liability. A is wrong: Only the interest part is operating. B is wrong: The asset was not bought for cash.</w:t>
+      </w:r>
+    </w:p>
+    <w:p>
+      <w:pPr>
+        <w:spacing w:after="18"/>
+        <w:ind w:left="300" w:hanging="300"/>
+      </w:pPr>
+      <w:r>
+        <w:rPr>
+          <w:b/>
+          <w:bCs/>
+          <w:color w:val="8186EF"/>
+          <w:sz w:val="16"/>
+          <w:szCs w:val="16"/>
+        </w:rPr>
+        <w:t xml:space="preserve">19  </w:t>
+      </w:r>
+      <w:r>
+        <w:rPr>
+          <w:sz w:val="16"/>
+          <w:szCs w:val="16"/>
+        </w:rPr>
         <w:t xml:space="preserve">Meeting any one criterion is enough; the press meets two. B is wrong: The size of the payment is not a criterion. C is wrong: There is no purchase option.</w:t>
       </w:r>
     </w:p>
@@ -5211,99 +4490,30 @@
           <w:sz w:val="16"/>
           <w:szCs w:val="16"/>
         </w:rPr>
-        <w:t xml:space="preserve">16  </w:t>
-      </w:r>
-      <w:r>
-        <w:rPr>
-          <w:sz w:val="16"/>
-          <w:szCs w:val="16"/>
-        </w:rPr>
-        <w:t xml:space="preserve">An identified asset, controlled by Orontes, for a period. A is wrong: This is a service contract; no asset is controlled. B is wrong: The supplier can use any tank: no identified asset.</w:t>
-      </w:r>
-    </w:p>
-    <w:p>
-      <w:pPr>
-        <w:spacing w:after="18"/>
-        <w:ind w:left="300" w:hanging="300"/>
-      </w:pPr>
-      <w:r>
-        <w:rPr>
-          <w:b/>
-          <w:bCs/>
-          <w:color w:val="8186EF"/>
-          <w:sz w:val="16"/>
-          <w:szCs w:val="16"/>
-        </w:rPr>
-        <w:t xml:space="preserve">17  </w:t>
-      </w:r>
-      <w:r>
-        <w:rPr>
-          <w:sz w:val="16"/>
-          <w:szCs w:val="16"/>
-        </w:rPr>
-        <w:t xml:space="preserve">CMA questions use exact terms, and one word can change the answer.</w:t>
-      </w:r>
-    </w:p>
-    <w:p>
-      <w:pPr>
-        <w:spacing w:after="18"/>
-        <w:ind w:left="300" w:hanging="300"/>
-      </w:pPr>
-      <w:r>
-        <w:rPr>
-          <w:b/>
-          <w:bCs/>
-          <w:color w:val="8186EF"/>
-          <w:sz w:val="16"/>
-          <w:szCs w:val="16"/>
-        </w:rPr>
-        <w:t xml:space="preserve">18  </w:t>
-      </w:r>
-      <w:r>
-        <w:rPr>
-          <w:sz w:val="16"/>
-          <w:szCs w:val="16"/>
-        </w:rPr>
-        <w:t xml:space="preserve">The term tables in each section are the book’s own.</w:t>
-      </w:r>
-    </w:p>
-    <w:p>
-      <w:pPr>
-        <w:spacing w:after="18"/>
-        <w:ind w:left="300" w:hanging="300"/>
-      </w:pPr>
-      <w:r>
-        <w:rPr>
-          <w:b/>
-          <w:bCs/>
-          <w:color w:val="8186EF"/>
-          <w:sz w:val="16"/>
-          <w:szCs w:val="16"/>
-        </w:rPr>
-        <w:t xml:space="preserve">19  </w:t>
-      </w:r>
-      <w:r>
-        <w:rPr>
-          <w:sz w:val="16"/>
-          <w:szCs w:val="16"/>
-        </w:rPr>
-        <w:t xml:space="preserve">Include renewal periods reasonably certain to be used. A is wrong: The reasonably certain renewal must be included. C is wrong: The noncancelable period is included too.</w:t>
-      </w:r>
-    </w:p>
-    <w:p>
-      <w:pPr>
-        <w:spacing w:after="18"/>
-        <w:ind w:left="300" w:hanging="300"/>
-      </w:pPr>
-      <w:r>
-        <w:rPr>
-          <w:b/>
-          <w:bCs/>
-          <w:color w:val="8186EF"/>
-          <w:sz w:val="16"/>
-          <w:szCs w:val="16"/>
-        </w:rPr>
         <w:t xml:space="preserve">20  </w:t>
+      </w:r>
+      <w:r>
+        <w:rPr>
+          <w:sz w:val="16"/>
+          <w:szCs w:val="16"/>
+        </w:rPr>
+        <w:t xml:space="preserve">The present value of the five payments at 6%. A is wrong: This is only one payment. C is wrong: Payments must be discounted.</w:t>
+      </w:r>
+    </w:p>
+    <w:p>
+      <w:pPr>
+        <w:spacing w:after="18"/>
+        <w:ind w:left="300" w:hanging="300"/>
+      </w:pPr>
+      <w:r>
+        <w:rPr>
+          <w:b/>
+          <w:bCs/>
+          <w:color w:val="8186EF"/>
+          <w:sz w:val="16"/>
+          <w:szCs w:val="16"/>
+        </w:rPr>
+        <w:t xml:space="preserve">21  </w:t>
       </w:r>
       <w:r>
         <w:rPr>
@@ -5420,6 +4630,39 @@
                 <w:sz w:val="17"/>
                 <w:szCs w:val="17"/>
               </w:rPr>
+              <w:t xml:space="preserve">right-of-use · lease · liabilities</w:t>
+            </w:r>
+          </w:p>
+        </w:tc>
+        <w:tc>
+          <w:tcPr>
+            <w:tcW w:type="pct" w:w="1667"/>
+            <w:tcMar>
+              <w:top w:type="dxa" w:w="40"/>
+              <w:left w:type="dxa" w:w="100"/>
+              <w:bottom w:type="dxa" w:w="40"/>
+              <w:right w:type="dxa" w:w="100"/>
+            </w:tcMar>
+          </w:tcPr>
+          <w:p>
+            <w:pPr>
+              <w:spacing w:before="22" w:after="22"/>
+            </w:pPr>
+            <w:r>
+              <w:rPr>
+                <w:b/>
+                <w:bCs/>
+                <w:color w:val="8186EF"/>
+                <w:sz w:val="16"/>
+                <w:szCs w:val="16"/>
+              </w:rPr>
+              <w:t xml:space="preserve">6  </w:t>
+            </w:r>
+            <w:r>
+              <w:rPr>
+                <w:sz w:val="17"/>
+                <w:szCs w:val="17"/>
+              </w:rPr>
               <w:t xml:space="preserve">finance lease · operating lease</w:t>
             </w:r>
           </w:p>
@@ -5446,40 +4689,7 @@
                 <w:sz w:val="16"/>
                 <w:szCs w:val="16"/>
               </w:rPr>
-              <w:t xml:space="preserve">8  </w:t>
-            </w:r>
-            <w:r>
-              <w:rPr>
-                <w:sz w:val="17"/>
-                <w:szCs w:val="17"/>
-              </w:rPr>
-              <w:t xml:space="preserve">A</w:t>
-            </w:r>
-          </w:p>
-        </w:tc>
-        <w:tc>
-          <w:tcPr>
-            <w:tcW w:type="pct" w:w="1667"/>
-            <w:tcMar>
-              <w:top w:type="dxa" w:w="40"/>
-              <w:left w:type="dxa" w:w="100"/>
-              <w:bottom w:type="dxa" w:w="40"/>
-              <w:right w:type="dxa" w:w="100"/>
-            </w:tcMar>
-          </w:tcPr>
-          <w:p>
-            <w:pPr>
-              <w:spacing w:before="22" w:after="22"/>
-            </w:pPr>
-            <w:r>
-              <w:rPr>
-                <w:b/>
-                <w:bCs/>
-                <w:color w:val="8186EF"/>
-                <w:sz w:val="16"/>
-                <w:szCs w:val="16"/>
-              </w:rPr>
-              <w:t xml:space="preserve">15  </w:t>
+              <w:t xml:space="preserve">11  </w:t>
             </w:r>
             <w:r>
               <w:rPr>
@@ -5549,14 +4759,14 @@
                 <w:sz w:val="16"/>
                 <w:szCs w:val="16"/>
               </w:rPr>
-              <w:t xml:space="preserve">9  </w:t>
-            </w:r>
-            <w:r>
-              <w:rPr>
-                <w:sz w:val="17"/>
-                <w:szCs w:val="17"/>
-              </w:rPr>
-              <w:t xml:space="preserve">T</w:t>
+              <w:t xml:space="preserve">7  </w:t>
+            </w:r>
+            <w:r>
+              <w:rPr>
+                <w:sz w:val="17"/>
+                <w:szCs w:val="17"/>
+              </w:rPr>
+              <w:t xml:space="preserve">A</w:t>
             </w:r>
           </w:p>
         </w:tc>
@@ -5583,14 +4793,14 @@
                 <w:sz w:val="16"/>
                 <w:szCs w:val="16"/>
               </w:rPr>
-              <w:t xml:space="preserve">16  </w:t>
-            </w:r>
-            <w:r>
-              <w:rPr>
-                <w:sz w:val="17"/>
-                <w:szCs w:val="17"/>
-              </w:rPr>
-              <w:t xml:space="preserve">T</w:t>
+              <w:t xml:space="preserve">12  </w:t>
+            </w:r>
+            <w:r>
+              <w:rPr>
+                <w:sz w:val="17"/>
+                <w:szCs w:val="17"/>
+              </w:rPr>
+              <w:t xml:space="preserve">A</w:t>
             </w:r>
           </w:p>
         </w:tc>
@@ -5625,73 +4835,73 @@
                 <w:sz w:val="17"/>
                 <w:szCs w:val="17"/>
               </w:rPr>
-              <w:t xml:space="preserve">finance lease · operating lease</w:t>
-            </w:r>
-          </w:p>
-        </w:tc>
-        <w:tc>
-          <w:tcPr>
-            <w:tcW w:type="pct" w:w="1667"/>
-            <w:tcMar>
-              <w:top w:type="dxa" w:w="40"/>
-              <w:left w:type="dxa" w:w="100"/>
-              <w:bottom w:type="dxa" w:w="40"/>
-              <w:right w:type="dxa" w:w="100"/>
-            </w:tcMar>
-          </w:tcPr>
-          <w:p>
-            <w:pPr>
-              <w:spacing w:before="22" w:after="22"/>
-            </w:pPr>
-            <w:r>
-              <w:rPr>
-                <w:b/>
-                <w:bCs/>
-                <w:color w:val="8186EF"/>
-                <w:sz w:val="16"/>
-                <w:szCs w:val="16"/>
-              </w:rPr>
-              <w:t xml:space="preserve">10  </w:t>
-            </w:r>
-            <w:r>
-              <w:rPr>
-                <w:sz w:val="17"/>
-                <w:szCs w:val="17"/>
-              </w:rPr>
-              <w:t xml:space="preserve">F</w:t>
-            </w:r>
-          </w:p>
-        </w:tc>
-        <w:tc>
-          <w:tcPr>
-            <w:tcW w:type="pct" w:w="1667"/>
-            <w:tcMar>
-              <w:top w:type="dxa" w:w="40"/>
-              <w:left w:type="dxa" w:w="100"/>
-              <w:bottom w:type="dxa" w:w="40"/>
-              <w:right w:type="dxa" w:w="100"/>
-            </w:tcMar>
-          </w:tcPr>
-          <w:p>
-            <w:pPr>
-              <w:spacing w:before="22" w:after="22"/>
-            </w:pPr>
-            <w:r>
-              <w:rPr>
-                <w:b/>
-                <w:bCs/>
-                <w:color w:val="8186EF"/>
-                <w:sz w:val="16"/>
-                <w:szCs w:val="16"/>
-              </w:rPr>
-              <w:t xml:space="preserve">17  </w:t>
-            </w:r>
-            <w:r>
-              <w:rPr>
-                <w:sz w:val="17"/>
-                <w:szCs w:val="17"/>
-              </w:rPr>
-              <w:t xml:space="preserve">T</w:t>
+              <w:t xml:space="preserve">lease · Operating-lease · Finance-lease</w:t>
+            </w:r>
+          </w:p>
+        </w:tc>
+        <w:tc>
+          <w:tcPr>
+            <w:tcW w:type="pct" w:w="1667"/>
+            <w:tcMar>
+              <w:top w:type="dxa" w:w="40"/>
+              <w:left w:type="dxa" w:w="100"/>
+              <w:bottom w:type="dxa" w:w="40"/>
+              <w:right w:type="dxa" w:w="100"/>
+            </w:tcMar>
+          </w:tcPr>
+          <w:p>
+            <w:pPr>
+              <w:spacing w:before="22" w:after="22"/>
+            </w:pPr>
+            <w:r>
+              <w:rPr>
+                <w:b/>
+                <w:bCs/>
+                <w:color w:val="8186EF"/>
+                <w:sz w:val="16"/>
+                <w:szCs w:val="16"/>
+              </w:rPr>
+              <w:t xml:space="preserve">8  </w:t>
+            </w:r>
+            <w:r>
+              <w:rPr>
+                <w:sz w:val="17"/>
+                <w:szCs w:val="17"/>
+              </w:rPr>
+              <w:t xml:space="preserve">C</w:t>
+            </w:r>
+          </w:p>
+        </w:tc>
+        <w:tc>
+          <w:tcPr>
+            <w:tcW w:type="pct" w:w="1667"/>
+            <w:tcMar>
+              <w:top w:type="dxa" w:w="40"/>
+              <w:left w:type="dxa" w:w="100"/>
+              <w:bottom w:type="dxa" w:w="40"/>
+              <w:right w:type="dxa" w:w="100"/>
+            </w:tcMar>
+          </w:tcPr>
+          <w:p>
+            <w:pPr>
+              <w:spacing w:before="22" w:after="22"/>
+            </w:pPr>
+            <w:r>
+              <w:rPr>
+                <w:b/>
+                <w:bCs/>
+                <w:color w:val="8186EF"/>
+                <w:sz w:val="16"/>
+                <w:szCs w:val="16"/>
+              </w:rPr>
+              <w:t xml:space="preserve">13  </w:t>
+            </w:r>
+            <w:r>
+              <w:rPr>
+                <w:sz w:val="17"/>
+                <w:szCs w:val="17"/>
+              </w:rPr>
+              <w:t xml:space="preserve">A</w:t>
             </w:r>
           </w:p>
         </w:tc>
@@ -5754,14 +4964,14 @@
                 <w:sz w:val="16"/>
                 <w:szCs w:val="16"/>
               </w:rPr>
-              <w:t xml:space="preserve">11  </w:t>
-            </w:r>
-            <w:r>
-              <w:rPr>
-                <w:sz w:val="17"/>
-                <w:szCs w:val="17"/>
-              </w:rPr>
-              <w:t xml:space="preserve">finance lease · operating lease</w:t>
+              <w:t xml:space="preserve">9  </w:t>
+            </w:r>
+            <w:r>
+              <w:rPr>
+                <w:sz w:val="17"/>
+                <w:szCs w:val="17"/>
+              </w:rPr>
+              <w:t xml:space="preserve">A</w:t>
             </w:r>
           </w:p>
         </w:tc>
@@ -5788,14 +4998,14 @@
                 <w:sz w:val="16"/>
                 <w:szCs w:val="16"/>
               </w:rPr>
-              <w:t xml:space="preserve">18  </w:t>
-            </w:r>
-            <w:r>
-              <w:rPr>
-                <w:sz w:val="17"/>
-                <w:szCs w:val="17"/>
-              </w:rPr>
-              <w:t xml:space="preserve">A</w:t>
+              <w:t xml:space="preserve">14  </w:t>
+            </w:r>
+            <w:r>
+              <w:rPr>
+                <w:sz w:val="17"/>
+                <w:szCs w:val="17"/>
+              </w:rPr>
+              <w:t xml:space="preserve">Compare with the model earlier in this handout.</w:t>
             </w:r>
           </w:p>
         </w:tc>
@@ -5830,39 +5040,6 @@
                 <w:sz w:val="17"/>
                 <w:szCs w:val="17"/>
               </w:rPr>
-              <w:t xml:space="preserve">B</w:t>
-            </w:r>
-          </w:p>
-        </w:tc>
-        <w:tc>
-          <w:tcPr>
-            <w:tcW w:type="pct" w:w="1667"/>
-            <w:tcMar>
-              <w:top w:type="dxa" w:w="40"/>
-              <w:left w:type="dxa" w:w="100"/>
-              <w:bottom w:type="dxa" w:w="40"/>
-              <w:right w:type="dxa" w:w="100"/>
-            </w:tcMar>
-          </w:tcPr>
-          <w:p>
-            <w:pPr>
-              <w:spacing w:before="22" w:after="22"/>
-            </w:pPr>
-            <w:r>
-              <w:rPr>
-                <w:b/>
-                <w:bCs/>
-                <w:color w:val="8186EF"/>
-                <w:sz w:val="16"/>
-                <w:szCs w:val="16"/>
-              </w:rPr>
-              <w:t xml:space="preserve">12  </w:t>
-            </w:r>
-            <w:r>
-              <w:rPr>
-                <w:sz w:val="17"/>
-                <w:szCs w:val="17"/>
-              </w:rPr>
               <w:t xml:space="preserve">A</w:t>
             </w:r>
           </w:p>
@@ -5889,77 +5066,7 @@
                 <w:sz w:val="16"/>
                 <w:szCs w:val="16"/>
               </w:rPr>
-              <w:t xml:space="preserve">19  </w:t>
-            </w:r>
-            <w:r>
-              <w:rPr>
-                <w:sz w:val="17"/>
-                <w:szCs w:val="17"/>
-              </w:rPr>
-              <w:t xml:space="preserve">Compare with the model earlier in this handout.</w:t>
-            </w:r>
-          </w:p>
-        </w:tc>
-      </w:tr>
-      <w:tr>
-        <w:tc>
-          <w:tcPr>
-            <w:tcW w:type="pct" w:w="1667"/>
-            <w:shd w:fill="FBFAF6" w:val="clear"/>
-            <w:tcMar>
-              <w:top w:type="dxa" w:w="40"/>
-              <w:left w:type="dxa" w:w="100"/>
-              <w:bottom w:type="dxa" w:w="40"/>
-              <w:right w:type="dxa" w:w="100"/>
-            </w:tcMar>
-          </w:tcPr>
-          <w:p>
-            <w:pPr>
-              <w:spacing w:before="22" w:after="22"/>
-            </w:pPr>
-            <w:r>
-              <w:rPr>
-                <w:b/>
-                <w:bCs/>
-                <w:color w:val="8186EF"/>
-                <w:sz w:val="16"/>
-                <w:szCs w:val="16"/>
-              </w:rPr>
-              <w:t xml:space="preserve">6  </w:t>
-            </w:r>
-            <w:r>
-              <w:rPr>
-                <w:sz w:val="17"/>
-                <w:szCs w:val="17"/>
-              </w:rPr>
-              <w:t xml:space="preserve">C</w:t>
-            </w:r>
-          </w:p>
-        </w:tc>
-        <w:tc>
-          <w:tcPr>
-            <w:tcW w:type="pct" w:w="1667"/>
-            <w:shd w:fill="FBFAF6" w:val="clear"/>
-            <w:tcMar>
-              <w:top w:type="dxa" w:w="40"/>
-              <w:left w:type="dxa" w:w="100"/>
-              <w:bottom w:type="dxa" w:w="40"/>
-              <w:right w:type="dxa" w:w="100"/>
-            </w:tcMar>
-          </w:tcPr>
-          <w:p>
-            <w:pPr>
-              <w:spacing w:before="22" w:after="22"/>
-            </w:pPr>
-            <w:r>
-              <w:rPr>
-                <w:b/>
-                <w:bCs/>
-                <w:color w:val="8186EF"/>
-                <w:sz w:val="16"/>
-                <w:szCs w:val="16"/>
-              </w:rPr>
-              <w:t xml:space="preserve">13  </w:t>
+              <w:t xml:space="preserve">10  </w:t>
             </w:r>
             <w:r>
               <w:rPr>
@@ -5973,27 +5080,26 @@
         <w:tc>
           <w:tcPr>
             <w:tcW w:type="pct" w:w="1667"/>
-            <w:shd w:fill="FBFAF6" w:val="clear"/>
-            <w:tcMar>
-              <w:top w:type="dxa" w:w="40"/>
-              <w:left w:type="dxa" w:w="100"/>
-              <w:bottom w:type="dxa" w:w="40"/>
-              <w:right w:type="dxa" w:w="100"/>
-            </w:tcMar>
-          </w:tcPr>
-          <w:p>
-            <w:pPr>
-              <w:spacing w:before="22" w:after="22"/>
-            </w:pPr>
-            <w:r>
-              <w:rPr>
-                <w:b/>
-                <w:bCs/>
-                <w:color w:val="8186EF"/>
-                <w:sz w:val="16"/>
-                <w:szCs w:val="16"/>
-              </w:rPr>
-              <w:t xml:space="preserve">20  </w:t>
+            <w:tcMar>
+              <w:top w:type="dxa" w:w="40"/>
+              <w:left w:type="dxa" w:w="100"/>
+              <w:bottom w:type="dxa" w:w="40"/>
+              <w:right w:type="dxa" w:w="100"/>
+            </w:tcMar>
+          </w:tcPr>
+          <w:p>
+            <w:pPr>
+              <w:spacing w:before="22" w:after="22"/>
+            </w:pPr>
+            <w:r>
+              <w:rPr>
+                <w:b/>
+                <w:bCs/>
+                <w:color w:val="8186EF"/>
+                <w:sz w:val="16"/>
+                <w:szCs w:val="16"/>
+              </w:rPr>
+              <w:t xml:space="preserve">15  </w:t>
             </w:r>
             <w:r>
               <w:rPr>
@@ -6001,97 +5107,6 @@
                 <w:szCs w:val="17"/>
               </w:rPr>
               <w:t xml:space="preserve">On the balance sheet, the right-of-use assets and lease liabilities of finance leases are shown separately from those of operating leases, or disclosed with the line items that contain them. Each liability is split into a current part, the principal due within a year, and a noncurrent part.</w:t>
-            </w:r>
-          </w:p>
-        </w:tc>
-      </w:tr>
-      <w:tr>
-        <w:tc>
-          <w:tcPr>
-            <w:tcW w:type="pct" w:w="1667"/>
-            <w:tcMar>
-              <w:top w:type="dxa" w:w="40"/>
-              <w:left w:type="dxa" w:w="100"/>
-              <w:bottom w:type="dxa" w:w="40"/>
-              <w:right w:type="dxa" w:w="100"/>
-            </w:tcMar>
-          </w:tcPr>
-          <w:p>
-            <w:pPr>
-              <w:spacing w:before="22" w:after="22"/>
-            </w:pPr>
-            <w:r>
-              <w:rPr>
-                <w:b/>
-                <w:bCs/>
-                <w:color w:val="8186EF"/>
-                <w:sz w:val="16"/>
-                <w:szCs w:val="16"/>
-              </w:rPr>
-              <w:t xml:space="preserve">7  </w:t>
-            </w:r>
-            <w:r>
-              <w:rPr>
-                <w:sz w:val="17"/>
-                <w:szCs w:val="17"/>
-              </w:rPr>
-              <w:t xml:space="preserve">C</w:t>
-            </w:r>
-          </w:p>
-        </w:tc>
-        <w:tc>
-          <w:tcPr>
-            <w:tcW w:type="pct" w:w="1667"/>
-            <w:tcMar>
-              <w:top w:type="dxa" w:w="40"/>
-              <w:left w:type="dxa" w:w="100"/>
-              <w:bottom w:type="dxa" w:w="40"/>
-              <w:right w:type="dxa" w:w="100"/>
-            </w:tcMar>
-          </w:tcPr>
-          <w:p>
-            <w:pPr>
-              <w:spacing w:before="22" w:after="22"/>
-            </w:pPr>
-            <w:r>
-              <w:rPr>
-                <w:b/>
-                <w:bCs/>
-                <w:color w:val="8186EF"/>
-                <w:sz w:val="16"/>
-                <w:szCs w:val="16"/>
-              </w:rPr>
-              <w:t xml:space="preserve">14  </w:t>
-            </w:r>
-            <w:r>
-              <w:rPr>
-                <w:sz w:val="17"/>
-                <w:szCs w:val="17"/>
-              </w:rPr>
-              <w:t xml:space="preserve">A</w:t>
-            </w:r>
-          </w:p>
-        </w:tc>
-        <w:tc>
-          <w:tcPr>
-            <w:tcW w:type="pct" w:w="1667"/>
-            <w:tcMar>
-              <w:top w:type="dxa" w:w="40"/>
-              <w:left w:type="dxa" w:w="100"/>
-              <w:bottom w:type="dxa" w:w="40"/>
-              <w:right w:type="dxa" w:w="100"/>
-            </w:tcMar>
-          </w:tcPr>
-          <w:p>
-            <w:pPr>
-              <w:spacing w:before="24" w:after="24"/>
-            </w:pPr>
-            <w:r>
-              <w:rPr>
-                <w:sz w:val="16"/>
-                <w:szCs w:val="16"/>
-              </w:rPr>
-              <w:t xml:space="preserve"/>
             </w:r>
           </w:p>
         </w:tc>
@@ -6138,7 +5153,7 @@
                 <w:sz w:val="17"/>
                 <w:szCs w:val="17"/>
               </w:rPr>
-              <w:t xml:space="preserve">11  </w:t>
+              <w:t xml:space="preserve">6  </w:t>
             </w:r>
             <w:r>
               <w:rPr>
@@ -6203,7 +5218,7 @@
           <w:sz w:val="16"/>
           <w:szCs w:val="16"/>
         </w:rPr>
-        <w:t xml:space="preserve">The book writes: “Each liability is split into a current part, the principal due within a year, and a noncurrent part. On the income statement, a finance lease shows interest expense and amortization separately; an operating lease shows one lease cost in operating expenses.”</w:t>
+        <w:t xml:space="preserve">The book writes: “On the balance sheet, the right-of-use assets and lease liabilities of finance leases are shown separately from those of operating leases, or disclosed with the line items that contain them. Each liability is split into a current part, the principal due within a year, and a noncurrent part.”</w:t>
       </w:r>
     </w:p>
     <w:p>
@@ -6249,7 +5264,7 @@
           <w:sz w:val="16"/>
           <w:szCs w:val="16"/>
         </w:rPr>
-        <w:t xml:space="preserve">The book writes: “On the income statement, a finance lease shows interest expense and amortization separately; an operating lease shows one lease cost in operating expenses. In the statement of cash flows, finance-lease principal is financing; its interest and all operating-lease payments are operating. New leases are a noncash investing and financing activity, disclosed separately.”</w:t>
+        <w:t xml:space="preserve">The book writes: “New leases are a noncash investing and financing activity, disclosed separately. Operating-lease payments are operating cash flows, even though a liability is on the balance sheet. Finance-lease interest is operating under U.S. GAAP, not financing.”</w:t>
       </w:r>
     </w:p>
     <w:p>
@@ -6272,7 +5287,7 @@
           <w:sz w:val="16"/>
           <w:szCs w:val="16"/>
         </w:rPr>
-        <w:t xml:space="preserve">The book pairs Balance sheet with “ROU asset and lease liability, shown separately from operating leases (or disclosed)”.</w:t>
+        <w:t xml:space="preserve">The framework defines the elements, and every amount belongs to one of them.</w:t>
       </w:r>
     </w:p>
     <w:p>
@@ -6295,30 +5310,7 @@
           <w:sz w:val="16"/>
           <w:szCs w:val="16"/>
         </w:rPr>
-        <w:t xml:space="preserve">The book’s own table pairs Balance sheet with “ROU asset and lease liability, shown separately from operating leases (or disclosed)”.</w:t>
-      </w:r>
-    </w:p>
-    <w:p>
-      <w:pPr>
-        <w:spacing w:after="18"/>
-        <w:ind w:left="300" w:hanging="300"/>
-      </w:pPr>
-      <w:r>
-        <w:rPr>
-          <w:b/>
-          <w:bCs/>
-          <w:color w:val="8186EF"/>
-          <w:sz w:val="16"/>
-          <w:szCs w:val="16"/>
-        </w:rPr>
-        <w:t xml:space="preserve">6  </w:t>
-      </w:r>
-      <w:r>
-        <w:rPr>
-          <w:sz w:val="16"/>
-          <w:szCs w:val="16"/>
-        </w:rPr>
-        <w:t xml:space="preserve">The book’s own table pairs Income statement with “Interest expense and amortization, shown separately”.</w:t>
+        <w:t xml:space="preserve">The book numbers “What is a lease?” as section 14.1.</w:t>
       </w:r>
     </w:p>
     <w:p>
@@ -6341,7 +5333,7 @@
           <w:sz w:val="16"/>
           <w:szCs w:val="16"/>
         </w:rPr>
-        <w:t xml:space="preserve">The book’s own table pairs Cash flow: principal with “Financing”.</w:t>
+        <w:t xml:space="preserve">The book gives One lease cost in operating expenses as the operating lease (warehouse) of Income statement.</w:t>
       </w:r>
     </w:p>
     <w:p>
@@ -6364,7 +5356,7 @@
           <w:sz w:val="16"/>
           <w:szCs w:val="16"/>
         </w:rPr>
-        <w:t xml:space="preserve">The book’s own table pairs Cash flow: interest with “Operating”.</w:t>
+        <w:t xml:space="preserve">A finance leaseback means control has not passed. A is wrong: No sale occurs when the leaseback is a finance lease. B is wrong: Deferring gains was the old ASC 840 approach.</w:t>
       </w:r>
     </w:p>
     <w:p>
@@ -6387,7 +5379,7 @@
           <w:sz w:val="16"/>
           <w:szCs w:val="16"/>
         </w:rPr>
-        <w:t xml:space="preserve">The book pairs Balance sheet with “ROU asset and lease liability, shown separately from finance leases (or disclosed)”.</w:t>
+        <w:t xml:space="preserve">Every cycle settles one rule and shows where it comes from.</w:t>
       </w:r>
     </w:p>
     <w:p>
@@ -6410,7 +5402,30 @@
           <w:sz w:val="16"/>
           <w:szCs w:val="16"/>
         </w:rPr>
-        <w:t xml:space="preserve">The book pairs Income statement with “One lease cost in operating expenses”, not with “Operating”.</w:t>
+        <w:t xml:space="preserve">CMA questions use exact terms, and one word can change the answer.</w:t>
+      </w:r>
+    </w:p>
+    <w:p>
+      <w:pPr>
+        <w:spacing w:after="18"/>
+        <w:ind w:left="300" w:hanging="300"/>
+      </w:pPr>
+      <w:r>
+        <w:rPr>
+          <w:b/>
+          <w:bCs/>
+          <w:color w:val="8186EF"/>
+          <w:sz w:val="16"/>
+          <w:szCs w:val="16"/>
+        </w:rPr>
+        <w:t xml:space="preserve">11  </w:t>
+      </w:r>
+      <w:r>
+        <w:rPr>
+          <w:sz w:val="16"/>
+          <w:szCs w:val="16"/>
+        </w:rPr>
+        <w:t xml:space="preserve">The term tables in each section are the book’s own.</w:t>
       </w:r>
     </w:p>
     <w:p>
@@ -6433,7 +5448,7 @@
           <w:sz w:val="16"/>
           <w:szCs w:val="16"/>
         </w:rPr>
-        <w:t xml:space="preserve">The book gives One lease cost in operating expenses as the operating lease (warehouse) of Income statement.</w:t>
+        <w:t xml:space="preserve">CMA questions use exact terms, and the glossary on the page is what defines them here.</w:t>
       </w:r>
     </w:p>
     <w:p>
@@ -6450,121 +5465,6 @@
           <w:szCs w:val="16"/>
         </w:rPr>
         <w:t xml:space="preserve">13  </w:t>
-      </w:r>
-      <w:r>
-        <w:rPr>
-          <w:sz w:val="16"/>
-          <w:szCs w:val="16"/>
-        </w:rPr>
-        <w:t xml:space="preserve">Compare your sentence with the book’s wording in the key.</w:t>
-      </w:r>
-    </w:p>
-    <w:p>
-      <w:pPr>
-        <w:spacing w:after="18"/>
-        <w:ind w:left="300" w:hanging="300"/>
-      </w:pPr>
-      <w:r>
-        <w:rPr>
-          <w:b/>
-          <w:bCs/>
-          <w:color w:val="8186EF"/>
-          <w:sz w:val="16"/>
-          <w:szCs w:val="16"/>
-        </w:rPr>
-        <w:t xml:space="preserve">14  </w:t>
-      </w:r>
-      <w:r>
-        <w:rPr>
-          <w:sz w:val="16"/>
-          <w:szCs w:val="16"/>
-        </w:rPr>
-        <w:t xml:space="preserve">Every cycle settles one rule and shows where it comes from.</w:t>
-      </w:r>
-    </w:p>
-    <w:p>
-      <w:pPr>
-        <w:spacing w:after="18"/>
-        <w:ind w:left="300" w:hanging="300"/>
-      </w:pPr>
-      <w:r>
-        <w:rPr>
-          <w:b/>
-          <w:bCs/>
-          <w:color w:val="8186EF"/>
-          <w:sz w:val="16"/>
-          <w:szCs w:val="16"/>
-        </w:rPr>
-        <w:t xml:space="preserve">15  </w:t>
-      </w:r>
-      <w:r>
-        <w:rPr>
-          <w:sz w:val="16"/>
-          <w:szCs w:val="16"/>
-        </w:rPr>
-        <w:t xml:space="preserve">CMA questions use exact terms, and one word can change the answer.</w:t>
-      </w:r>
-    </w:p>
-    <w:p>
-      <w:pPr>
-        <w:spacing w:after="18"/>
-        <w:ind w:left="300" w:hanging="300"/>
-      </w:pPr>
-      <w:r>
-        <w:rPr>
-          <w:b/>
-          <w:bCs/>
-          <w:color w:val="8186EF"/>
-          <w:sz w:val="16"/>
-          <w:szCs w:val="16"/>
-        </w:rPr>
-        <w:t xml:space="preserve">16  </w:t>
-      </w:r>
-      <w:r>
-        <w:rPr>
-          <w:sz w:val="16"/>
-          <w:szCs w:val="16"/>
-        </w:rPr>
-        <w:t xml:space="preserve">The term tables in each section are the book’s own.</w:t>
-      </w:r>
-    </w:p>
-    <w:p>
-      <w:pPr>
-        <w:spacing w:after="18"/>
-        <w:ind w:left="300" w:hanging="300"/>
-      </w:pPr>
-      <w:r>
-        <w:rPr>
-          <w:b/>
-          <w:bCs/>
-          <w:color w:val="8186EF"/>
-          <w:sz w:val="16"/>
-          <w:szCs w:val="16"/>
-        </w:rPr>
-        <w:t xml:space="preserve">17  </w:t>
-      </w:r>
-      <w:r>
-        <w:rPr>
-          <w:sz w:val="16"/>
-          <w:szCs w:val="16"/>
-        </w:rPr>
-        <w:t xml:space="preserve">The exam marks the term, so the English word is the answer.</w:t>
-      </w:r>
-    </w:p>
-    <w:p>
-      <w:pPr>
-        <w:spacing w:after="18"/>
-        <w:ind w:left="300" w:hanging="300"/>
-      </w:pPr>
-      <w:r>
-        <w:rPr>
-          <w:b/>
-          <w:bCs/>
-          <w:color w:val="8186EF"/>
-          <w:sz w:val="16"/>
-          <w:szCs w:val="16"/>
-        </w:rPr>
-        <w:t xml:space="preserve">18  </w:t>
       </w:r>
       <w:r>
         <w:rPr>
@@ -6714,40 +5614,40 @@
                 <w:sz w:val="17"/>
                 <w:szCs w:val="17"/>
               </w:rPr>
+              <w:t xml:space="preserve">Interest paid in the cash flow statement: Operating · Operating or financing (IAS 7 today)</w:t>
+            </w:r>
+          </w:p>
+        </w:tc>
+        <w:tc>
+          <w:tcPr>
+            <w:tcW w:type="pct" w:w="1667"/>
+            <w:tcMar>
+              <w:top w:type="dxa" w:w="40"/>
+              <w:left w:type="dxa" w:w="100"/>
+              <w:bottom w:type="dxa" w:w="40"/>
+              <w:right w:type="dxa" w:w="100"/>
+            </w:tcMar>
+          </w:tcPr>
+          <w:p>
+            <w:pPr>
+              <w:spacing w:before="22" w:after="22"/>
+            </w:pPr>
+            <w:r>
+              <w:rPr>
+                <w:b/>
+                <w:bCs/>
+                <w:color w:val="8186EF"/>
+                <w:sz w:val="16"/>
+                <w:szCs w:val="16"/>
+              </w:rPr>
+              <w:t xml:space="preserve">19  </w:t>
+            </w:r>
+            <w:r>
+              <w:rPr>
+                <w:sz w:val="17"/>
+                <w:szCs w:val="17"/>
+              </w:rPr>
               <w:t xml:space="preserve">F</w:t>
-            </w:r>
-          </w:p>
-        </w:tc>
-        <w:tc>
-          <w:tcPr>
-            <w:tcW w:type="pct" w:w="1667"/>
-            <w:tcMar>
-              <w:top w:type="dxa" w:w="40"/>
-              <w:left w:type="dxa" w:w="100"/>
-              <w:bottom w:type="dxa" w:w="40"/>
-              <w:right w:type="dxa" w:w="100"/>
-            </w:tcMar>
-          </w:tcPr>
-          <w:p>
-            <w:pPr>
-              <w:spacing w:before="22" w:after="22"/>
-            </w:pPr>
-            <w:r>
-              <w:rPr>
-                <w:b/>
-                <w:bCs/>
-                <w:color w:val="8186EF"/>
-                <w:sz w:val="16"/>
-                <w:szCs w:val="16"/>
-              </w:rPr>
-              <w:t xml:space="preserve">19  </w:t>
-            </w:r>
-            <w:r>
-              <w:rPr>
-                <w:sz w:val="17"/>
-                <w:szCs w:val="17"/>
-              </w:rPr>
-              <w:t xml:space="preserve">A</w:t>
             </w:r>
           </w:p>
         </w:tc>
@@ -6817,7 +5717,7 @@
                 <w:sz w:val="17"/>
                 <w:szCs w:val="17"/>
               </w:rPr>
-              <w:t xml:space="preserve">Expense pattern for a 'plain' lease: Straight-line single cost (operating) · Depreciation plus interest: higher early</w:t>
+              <w:t xml:space="preserve">short-term lease · lessee</w:t>
             </w:r>
           </w:p>
         </w:tc>
@@ -6851,7 +5751,7 @@
                 <w:sz w:val="17"/>
                 <w:szCs w:val="17"/>
               </w:rPr>
-              <w:t xml:space="preserve">T</w:t>
+              <w:t xml:space="preserve">B</w:t>
             </w:r>
           </w:p>
         </w:tc>
@@ -6919,7 +5819,7 @@
                 <w:sz w:val="17"/>
                 <w:szCs w:val="17"/>
               </w:rPr>
-              <w:t xml:space="preserve">Low-value assets (e.g., laptops): No exemption (materiality only) · Exemption allowed</w:t>
+              <w:t xml:space="preserve">B</w:t>
             </w:r>
           </w:p>
         </w:tc>
@@ -6952,7 +5852,7 @@
                 <w:sz w:val="17"/>
                 <w:szCs w:val="17"/>
               </w:rPr>
-              <w:t xml:space="preserve">C</w:t>
+              <w:t xml:space="preserve">E</w:t>
             </w:r>
           </w:p>
         </w:tc>
@@ -7022,7 +5922,7 @@
                 <w:sz w:val="17"/>
                 <w:szCs w:val="17"/>
               </w:rPr>
-              <w:t xml:space="preserve">Short-term leases (12 months or less): Exemption by class of asset · Exemption by class of asset</w:t>
+              <w:t xml:space="preserve">C</w:t>
             </w:r>
           </w:p>
         </w:tc>
@@ -7056,7 +5956,7 @@
                 <w:sz w:val="17"/>
                 <w:szCs w:val="17"/>
               </w:rPr>
-              <w:t xml:space="preserve">T</w:t>
+              <w:t xml:space="preserve">C</w:t>
             </w:r>
           </w:p>
         </w:tc>
@@ -7124,7 +6024,7 @@
                 <w:sz w:val="17"/>
                 <w:szCs w:val="17"/>
               </w:rPr>
-              <w:t xml:space="preserve">Index or rate changes (e.g., CPI): No remeasurement; expense as incurred · Remeasure the liability</w:t>
+              <w:t xml:space="preserve">A</w:t>
             </w:r>
           </w:p>
         </w:tc>
@@ -7193,7 +6093,7 @@
                 <w:sz w:val="17"/>
                 <w:szCs w:val="17"/>
               </w:rPr>
-              <w:t xml:space="preserve">B</w:t>
+              <w:t xml:space="preserve">Expense pattern for a 'plain' lease: Straight-line single cost (operating) · Depreciation plus interest: higher early</w:t>
             </w:r>
           </w:p>
         </w:tc>
@@ -7227,7 +6127,7 @@
                 <w:sz w:val="17"/>
                 <w:szCs w:val="17"/>
               </w:rPr>
-              <w:t xml:space="preserve">Interest paid in the cash flow statement: Operating · Operating or financing (IAS 7 today)</w:t>
+              <w:t xml:space="preserve">T</w:t>
             </w:r>
           </w:p>
         </w:tc>
@@ -7296,7 +6196,7 @@
                 <w:sz w:val="17"/>
                 <w:szCs w:val="17"/>
               </w:rPr>
-              <w:t xml:space="preserve">B</w:t>
+              <w:t xml:space="preserve">Low-value assets (e.g., laptops): No exemption (materiality only) · Exemption allowed</w:t>
             </w:r>
           </w:p>
         </w:tc>
@@ -7329,7 +6229,7 @@
                 <w:sz w:val="17"/>
                 <w:szCs w:val="17"/>
               </w:rPr>
-              <w:t xml:space="preserve">lessee · lease · operating lease</w:t>
+              <w:t xml:space="preserve">T</w:t>
             </w:r>
           </w:p>
         </w:tc>
@@ -7398,7 +6298,7 @@
                 <w:sz w:val="17"/>
                 <w:szCs w:val="17"/>
               </w:rPr>
-              <w:t xml:space="preserve">B</w:t>
+              <w:t xml:space="preserve">Short-term leases (12 months or less): Exemption by class of asset · Exemption by class of asset</w:t>
             </w:r>
           </w:p>
         </w:tc>
@@ -7432,7 +6332,7 @@
                 <w:sz w:val="17"/>
                 <w:szCs w:val="17"/>
               </w:rPr>
-              <w:t xml:space="preserve">B</w:t>
+              <w:t xml:space="preserve">A</w:t>
             </w:r>
           </w:p>
         </w:tc>
@@ -7491,7 +6391,7 @@
                 <w:sz w:val="17"/>
                 <w:szCs w:val="17"/>
               </w:rPr>
-              <w:t xml:space="preserve">T</w:t>
+              <w:t xml:space="preserve">Index or rate changes (e.g., CPI): No remeasurement; expense as incurred · Remeasure the liability</w:t>
             </w:r>
           </w:p>
         </w:tc>
@@ -7524,7 +6424,7 @@
                 <w:sz w:val="17"/>
                 <w:szCs w:val="17"/>
               </w:rPr>
-              <w:t xml:space="preserve">T</w:t>
+              <w:t xml:space="preserve">D</w:t>
             </w:r>
           </w:p>
         </w:tc>
@@ -7594,7 +6494,7 @@
                 <w:sz w:val="17"/>
                 <w:szCs w:val="17"/>
               </w:rPr>
-              <w:t xml:space="preserve">16  </w:t>
+              <w:t xml:space="preserve">11  </w:t>
             </w:r>
             <w:r>
               <w:rPr>
@@ -7617,7 +6517,7 @@
                 <w:sz w:val="17"/>
                 <w:szCs w:val="17"/>
               </w:rPr>
-              <w:t xml:space="preserve">SC14-12 Under IFRS 16, how does a lessee account for a plain building lease that would be an operating lease under U.S.</w:t>
+              <w:t xml:space="preserve">A short-term lease lasts 12 months or less and has no purchase option that the lessee is reasonably certain to use.</w:t>
             </w:r>
           </w:p>
         </w:tc>
@@ -7705,7 +6605,7 @@
           <w:sz w:val="16"/>
           <w:szCs w:val="16"/>
         </w:rPr>
-        <w:t xml:space="preserve">The book writes: “IFRS 16 has one lessee model: every lease is accounted for like a finance lease, with depreciation and interest. It allows an exemption for low-value assets and remeasures the liability when an index such as CPI changes. SC14-11 Orontes leases office laptops for three years.”</w:t>
+        <w:t xml:space="preserve">The book writes: “IFRS 16 has one lessee model: every lease is accounted for like a finance lease, with depreciation and interest. It allows an exemption for low-value assets and remeasures the liability when an index such as CPI changes.”</w:t>
       </w:r>
     </w:p>
     <w:p>
@@ -7728,7 +6628,7 @@
           <w:sz w:val="16"/>
           <w:szCs w:val="16"/>
         </w:rPr>
-        <w:t xml:space="preserve">The book pairs Lessee models with “Two: finance and operating”.</w:t>
+        <w:t xml:space="preserve">The framework defines the elements, and every amount belongs to one of them.</w:t>
       </w:r>
     </w:p>
     <w:p>
@@ -7767,122 +6667,7 @@
           <w:sz w:val="16"/>
           <w:szCs w:val="16"/>
         </w:rPr>
-        <w:t xml:space="preserve">6  </w:t>
-      </w:r>
-      <w:r>
-        <w:rPr>
-          <w:sz w:val="16"/>
-          <w:szCs w:val="16"/>
-        </w:rPr>
-        <w:t xml:space="preserve">The book’s own table pairs Expense pattern for a 'plain' lease with “Straight-line single cost (operating)”.</w:t>
-      </w:r>
-    </w:p>
-    <w:p>
-      <w:pPr>
-        <w:spacing w:after="18"/>
-        <w:ind w:left="300" w:hanging="300"/>
-      </w:pPr>
-      <w:r>
-        <w:rPr>
-          <w:b/>
-          <w:bCs/>
-          <w:color w:val="8186EF"/>
-          <w:sz w:val="16"/>
-          <w:szCs w:val="16"/>
-        </w:rPr>
-        <w:t xml:space="preserve">7  </w:t>
-      </w:r>
-      <w:r>
-        <w:rPr>
-          <w:sz w:val="16"/>
-          <w:szCs w:val="16"/>
-        </w:rPr>
-        <w:t xml:space="preserve">The book’s own table pairs Low-value assets (e.g., laptops) with “No exemption (materiality only)”.</w:t>
-      </w:r>
-    </w:p>
-    <w:p>
-      <w:pPr>
-        <w:spacing w:after="18"/>
-        <w:ind w:left="300" w:hanging="300"/>
-      </w:pPr>
-      <w:r>
-        <w:rPr>
-          <w:b/>
-          <w:bCs/>
-          <w:color w:val="8186EF"/>
-          <w:sz w:val="16"/>
-          <w:szCs w:val="16"/>
-        </w:rPr>
-        <w:t xml:space="preserve">8  </w:t>
-      </w:r>
-      <w:r>
-        <w:rPr>
-          <w:sz w:val="16"/>
-          <w:szCs w:val="16"/>
-        </w:rPr>
-        <w:t xml:space="preserve">The book’s own table pairs Short-term leases (12 months or less) with “Exemption by class of asset”.</w:t>
-      </w:r>
-    </w:p>
-    <w:p>
-      <w:pPr>
-        <w:spacing w:after="18"/>
-        <w:ind w:left="300" w:hanging="300"/>
-      </w:pPr>
-      <w:r>
-        <w:rPr>
-          <w:b/>
-          <w:bCs/>
-          <w:color w:val="8186EF"/>
-          <w:sz w:val="16"/>
-          <w:szCs w:val="16"/>
-        </w:rPr>
-        <w:t xml:space="preserve">9  </w:t>
-      </w:r>
-      <w:r>
-        <w:rPr>
-          <w:sz w:val="16"/>
-          <w:szCs w:val="16"/>
-        </w:rPr>
-        <w:t xml:space="preserve">The book pairs Lessee models with “One: all leases like finance leases”.</w:t>
-      </w:r>
-    </w:p>
-    <w:p>
-      <w:pPr>
-        <w:spacing w:after="18"/>
-        <w:ind w:left="300" w:hanging="300"/>
-      </w:pPr>
-      <w:r>
-        <w:rPr>
-          <w:b/>
-          <w:bCs/>
-          <w:color w:val="8186EF"/>
-          <w:sz w:val="16"/>
-          <w:szCs w:val="16"/>
-        </w:rPr>
-        <w:t xml:space="preserve">10  </w:t>
-      </w:r>
-      <w:r>
-        <w:rPr>
-          <w:sz w:val="16"/>
-          <w:szCs w:val="16"/>
-        </w:rPr>
-        <w:t xml:space="preserve">The book pairs Expense pattern for a 'plain' lease with “Depreciation plus interest: higher early”, not with “One: all leases like finance leases”.</w:t>
-      </w:r>
-    </w:p>
-    <w:p>
-      <w:pPr>
-        <w:spacing w:after="18"/>
-        <w:ind w:left="300" w:hanging="300"/>
-      </w:pPr>
-      <w:r>
-        <w:rPr>
-          <w:b/>
-          <w:bCs/>
-          <w:color w:val="8186EF"/>
-          <w:sz w:val="16"/>
-          <w:szCs w:val="16"/>
-        </w:rPr>
-        <w:t xml:space="preserve">17  </w:t>
+        <w:t xml:space="preserve">12  </w:t>
       </w:r>
       <w:r>
         <w:rPr>
@@ -7905,30 +6690,30 @@
           <w:sz w:val="16"/>
           <w:szCs w:val="16"/>
         </w:rPr>
-        <w:t xml:space="preserve">18  </w:t>
-      </w:r>
-      <w:r>
-        <w:rPr>
-          <w:sz w:val="16"/>
-          <w:szCs w:val="16"/>
-        </w:rPr>
-        <w:t xml:space="preserve">Compare your sentence with the book’s wording in the key.</w:t>
-      </w:r>
-    </w:p>
-    <w:p>
-      <w:pPr>
-        <w:spacing w:after="18"/>
-        <w:ind w:left="300" w:hanging="300"/>
-      </w:pPr>
-      <w:r>
-        <w:rPr>
-          <w:b/>
-          <w:bCs/>
-          <w:color w:val="8186EF"/>
-          <w:sz w:val="16"/>
-          <w:szCs w:val="16"/>
-        </w:rPr>
-        <w:t xml:space="preserve">19  </w:t>
+        <w:t xml:space="preserve">13  </w:t>
+      </w:r>
+      <w:r>
+        <w:rPr>
+          <w:sz w:val="16"/>
+          <w:szCs w:val="16"/>
+        </w:rPr>
+        <w:t xml:space="preserve">Liability + initial direct costs − incentives. A is wrong: This subtracts the direct costs and adds the incentive. B is wrong: This ignores the costs and the incentive.</w:t>
+      </w:r>
+    </w:p>
+    <w:p>
+      <w:pPr>
+        <w:spacing w:after="18"/>
+        <w:ind w:left="300" w:hanging="300"/>
+      </w:pPr>
+      <w:r>
+        <w:rPr>
+          <w:b/>
+          <w:bCs/>
+          <w:color w:val="8186EF"/>
+          <w:sz w:val="16"/>
+          <w:szCs w:val="16"/>
+        </w:rPr>
+        <w:t xml:space="preserve">14  </w:t>
       </w:r>
       <w:r>
         <w:rPr>
@@ -7951,7 +6736,7 @@
           <w:sz w:val="16"/>
           <w:szCs w:val="16"/>
         </w:rPr>
-        <w:t xml:space="preserve">20  </w:t>
+        <w:t xml:space="preserve">15  </w:t>
       </w:r>
       <w:r>
         <w:rPr>
@@ -7974,37 +6759,14 @@
           <w:sz w:val="16"/>
           <w:szCs w:val="16"/>
         </w:rPr>
-        <w:t xml:space="preserve">21  </w:t>
-      </w:r>
-      <w:r>
-        <w:rPr>
-          <w:sz w:val="16"/>
-          <w:szCs w:val="16"/>
-        </w:rPr>
-        <w:t xml:space="preserve">The book’s own table gives 10-month lease; no purchase option. Barada applies the short-term exemption. as the details of L3 Storage room.</w:t>
-      </w:r>
-    </w:p>
-    <w:p>
-      <w:pPr>
-        <w:spacing w:after="18"/>
-        <w:ind w:left="300" w:hanging="300"/>
-      </w:pPr>
-      <w:r>
-        <w:rPr>
-          <w:b/>
-          <w:bCs/>
-          <w:color w:val="8186EF"/>
-          <w:sz w:val="16"/>
-          <w:szCs w:val="16"/>
-        </w:rPr>
-        <w:t xml:space="preserve">22  </w:t>
-      </w:r>
-      <w:r>
-        <w:rPr>
-          <w:sz w:val="16"/>
-          <w:szCs w:val="16"/>
-        </w:rPr>
-        <w:t xml:space="preserve">The exam marks the term, so the English word is the answer.</w:t>
+        <w:t xml:space="preserve">16  </w:t>
+      </w:r>
+      <w:r>
+        <w:rPr>
+          <w:sz w:val="16"/>
+          <w:szCs w:val="16"/>
+        </w:rPr>
+        <w:t xml:space="preserve">The term tables in each section are the book’s own.</w:t>
       </w:r>
     </w:p>
     <w:p>
@@ -8137,73 +6899,73 @@
                 <w:sz w:val="17"/>
                 <w:szCs w:val="17"/>
               </w:rPr>
-              <w:t xml:space="preserve">operating lease · finance lease · lessee · lease liability · right-of-use asset</w:t>
-            </w:r>
-          </w:p>
-        </w:tc>
-        <w:tc>
-          <w:tcPr>
-            <w:tcW w:type="pct" w:w="1667"/>
-            <w:tcMar>
-              <w:top w:type="dxa" w:w="40"/>
-              <w:left w:type="dxa" w:w="100"/>
-              <w:bottom w:type="dxa" w:w="40"/>
-              <w:right w:type="dxa" w:w="100"/>
-            </w:tcMar>
-          </w:tcPr>
-          <w:p>
-            <w:pPr>
-              <w:spacing w:before="22" w:after="22"/>
-            </w:pPr>
-            <w:r>
-              <w:rPr>
-                <w:b/>
-                <w:bCs/>
-                <w:color w:val="8186EF"/>
-                <w:sz w:val="16"/>
-                <w:szCs w:val="16"/>
-              </w:rPr>
-              <w:t xml:space="preserve">10  </w:t>
-            </w:r>
-            <w:r>
-              <w:rPr>
-                <w:sz w:val="17"/>
-                <w:szCs w:val="17"/>
-              </w:rPr>
-              <w:t xml:space="preserve">C</w:t>
-            </w:r>
-          </w:p>
-        </w:tc>
-        <w:tc>
-          <w:tcPr>
-            <w:tcW w:type="pct" w:w="1667"/>
-            <w:tcMar>
-              <w:top w:type="dxa" w:w="40"/>
-              <w:left w:type="dxa" w:w="100"/>
-              <w:bottom w:type="dxa" w:w="40"/>
-              <w:right w:type="dxa" w:w="100"/>
-            </w:tcMar>
-          </w:tcPr>
-          <w:p>
-            <w:pPr>
-              <w:spacing w:before="22" w:after="22"/>
-            </w:pPr>
-            <w:r>
-              <w:rPr>
-                <w:b/>
-                <w:bCs/>
-                <w:color w:val="8186EF"/>
-                <w:sz w:val="16"/>
-                <w:szCs w:val="16"/>
-              </w:rPr>
-              <w:t xml:space="preserve">19  </w:t>
-            </w:r>
-            <w:r>
-              <w:rPr>
-                <w:sz w:val="17"/>
-                <w:szCs w:val="17"/>
-              </w:rPr>
-              <w:t xml:space="preserve">C</w:t>
+              <w:t xml:space="preserve">lease term · lessee · finance lease · operating lease</w:t>
+            </w:r>
+          </w:p>
+        </w:tc>
+        <w:tc>
+          <w:tcPr>
+            <w:tcW w:type="pct" w:w="1667"/>
+            <w:tcMar>
+              <w:top w:type="dxa" w:w="40"/>
+              <w:left w:type="dxa" w:w="100"/>
+              <w:bottom w:type="dxa" w:w="40"/>
+              <w:right w:type="dxa" w:w="100"/>
+            </w:tcMar>
+          </w:tcPr>
+          <w:p>
+            <w:pPr>
+              <w:spacing w:before="22" w:after="22"/>
+            </w:pPr>
+            <w:r>
+              <w:rPr>
+                <w:b/>
+                <w:bCs/>
+                <w:color w:val="8186EF"/>
+                <w:sz w:val="16"/>
+                <w:szCs w:val="16"/>
+              </w:rPr>
+              <w:t xml:space="preserve">11  </w:t>
+            </w:r>
+            <w:r>
+              <w:rPr>
+                <w:sz w:val="17"/>
+                <w:szCs w:val="17"/>
+              </w:rPr>
+              <w:t xml:space="preserve">F</w:t>
+            </w:r>
+          </w:p>
+        </w:tc>
+        <w:tc>
+          <w:tcPr>
+            <w:tcW w:type="pct" w:w="1667"/>
+            <w:tcMar>
+              <w:top w:type="dxa" w:w="40"/>
+              <w:left w:type="dxa" w:w="100"/>
+              <w:bottom w:type="dxa" w:w="40"/>
+              <w:right w:type="dxa" w:w="100"/>
+            </w:tcMar>
+          </w:tcPr>
+          <w:p>
+            <w:pPr>
+              <w:spacing w:before="22" w:after="22"/>
+            </w:pPr>
+            <w:r>
+              <w:rPr>
+                <w:b/>
+                <w:bCs/>
+                <w:color w:val="8186EF"/>
+                <w:sz w:val="16"/>
+                <w:szCs w:val="16"/>
+              </w:rPr>
+              <w:t xml:space="preserve">21  </w:t>
+            </w:r>
+            <w:r>
+              <w:rPr>
+                <w:sz w:val="17"/>
+                <w:szCs w:val="17"/>
+              </w:rPr>
+              <w:t xml:space="preserve">E</w:t>
             </w:r>
           </w:p>
         </w:tc>
@@ -8239,7 +7001,7 @@
                 <w:sz w:val="17"/>
                 <w:szCs w:val="17"/>
               </w:rPr>
-              <w:t xml:space="preserve">finance lease · lessee · right-of-use asset · operating lease</w:t>
+              <w:t xml:space="preserve">finance lease · lessee · right-of-use asset</w:t>
             </w:r>
           </w:p>
         </w:tc>
@@ -8266,14 +7028,14 @@
                 <w:sz w:val="16"/>
                 <w:szCs w:val="16"/>
               </w:rPr>
-              <w:t xml:space="preserve">11  </w:t>
-            </w:r>
-            <w:r>
-              <w:rPr>
-                <w:sz w:val="17"/>
-                <w:szCs w:val="17"/>
-              </w:rPr>
-              <w:t xml:space="preserve">D</w:t>
+              <w:t xml:space="preserve">12  </w:t>
+            </w:r>
+            <w:r>
+              <w:rPr>
+                <w:sz w:val="17"/>
+                <w:szCs w:val="17"/>
+              </w:rPr>
+              <w:t xml:space="preserve">A</w:t>
             </w:r>
           </w:p>
         </w:tc>
@@ -8300,14 +7062,14 @@
                 <w:sz w:val="16"/>
                 <w:szCs w:val="16"/>
               </w:rPr>
-              <w:t xml:space="preserve">20  </w:t>
-            </w:r>
-            <w:r>
-              <w:rPr>
-                <w:sz w:val="17"/>
-                <w:szCs w:val="17"/>
-              </w:rPr>
-              <w:t xml:space="preserve">A</w:t>
+              <w:t xml:space="preserve">22  </w:t>
+            </w:r>
+            <w:r>
+              <w:rPr>
+                <w:sz w:val="17"/>
+                <w:szCs w:val="17"/>
+              </w:rPr>
+              <w:t xml:space="preserve">B</w:t>
             </w:r>
           </w:p>
         </w:tc>
@@ -8342,66 +7104,33 @@
                 <w:sz w:val="17"/>
                 <w:szCs w:val="17"/>
               </w:rPr>
-              <w:t xml:space="preserve">short-term lease · lessee · sale and leaseback</w:t>
-            </w:r>
-          </w:p>
-        </w:tc>
-        <w:tc>
-          <w:tcPr>
-            <w:tcW w:type="pct" w:w="1667"/>
-            <w:tcMar>
-              <w:top w:type="dxa" w:w="40"/>
-              <w:left w:type="dxa" w:w="100"/>
-              <w:bottom w:type="dxa" w:w="40"/>
-              <w:right w:type="dxa" w:w="100"/>
-            </w:tcMar>
-          </w:tcPr>
-          <w:p>
-            <w:pPr>
-              <w:spacing w:before="22" w:after="22"/>
-            </w:pPr>
-            <w:r>
-              <w:rPr>
-                <w:b/>
-                <w:bCs/>
-                <w:color w:val="8186EF"/>
-                <w:sz w:val="16"/>
-                <w:szCs w:val="16"/>
-              </w:rPr>
-              <w:t xml:space="preserve">12  </w:t>
-            </w:r>
-            <w:r>
-              <w:rPr>
-                <w:sz w:val="17"/>
-                <w:szCs w:val="17"/>
-              </w:rPr>
-              <w:t xml:space="preserve">E</w:t>
-            </w:r>
-          </w:p>
-        </w:tc>
-        <w:tc>
-          <w:tcPr>
-            <w:tcW w:type="pct" w:w="1667"/>
-            <w:tcMar>
-              <w:top w:type="dxa" w:w="40"/>
-              <w:left w:type="dxa" w:w="100"/>
-              <w:bottom w:type="dxa" w:w="40"/>
-              <w:right w:type="dxa" w:w="100"/>
-            </w:tcMar>
-          </w:tcPr>
-          <w:p>
-            <w:pPr>
-              <w:spacing w:before="22" w:after="22"/>
-            </w:pPr>
-            <w:r>
-              <w:rPr>
-                <w:b/>
-                <w:bCs/>
-                <w:color w:val="8186EF"/>
-                <w:sz w:val="16"/>
-                <w:szCs w:val="16"/>
-              </w:rPr>
-              <w:t xml:space="preserve">21  </w:t>
+              <w:t xml:space="preserve">finance lease · operating lease</w:t>
+            </w:r>
+          </w:p>
+        </w:tc>
+        <w:tc>
+          <w:tcPr>
+            <w:tcW w:type="pct" w:w="1667"/>
+            <w:tcMar>
+              <w:top w:type="dxa" w:w="40"/>
+              <w:left w:type="dxa" w:w="100"/>
+              <w:bottom w:type="dxa" w:w="40"/>
+              <w:right w:type="dxa" w:w="100"/>
+            </w:tcMar>
+          </w:tcPr>
+          <w:p>
+            <w:pPr>
+              <w:spacing w:before="22" w:after="22"/>
+            </w:pPr>
+            <w:r>
+              <w:rPr>
+                <w:b/>
+                <w:bCs/>
+                <w:color w:val="8186EF"/>
+                <w:sz w:val="16"/>
+                <w:szCs w:val="16"/>
+              </w:rPr>
+              <w:t xml:space="preserve">13  </w:t>
             </w:r>
             <w:r>
               <w:rPr>
@@ -8409,6 +7138,39 @@
                 <w:szCs w:val="17"/>
               </w:rPr>
               <w:t xml:space="preserve">C</w:t>
+            </w:r>
+          </w:p>
+        </w:tc>
+        <w:tc>
+          <w:tcPr>
+            <w:tcW w:type="pct" w:w="1667"/>
+            <w:tcMar>
+              <w:top w:type="dxa" w:w="40"/>
+              <w:left w:type="dxa" w:w="100"/>
+              <w:bottom w:type="dxa" w:w="40"/>
+              <w:right w:type="dxa" w:w="100"/>
+            </w:tcMar>
+          </w:tcPr>
+          <w:p>
+            <w:pPr>
+              <w:spacing w:before="22" w:after="22"/>
+            </w:pPr>
+            <w:r>
+              <w:rPr>
+                <w:b/>
+                <w:bCs/>
+                <w:color w:val="8186EF"/>
+                <w:sz w:val="16"/>
+                <w:szCs w:val="16"/>
+              </w:rPr>
+              <w:t xml:space="preserve">23  </w:t>
+            </w:r>
+            <w:r>
+              <w:rPr>
+                <w:sz w:val="17"/>
+                <w:szCs w:val="17"/>
+              </w:rPr>
+              <w:t xml:space="preserve">D</w:t>
             </w:r>
           </w:p>
         </w:tc>
@@ -8471,14 +7233,14 @@
                 <w:sz w:val="16"/>
                 <w:szCs w:val="16"/>
               </w:rPr>
-              <w:t xml:space="preserve">13  </w:t>
-            </w:r>
-            <w:r>
-              <w:rPr>
-                <w:sz w:val="17"/>
-                <w:szCs w:val="17"/>
-              </w:rPr>
-              <w:t xml:space="preserve">F</w:t>
+              <w:t xml:space="preserve">14  </w:t>
+            </w:r>
+            <w:r>
+              <w:rPr>
+                <w:sz w:val="17"/>
+                <w:szCs w:val="17"/>
+              </w:rPr>
+              <w:t xml:space="preserve">C</w:t>
             </w:r>
           </w:p>
         </w:tc>
@@ -8505,14 +7267,14 @@
                 <w:sz w:val="16"/>
                 <w:szCs w:val="16"/>
               </w:rPr>
-              <w:t xml:space="preserve">22  </w:t>
-            </w:r>
-            <w:r>
-              <w:rPr>
-                <w:sz w:val="17"/>
-                <w:szCs w:val="17"/>
-              </w:rPr>
-              <w:t xml:space="preserve">D</w:t>
+              <w:t xml:space="preserve">24  </w:t>
+            </w:r>
+            <w:r>
+              <w:rPr>
+                <w:sz w:val="17"/>
+                <w:szCs w:val="17"/>
+              </w:rPr>
+              <w:t xml:space="preserve">C</w:t>
             </w:r>
           </w:p>
         </w:tc>
@@ -8573,40 +7335,7 @@
                 <w:sz w:val="16"/>
                 <w:szCs w:val="16"/>
               </w:rPr>
-              <w:t xml:space="preserve">14  </w:t>
-            </w:r>
-            <w:r>
-              <w:rPr>
-                <w:sz w:val="17"/>
-                <w:szCs w:val="17"/>
-              </w:rPr>
-              <w:t xml:space="preserve">C</w:t>
-            </w:r>
-          </w:p>
-        </w:tc>
-        <w:tc>
-          <w:tcPr>
-            <w:tcW w:type="pct" w:w="1667"/>
-            <w:tcMar>
-              <w:top w:type="dxa" w:w="40"/>
-              <w:left w:type="dxa" w:w="100"/>
-              <w:bottom w:type="dxa" w:w="40"/>
-              <w:right w:type="dxa" w:w="100"/>
-            </w:tcMar>
-          </w:tcPr>
-          <w:p>
-            <w:pPr>
-              <w:spacing w:before="22" w:after="22"/>
-            </w:pPr>
-            <w:r>
-              <w:rPr>
-                <w:b/>
-                <w:bCs/>
-                <w:color w:val="8186EF"/>
-                <w:sz w:val="16"/>
-                <w:szCs w:val="16"/>
-              </w:rPr>
-              <w:t xml:space="preserve">23  </w:t>
+              <w:t xml:space="preserve">15  </w:t>
             </w:r>
             <w:r>
               <w:rPr>
@@ -8614,6 +7343,39 @@
                 <w:szCs w:val="17"/>
               </w:rPr>
               <w:t xml:space="preserve">B</w:t>
+            </w:r>
+          </w:p>
+        </w:tc>
+        <w:tc>
+          <w:tcPr>
+            <w:tcW w:type="pct" w:w="1667"/>
+            <w:tcMar>
+              <w:top w:type="dxa" w:w="40"/>
+              <w:left w:type="dxa" w:w="100"/>
+              <w:bottom w:type="dxa" w:w="40"/>
+              <w:right w:type="dxa" w:w="100"/>
+            </w:tcMar>
+          </w:tcPr>
+          <w:p>
+            <w:pPr>
+              <w:spacing w:before="22" w:after="22"/>
+            </w:pPr>
+            <w:r>
+              <w:rPr>
+                <w:b/>
+                <w:bCs/>
+                <w:color w:val="8186EF"/>
+                <w:sz w:val="16"/>
+                <w:szCs w:val="16"/>
+              </w:rPr>
+              <w:t xml:space="preserve">25  </w:t>
+            </w:r>
+            <w:r>
+              <w:rPr>
+                <w:sz w:val="17"/>
+                <w:szCs w:val="17"/>
+              </w:rPr>
+              <w:t xml:space="preserve">F</w:t>
             </w:r>
           </w:p>
         </w:tc>
@@ -8649,7 +7411,7 @@
                 <w:sz w:val="17"/>
                 <w:szCs w:val="17"/>
               </w:rPr>
-              <w:t xml:space="preserve">D</w:t>
+              <w:t xml:space="preserve">A</w:t>
             </w:r>
           </w:p>
         </w:tc>
@@ -8676,7 +7438,7 @@
                 <w:sz w:val="16"/>
                 <w:szCs w:val="16"/>
               </w:rPr>
-              <w:t xml:space="preserve">15  </w:t>
+              <w:t xml:space="preserve">16  </w:t>
             </w:r>
             <w:r>
               <w:rPr>
@@ -8710,14 +7472,14 @@
                 <w:sz w:val="16"/>
                 <w:szCs w:val="16"/>
               </w:rPr>
-              <w:t xml:space="preserve">24  </w:t>
-            </w:r>
-            <w:r>
-              <w:rPr>
-                <w:sz w:val="17"/>
-                <w:szCs w:val="17"/>
-              </w:rPr>
-              <w:t xml:space="preserve">B</w:t>
+              <w:t xml:space="preserve">26  </w:t>
+            </w:r>
+            <w:r>
+              <w:rPr>
+                <w:sz w:val="17"/>
+                <w:szCs w:val="17"/>
+              </w:rPr>
+              <w:t xml:space="preserve">A</w:t>
             </w:r>
           </w:p>
         </w:tc>
@@ -8752,6 +7514,39 @@
                 <w:sz w:val="17"/>
                 <w:szCs w:val="17"/>
               </w:rPr>
+              <w:t xml:space="preserve">B</w:t>
+            </w:r>
+          </w:p>
+        </w:tc>
+        <w:tc>
+          <w:tcPr>
+            <w:tcW w:type="pct" w:w="1667"/>
+            <w:tcMar>
+              <w:top w:type="dxa" w:w="40"/>
+              <w:left w:type="dxa" w:w="100"/>
+              <w:bottom w:type="dxa" w:w="40"/>
+              <w:right w:type="dxa" w:w="100"/>
+            </w:tcMar>
+          </w:tcPr>
+          <w:p>
+            <w:pPr>
+              <w:spacing w:before="22" w:after="22"/>
+            </w:pPr>
+            <w:r>
+              <w:rPr>
+                <w:b/>
+                <w:bCs/>
+                <w:color w:val="8186EF"/>
+                <w:sz w:val="16"/>
+                <w:szCs w:val="16"/>
+              </w:rPr>
+              <w:t xml:space="preserve">17  </w:t>
+            </w:r>
+            <w:r>
+              <w:rPr>
+                <w:sz w:val="17"/>
+                <w:szCs w:val="17"/>
+              </w:rPr>
               <w:t xml:space="preserve">D</w:t>
             </w:r>
           </w:p>
@@ -8778,47 +7573,14 @@
                 <w:sz w:val="16"/>
                 <w:szCs w:val="16"/>
               </w:rPr>
-              <w:t xml:space="preserve">16  </w:t>
-            </w:r>
-            <w:r>
-              <w:rPr>
-                <w:sz w:val="17"/>
-                <w:szCs w:val="17"/>
-              </w:rPr>
-              <w:t xml:space="preserve">T</w:t>
-            </w:r>
-          </w:p>
-        </w:tc>
-        <w:tc>
-          <w:tcPr>
-            <w:tcW w:type="pct" w:w="1667"/>
-            <w:tcMar>
-              <w:top w:type="dxa" w:w="40"/>
-              <w:left w:type="dxa" w:w="100"/>
-              <w:bottom w:type="dxa" w:w="40"/>
-              <w:right w:type="dxa" w:w="100"/>
-            </w:tcMar>
-          </w:tcPr>
-          <w:p>
-            <w:pPr>
-              <w:spacing w:before="22" w:after="22"/>
-            </w:pPr>
-            <w:r>
-              <w:rPr>
-                <w:b/>
-                <w:bCs/>
-                <w:color w:val="8186EF"/>
-                <w:sz w:val="16"/>
-                <w:szCs w:val="16"/>
-              </w:rPr>
-              <w:t xml:space="preserve">25  </w:t>
-            </w:r>
-            <w:r>
-              <w:rPr>
-                <w:sz w:val="17"/>
-                <w:szCs w:val="17"/>
-              </w:rPr>
-              <w:t xml:space="preserve">A</w:t>
+              <w:t xml:space="preserve">27  </w:t>
+            </w:r>
+            <w:r>
+              <w:rPr>
+                <w:sz w:val="17"/>
+                <w:szCs w:val="17"/>
+              </w:rPr>
+              <w:t xml:space="preserve">C</w:t>
             </w:r>
           </w:p>
         </w:tc>
@@ -8854,75 +7616,75 @@
                 <w:sz w:val="17"/>
                 <w:szCs w:val="17"/>
               </w:rPr>
+              <w:t xml:space="preserve">C</w:t>
+            </w:r>
+          </w:p>
+        </w:tc>
+        <w:tc>
+          <w:tcPr>
+            <w:tcW w:type="pct" w:w="1667"/>
+            <w:shd w:fill="FBFAF6" w:val="clear"/>
+            <w:tcMar>
+              <w:top w:type="dxa" w:w="40"/>
+              <w:left w:type="dxa" w:w="100"/>
+              <w:bottom w:type="dxa" w:w="40"/>
+              <w:right w:type="dxa" w:w="100"/>
+            </w:tcMar>
+          </w:tcPr>
+          <w:p>
+            <w:pPr>
+              <w:spacing w:before="22" w:after="22"/>
+            </w:pPr>
+            <w:r>
+              <w:rPr>
+                <w:b/>
+                <w:bCs/>
+                <w:color w:val="8186EF"/>
+                <w:sz w:val="16"/>
+                <w:szCs w:val="16"/>
+              </w:rPr>
+              <w:t xml:space="preserve">18  </w:t>
+            </w:r>
+            <w:r>
+              <w:rPr>
+                <w:sz w:val="17"/>
+                <w:szCs w:val="17"/>
+              </w:rPr>
+              <w:t xml:space="preserve">D</w:t>
+            </w:r>
+          </w:p>
+        </w:tc>
+        <w:tc>
+          <w:tcPr>
+            <w:tcW w:type="pct" w:w="1667"/>
+            <w:shd w:fill="FBFAF6" w:val="clear"/>
+            <w:tcMar>
+              <w:top w:type="dxa" w:w="40"/>
+              <w:left w:type="dxa" w:w="100"/>
+              <w:bottom w:type="dxa" w:w="40"/>
+              <w:right w:type="dxa" w:w="100"/>
+            </w:tcMar>
+          </w:tcPr>
+          <w:p>
+            <w:pPr>
+              <w:spacing w:before="22" w:after="22"/>
+            </w:pPr>
+            <w:r>
+              <w:rPr>
+                <w:b/>
+                <w:bCs/>
+                <w:color w:val="8186EF"/>
+                <w:sz w:val="16"/>
+                <w:szCs w:val="16"/>
+              </w:rPr>
+              <w:t xml:space="preserve">28  </w:t>
+            </w:r>
+            <w:r>
+              <w:rPr>
+                <w:sz w:val="17"/>
+                <w:szCs w:val="17"/>
+              </w:rPr>
               <w:t xml:space="preserve">A</w:t>
-            </w:r>
-          </w:p>
-        </w:tc>
-        <w:tc>
-          <w:tcPr>
-            <w:tcW w:type="pct" w:w="1667"/>
-            <w:shd w:fill="FBFAF6" w:val="clear"/>
-            <w:tcMar>
-              <w:top w:type="dxa" w:w="40"/>
-              <w:left w:type="dxa" w:w="100"/>
-              <w:bottom w:type="dxa" w:w="40"/>
-              <w:right w:type="dxa" w:w="100"/>
-            </w:tcMar>
-          </w:tcPr>
-          <w:p>
-            <w:pPr>
-              <w:spacing w:before="22" w:after="22"/>
-            </w:pPr>
-            <w:r>
-              <w:rPr>
-                <w:b/>
-                <w:bCs/>
-                <w:color w:val="8186EF"/>
-                <w:sz w:val="16"/>
-                <w:szCs w:val="16"/>
-              </w:rPr>
-              <w:t xml:space="preserve">17  </w:t>
-            </w:r>
-            <w:r>
-              <w:rPr>
-                <w:sz w:val="17"/>
-                <w:szCs w:val="17"/>
-              </w:rPr>
-              <w:t xml:space="preserve">A</w:t>
-            </w:r>
-          </w:p>
-        </w:tc>
-        <w:tc>
-          <w:tcPr>
-            <w:tcW w:type="pct" w:w="1667"/>
-            <w:shd w:fill="FBFAF6" w:val="clear"/>
-            <w:tcMar>
-              <w:top w:type="dxa" w:w="40"/>
-              <w:left w:type="dxa" w:w="100"/>
-              <w:bottom w:type="dxa" w:w="40"/>
-              <w:right w:type="dxa" w:w="100"/>
-            </w:tcMar>
-          </w:tcPr>
-          <w:p>
-            <w:pPr>
-              <w:spacing w:before="22" w:after="22"/>
-            </w:pPr>
-            <w:r>
-              <w:rPr>
-                <w:b/>
-                <w:bCs/>
-                <w:color w:val="8186EF"/>
-                <w:sz w:val="16"/>
-                <w:szCs w:val="16"/>
-              </w:rPr>
-              <w:t xml:space="preserve">26  </w:t>
-            </w:r>
-            <w:r>
-              <w:rPr>
-                <w:sz w:val="17"/>
-                <w:szCs w:val="17"/>
-              </w:rPr>
-              <w:t xml:space="preserve">Compare with the model earlier in this handout.</w:t>
             </w:r>
           </w:p>
         </w:tc>
@@ -8957,39 +7719,6 @@
                 <w:sz w:val="17"/>
                 <w:szCs w:val="17"/>
               </w:rPr>
-              <w:t xml:space="preserve">B</w:t>
-            </w:r>
-          </w:p>
-        </w:tc>
-        <w:tc>
-          <w:tcPr>
-            <w:tcW w:type="pct" w:w="1667"/>
-            <w:tcMar>
-              <w:top w:type="dxa" w:w="40"/>
-              <w:left w:type="dxa" w:w="100"/>
-              <w:bottom w:type="dxa" w:w="40"/>
-              <w:right w:type="dxa" w:w="100"/>
-            </w:tcMar>
-          </w:tcPr>
-          <w:p>
-            <w:pPr>
-              <w:spacing w:before="22" w:after="22"/>
-            </w:pPr>
-            <w:r>
-              <w:rPr>
-                <w:b/>
-                <w:bCs/>
-                <w:color w:val="8186EF"/>
-                <w:sz w:val="16"/>
-                <w:szCs w:val="16"/>
-              </w:rPr>
-              <w:t xml:space="preserve">18  </w:t>
-            </w:r>
-            <w:r>
-              <w:rPr>
-                <w:sz w:val="17"/>
-                <w:szCs w:val="17"/>
-              </w:rPr>
               <w:t xml:space="preserve">D</w:t>
             </w:r>
           </w:p>
@@ -9016,7 +7745,144 @@
                 <w:sz w:val="16"/>
                 <w:szCs w:val="16"/>
               </w:rPr>
-              <w:t xml:space="preserve">27  </w:t>
+              <w:t xml:space="preserve">19  </w:t>
+            </w:r>
+            <w:r>
+              <w:rPr>
+                <w:sz w:val="17"/>
+                <w:szCs w:val="17"/>
+              </w:rPr>
+              <w:t xml:space="preserve">T</w:t>
+            </w:r>
+          </w:p>
+        </w:tc>
+        <w:tc>
+          <w:tcPr>
+            <w:tcW w:type="pct" w:w="1667"/>
+            <w:tcMar>
+              <w:top w:type="dxa" w:w="40"/>
+              <w:left w:type="dxa" w:w="100"/>
+              <w:bottom w:type="dxa" w:w="40"/>
+              <w:right w:type="dxa" w:w="100"/>
+            </w:tcMar>
+          </w:tcPr>
+          <w:p>
+            <w:pPr>
+              <w:spacing w:before="22" w:after="22"/>
+            </w:pPr>
+            <w:r>
+              <w:rPr>
+                <w:b/>
+                <w:bCs/>
+                <w:color w:val="8186EF"/>
+                <w:sz w:val="16"/>
+                <w:szCs w:val="16"/>
+              </w:rPr>
+              <w:t xml:space="preserve">29  </w:t>
+            </w:r>
+            <w:r>
+              <w:rPr>
+                <w:sz w:val="17"/>
+                <w:szCs w:val="17"/>
+              </w:rPr>
+              <w:t xml:space="preserve">Compare with the model earlier in this handout.</w:t>
+            </w:r>
+          </w:p>
+        </w:tc>
+      </w:tr>
+      <w:tr>
+        <w:tc>
+          <w:tcPr>
+            <w:tcW w:type="pct" w:w="1667"/>
+            <w:shd w:fill="FBFAF6" w:val="clear"/>
+            <w:tcMar>
+              <w:top w:type="dxa" w:w="40"/>
+              <w:left w:type="dxa" w:w="100"/>
+              <w:bottom w:type="dxa" w:w="40"/>
+              <w:right w:type="dxa" w:w="100"/>
+            </w:tcMar>
+          </w:tcPr>
+          <w:p>
+            <w:pPr>
+              <w:spacing w:before="22" w:after="22"/>
+            </w:pPr>
+            <w:r>
+              <w:rPr>
+                <w:b/>
+                <w:bCs/>
+                <w:color w:val="8186EF"/>
+                <w:sz w:val="16"/>
+                <w:szCs w:val="16"/>
+              </w:rPr>
+              <w:t xml:space="preserve">10  </w:t>
+            </w:r>
+            <w:r>
+              <w:rPr>
+                <w:sz w:val="17"/>
+                <w:szCs w:val="17"/>
+              </w:rPr>
+              <w:t xml:space="preserve">E</w:t>
+            </w:r>
+          </w:p>
+        </w:tc>
+        <w:tc>
+          <w:tcPr>
+            <w:tcW w:type="pct" w:w="1667"/>
+            <w:shd w:fill="FBFAF6" w:val="clear"/>
+            <w:tcMar>
+              <w:top w:type="dxa" w:w="40"/>
+              <w:left w:type="dxa" w:w="100"/>
+              <w:bottom w:type="dxa" w:w="40"/>
+              <w:right w:type="dxa" w:w="100"/>
+            </w:tcMar>
+          </w:tcPr>
+          <w:p>
+            <w:pPr>
+              <w:spacing w:before="22" w:after="22"/>
+            </w:pPr>
+            <w:r>
+              <w:rPr>
+                <w:b/>
+                <w:bCs/>
+                <w:color w:val="8186EF"/>
+                <w:sz w:val="16"/>
+                <w:szCs w:val="16"/>
+              </w:rPr>
+              <w:t xml:space="preserve">20  </w:t>
+            </w:r>
+            <w:r>
+              <w:rPr>
+                <w:sz w:val="17"/>
+                <w:szCs w:val="17"/>
+              </w:rPr>
+              <w:t xml:space="preserve">A</w:t>
+            </w:r>
+          </w:p>
+        </w:tc>
+        <w:tc>
+          <w:tcPr>
+            <w:tcW w:type="pct" w:w="1667"/>
+            <w:shd w:fill="FBFAF6" w:val="clear"/>
+            <w:tcMar>
+              <w:top w:type="dxa" w:w="40"/>
+              <w:left w:type="dxa" w:w="100"/>
+              <w:bottom w:type="dxa" w:w="40"/>
+              <w:right w:type="dxa" w:w="100"/>
+            </w:tcMar>
+          </w:tcPr>
+          <w:p>
+            <w:pPr>
+              <w:spacing w:before="22" w:after="22"/>
+            </w:pPr>
+            <w:r>
+              <w:rPr>
+                <w:b/>
+                <w:bCs/>
+                <w:color w:val="8186EF"/>
+                <w:sz w:val="16"/>
+                <w:szCs w:val="16"/>
+              </w:rPr>
+              <w:t xml:space="preserve">30  </w:t>
             </w:r>
             <w:r>
               <w:rPr>
@@ -9065,7 +7931,7 @@
           <w:sz w:val="16"/>
           <w:szCs w:val="16"/>
         </w:rPr>
-        <w:t xml:space="preserve">The book writes: “A crédit-bail contract can be an operating lease, and an ordinary rental can be a finance lease. SC14-4 A lease has no transfer or purchase option, covers 40% of the asset's life, and the PV of payments is 60% of fair value. For both types, the lessee records a lease liability and a right-of-use asset at the start.”</w:t>
+        <w:t xml:space="preserve">The book writes: “The lease term is the period the lessee cannot cancel, plus any renewal periods it is reasonably certain to use. A lessee classifies each lease at the start. It is a finance lease if it meets any one of five criteria; otherwise it is an operating lease.”</w:t>
       </w:r>
     </w:p>
     <w:p>
@@ -9088,7 +7954,7 @@
           <w:sz w:val="16"/>
           <w:szCs w:val="16"/>
         </w:rPr>
-        <w:t xml:space="preserve">The book writes: “For a finance lease, the lessee records interest on the liability and, separately, amortization of the right-of-use asset, usually straight-line. Interest is highest at the start, when the liability is largest, so total expense falls each year. Finance-lease expense is higher early; an operating lease would be flat.”</w:t>
+        <w:t xml:space="preserve">The book writes: “For a finance lease, the lessee records interest on the liability and, separately, amortization of the right-of-use asset, usually straight-line. Interest is highest at the start, when the liability is largest, so total expense falls each year.”</w:t>
       </w:r>
     </w:p>
     <w:p>
@@ -9111,7 +7977,7 @@
           <w:sz w:val="16"/>
           <w:szCs w:val="16"/>
         </w:rPr>
-        <w:t xml:space="preserve">The book writes: “A short-term lease lasts 12 months or less and has no purchase option that the lessee is reasonably certain to use. A lessee may choose, by class of asset, to keep such leases off the balance sheet and expense the payments straight-line. GAAP has no exemption for low-value assets. In a sale and leaseback, a company sells an asset and leases it back.”</w:t>
+        <w:t xml:space="preserve">The book writes: “Each liability is split into a current part, the principal due within a year, and a noncurrent part. On the income statement, a finance lease shows interest expense and amortization separately; an operating lease shows one lease cost in operating expenses.”</w:t>
       </w:r>
     </w:p>
     <w:p>
@@ -9173,37 +8039,37 @@
           <w:sz w:val="16"/>
           <w:szCs w:val="16"/>
         </w:rPr>
-        <w:t xml:space="preserve">6  </w:t>
-      </w:r>
-      <w:r>
-        <w:rPr>
-          <w:sz w:val="16"/>
-          <w:szCs w:val="16"/>
-        </w:rPr>
-        <w:t xml:space="preserve">The book numbers “Finance or operating? The five criteria” as section 14.2.</w:t>
-      </w:r>
-    </w:p>
-    <w:p>
-      <w:pPr>
-        <w:spacing w:after="18"/>
-        <w:ind w:left="300" w:hanging="300"/>
-      </w:pPr>
-      <w:r>
-        <w:rPr>
-          <w:b/>
-          <w:bCs/>
-          <w:color w:val="8186EF"/>
-          <w:sz w:val="16"/>
-          <w:szCs w:val="16"/>
-        </w:rPr>
-        <w:t xml:space="preserve">7  </w:t>
-      </w:r>
-      <w:r>
-        <w:rPr>
-          <w:sz w:val="16"/>
-          <w:szCs w:val="16"/>
-        </w:rPr>
-        <w:t xml:space="preserve">The book numbers “Initial measurement” as section 14.3.</w:t>
+        <w:t xml:space="preserve">12  </w:t>
+      </w:r>
+      <w:r>
+        <w:rPr>
+          <w:sz w:val="16"/>
+          <w:szCs w:val="16"/>
+        </w:rPr>
+        <w:t xml:space="preserve">Operating leases show one combined lease cost. B is wrong: Operating-lease interest is not shown separately. C is wrong: Only finance leases separate interest.</w:t>
+      </w:r>
+    </w:p>
+    <w:p>
+      <w:pPr>
+        <w:spacing w:after="18"/>
+        <w:ind w:left="300" w:hanging="300"/>
+      </w:pPr>
+      <w:r>
+        <w:rPr>
+          <w:b/>
+          <w:bCs/>
+          <w:color w:val="8186EF"/>
+          <w:sz w:val="16"/>
+          <w:szCs w:val="16"/>
+        </w:rPr>
+        <w:t xml:space="preserve">13  </w:t>
+      </w:r>
+      <w:r>
+        <w:rPr>
+          <w:sz w:val="16"/>
+          <w:szCs w:val="16"/>
+        </w:rPr>
+        <w:t xml:space="preserve">No cash moved when the lease began. A is wrong: No cash was paid for the asset. B is wrong: No cash was received.</w:t>
       </w:r>
     </w:p>
     <w:p>
@@ -9226,6 +8092,167 @@
           <w:sz w:val="16"/>
           <w:szCs w:val="16"/>
         </w:rPr>
+        <w:t xml:space="preserve">The lessee has the right to use the asset. A is wrong: The lessor keeps the underlying asset or a receivable. B is wrong: Only the lessee has a right of use.</w:t>
+      </w:r>
+    </w:p>
+    <w:p>
+      <w:pPr>
+        <w:spacing w:after="18"/>
+        <w:ind w:left="300" w:hanging="300"/>
+      </w:pPr>
+      <w:r>
+        <w:rPr>
+          <w:b/>
+          <w:bCs/>
+          <w:color w:val="8186EF"/>
+          <w:sz w:val="16"/>
+          <w:szCs w:val="16"/>
+        </w:rPr>
+        <w:t xml:space="preserve">15  </w:t>
+      </w:r>
+      <w:r>
+        <w:rPr>
+          <w:sz w:val="16"/>
+          <w:szCs w:val="16"/>
+        </w:rPr>
+        <w:t xml:space="preserve">The present value of the five payments at 6%. A is wrong: This is only one payment. C is wrong: Payments must be discounted.</w:t>
+      </w:r>
+    </w:p>
+    <w:p>
+      <w:pPr>
+        <w:spacing w:after="18"/>
+        <w:ind w:left="300" w:hanging="300"/>
+      </w:pPr>
+      <w:r>
+        <w:rPr>
+          <w:b/>
+          <w:bCs/>
+          <w:color w:val="8186EF"/>
+          <w:sz w:val="16"/>
+          <w:szCs w:val="16"/>
+        </w:rPr>
+        <w:t xml:space="preserve">16  </w:t>
+      </w:r>
+      <w:r>
+        <w:rPr>
+          <w:sz w:val="16"/>
+          <w:szCs w:val="16"/>
+        </w:rPr>
+        <w:t xml:space="preserve">Only non-PBEs may elect the risk-free rate. A is wrong: The risk-free election is for companies that are not PBEs. C is wrong: Lease payments are discounted.</w:t>
+      </w:r>
+    </w:p>
+    <w:p>
+      <w:pPr>
+        <w:spacing w:after="18"/>
+        <w:ind w:left="300" w:hanging="300"/>
+      </w:pPr>
+      <w:r>
+        <w:rPr>
+          <w:b/>
+          <w:bCs/>
+          <w:color w:val="8186EF"/>
+          <w:sz w:val="16"/>
+          <w:szCs w:val="16"/>
+        </w:rPr>
+        <w:t xml:space="preserve">17  </w:t>
+      </w:r>
+      <w:r>
+        <w:rPr>
+          <w:sz w:val="16"/>
+          <w:szCs w:val="16"/>
+        </w:rPr>
+        <w:t xml:space="preserve">Finance-lease principal is repayment of a liability. A is wrong: Only the interest part is operating. B is wrong: The asset was not bought for cash.</w:t>
+      </w:r>
+    </w:p>
+    <w:p>
+      <w:pPr>
+        <w:spacing w:after="18"/>
+        <w:ind w:left="300" w:hanging="300"/>
+      </w:pPr>
+      <w:r>
+        <w:rPr>
+          <w:b/>
+          <w:bCs/>
+          <w:color w:val="8186EF"/>
+          <w:sz w:val="16"/>
+          <w:szCs w:val="16"/>
+        </w:rPr>
+        <w:t xml:space="preserve">18  </w:t>
+      </w:r>
+      <w:r>
+        <w:rPr>
+          <w:sz w:val="16"/>
+          <w:szCs w:val="16"/>
+        </w:rPr>
+        <w:t xml:space="preserve">Index-based payments are included at the current index. A is wrong: Sales-based variable payments are expensed when incurred. B is wrong: Non-lease services are not lease payments.</w:t>
+      </w:r>
+    </w:p>
+    <w:p>
+      <w:pPr>
+        <w:spacing w:after="18"/>
+        <w:ind w:left="300" w:hanging="300"/>
+      </w:pPr>
+      <w:r>
+        <w:rPr>
+          <w:b/>
+          <w:bCs/>
+          <w:color w:val="8186EF"/>
+          <w:sz w:val="16"/>
+          <w:szCs w:val="16"/>
+        </w:rPr>
+        <w:t xml:space="preserve">19  </w:t>
+      </w:r>
+      <w:r>
+        <w:rPr>
+          <w:sz w:val="16"/>
+          <w:szCs w:val="16"/>
+        </w:rPr>
+        <w:t xml:space="preserve">Every later answer depends on the adjusted exhibit.</w:t>
+      </w:r>
+    </w:p>
+    <w:p>
+      <w:pPr>
+        <w:spacing w:after="18"/>
+        <w:ind w:left="300" w:hanging="300"/>
+      </w:pPr>
+      <w:r>
+        <w:rPr>
+          <w:b/>
+          <w:bCs/>
+          <w:color w:val="8186EF"/>
+          <w:sz w:val="16"/>
+          <w:szCs w:val="16"/>
+        </w:rPr>
+        <w:t xml:space="preserve">26  </w:t>
+      </w:r>
+      <w:r>
+        <w:rPr>
+          <w:sz w:val="16"/>
+          <w:szCs w:val="16"/>
+        </w:rPr>
+        <w:t xml:space="preserve">ASC 842 classifies all operating-lease payments as operating. B is wrong: Only finance-lease principal is financing. C is wrong: Lease payments are not investing.</w:t>
+      </w:r>
+    </w:p>
+    <w:p>
+      <w:pPr>
+        <w:spacing w:after="18"/>
+        <w:ind w:left="300" w:hanging="300"/>
+      </w:pPr>
+      <w:r>
+        <w:rPr>
+          <w:b/>
+          <w:bCs/>
+          <w:color w:val="8186EF"/>
+          <w:sz w:val="16"/>
+          <w:szCs w:val="16"/>
+        </w:rPr>
+        <w:t xml:space="preserve">27  </w:t>
+      </w:r>
+      <w:r>
+        <w:rPr>
+          <w:sz w:val="16"/>
+          <w:szCs w:val="16"/>
+        </w:rPr>
         <w:t xml:space="preserve">Only leases of 12 months or less can be exempted. A is wrong: The low-value exemption is IFRS 16 only. B is wrong: Classification depends on the criteria.</w:t>
       </w:r>
     </w:p>
@@ -9242,237 +8269,7 @@
           <w:sz w:val="16"/>
           <w:szCs w:val="16"/>
         </w:rPr>
-        <w:t xml:space="preserve">15  </w:t>
-      </w:r>
-      <w:r>
-        <w:rPr>
-          <w:sz w:val="16"/>
-          <w:szCs w:val="16"/>
-        </w:rPr>
-        <w:t xml:space="preserve">The present value of the five payments at 6%. A is wrong: This is only one payment. C is wrong: Payments must be discounted.</w:t>
-      </w:r>
-    </w:p>
-    <w:p>
-      <w:pPr>
-        <w:spacing w:after="18"/>
-        <w:ind w:left="300" w:hanging="300"/>
-      </w:pPr>
-      <w:r>
-        <w:rPr>
-          <w:b/>
-          <w:bCs/>
-          <w:color w:val="8186EF"/>
-          <w:sz w:val="16"/>
-          <w:szCs w:val="16"/>
-        </w:rPr>
-        <w:t xml:space="preserve">16  </w:t>
-      </w:r>
-      <w:r>
-        <w:rPr>
-          <w:sz w:val="16"/>
-          <w:szCs w:val="16"/>
-        </w:rPr>
-        <w:t xml:space="preserve">Every later answer depends on the adjusted exhibit.</w:t>
-      </w:r>
-    </w:p>
-    <w:p>
-      <w:pPr>
-        <w:spacing w:after="18"/>
-        <w:ind w:left="300" w:hanging="300"/>
-      </w:pPr>
-      <w:r>
-        <w:rPr>
-          <w:b/>
-          <w:bCs/>
-          <w:color w:val="8186EF"/>
-          <w:sz w:val="16"/>
-          <w:szCs w:val="16"/>
-        </w:rPr>
-        <w:t xml:space="preserve">17  </w:t>
-      </w:r>
-      <w:r>
-        <w:rPr>
-          <w:sz w:val="16"/>
-          <w:szCs w:val="16"/>
-        </w:rPr>
-        <w:t xml:space="preserve">The book states item C14-1 in those words.</w:t>
-      </w:r>
-    </w:p>
-    <w:p>
-      <w:pPr>
-        <w:spacing w:after="18"/>
-        <w:ind w:left="300" w:hanging="300"/>
-      </w:pPr>
-      <w:r>
-        <w:rPr>
-          <w:b/>
-          <w:bCs/>
-          <w:color w:val="8186EF"/>
-          <w:sz w:val="16"/>
-          <w:szCs w:val="16"/>
-        </w:rPr>
-        <w:t xml:space="preserve">18  </w:t>
-      </w:r>
-      <w:r>
-        <w:rPr>
-          <w:sz w:val="16"/>
-          <w:szCs w:val="16"/>
-        </w:rPr>
-        <w:t xml:space="preserve">The book states item C14-2 in those words.</w:t>
-      </w:r>
-    </w:p>
-    <w:p>
-      <w:pPr>
-        <w:spacing w:after="18"/>
-        <w:ind w:left="300" w:hanging="300"/>
-      </w:pPr>
-      <w:r>
-        <w:rPr>
-          <w:b/>
-          <w:bCs/>
-          <w:color w:val="8186EF"/>
-          <w:sz w:val="16"/>
-          <w:szCs w:val="16"/>
-        </w:rPr>
-        <w:t xml:space="preserve">19  </w:t>
-      </w:r>
-      <w:r>
-        <w:rPr>
-          <w:sz w:val="16"/>
-          <w:szCs w:val="16"/>
-        </w:rPr>
-        <w:t xml:space="preserve">The book states item C14-3 in those words.</w:t>
-      </w:r>
-    </w:p>
-    <w:p>
-      <w:pPr>
-        <w:spacing w:after="18"/>
-        <w:ind w:left="300" w:hanging="300"/>
-      </w:pPr>
-      <w:r>
-        <w:rPr>
-          <w:b/>
-          <w:bCs/>
-          <w:color w:val="8186EF"/>
-          <w:sz w:val="16"/>
-          <w:szCs w:val="16"/>
-        </w:rPr>
-        <w:t xml:space="preserve">20  </w:t>
-      </w:r>
-      <w:r>
-        <w:rPr>
-          <w:sz w:val="16"/>
-          <w:szCs w:val="16"/>
-        </w:rPr>
-        <w:t xml:space="preserve">The book states item C14-4 in those words.</w:t>
-      </w:r>
-    </w:p>
-    <w:p>
-      <w:pPr>
-        <w:spacing w:after="18"/>
-        <w:ind w:left="300" w:hanging="300"/>
-      </w:pPr>
-      <w:r>
-        <w:rPr>
-          <w:b/>
-          <w:bCs/>
-          <w:color w:val="8186EF"/>
-          <w:sz w:val="16"/>
-          <w:szCs w:val="16"/>
-        </w:rPr>
-        <w:t xml:space="preserve">21  </w:t>
-      </w:r>
-      <w:r>
-        <w:rPr>
-          <w:sz w:val="16"/>
-          <w:szCs w:val="16"/>
-        </w:rPr>
-        <w:t xml:space="preserve">The book states item C14-5 in those words.</w:t>
-      </w:r>
-    </w:p>
-    <w:p>
-      <w:pPr>
-        <w:spacing w:after="18"/>
-        <w:ind w:left="300" w:hanging="300"/>
-      </w:pPr>
-      <w:r>
-        <w:rPr>
-          <w:b/>
-          <w:bCs/>
-          <w:color w:val="8186EF"/>
-          <w:sz w:val="16"/>
-          <w:szCs w:val="16"/>
-        </w:rPr>
-        <w:t xml:space="preserve">22  </w:t>
-      </w:r>
-      <w:r>
-        <w:rPr>
-          <w:sz w:val="16"/>
-          <w:szCs w:val="16"/>
-        </w:rPr>
-        <w:t xml:space="preserve">The book states item C14-6 in those words.</w:t>
-      </w:r>
-    </w:p>
-    <w:p>
-      <w:pPr>
-        <w:spacing w:after="18"/>
-        <w:ind w:left="300" w:hanging="300"/>
-      </w:pPr>
-      <w:r>
-        <w:rPr>
-          <w:b/>
-          <w:bCs/>
-          <w:color w:val="8186EF"/>
-          <w:sz w:val="16"/>
-          <w:szCs w:val="16"/>
-        </w:rPr>
-        <w:t xml:space="preserve">23  </w:t>
-      </w:r>
-      <w:r>
-        <w:rPr>
-          <w:sz w:val="16"/>
-          <w:szCs w:val="16"/>
-        </w:rPr>
-        <w:t xml:space="preserve">The present value of the five payments at 6%. A is wrong: This is only one payment. C is wrong: Payments must be discounted.</w:t>
-      </w:r>
-    </w:p>
-    <w:p>
-      <w:pPr>
-        <w:spacing w:after="18"/>
-        <w:ind w:left="300" w:hanging="300"/>
-      </w:pPr>
-      <w:r>
-        <w:rPr>
-          <w:b/>
-          <w:bCs/>
-          <w:color w:val="8186EF"/>
-          <w:sz w:val="16"/>
-          <w:szCs w:val="16"/>
-        </w:rPr>
-        <w:t xml:space="preserve">24  </w:t>
-      </w:r>
-      <w:r>
-        <w:rPr>
-          <w:sz w:val="16"/>
-          <w:szCs w:val="16"/>
-        </w:rPr>
-        <w:t xml:space="preserve">Only non-PBEs may elect the risk-free rate. A is wrong: The risk-free election is for companies that are not PBEs. C is wrong: Lease payments are discounted.</w:t>
-      </w:r>
-    </w:p>
-    <w:p>
-      <w:pPr>
-        <w:spacing w:after="18"/>
-        <w:ind w:left="300" w:hanging="300"/>
-      </w:pPr>
-      <w:r>
-        <w:rPr>
-          <w:b/>
-          <w:bCs/>
-          <w:color w:val="8186EF"/>
-          <w:sz w:val="16"/>
-          <w:szCs w:val="16"/>
-        </w:rPr>
-        <w:t xml:space="preserve">25  </w:t>
+        <w:t xml:space="preserve">28  </w:t>
       </w:r>
       <w:r>
         <w:rPr>
